--- a/uploads/Anil Nalluri Java Full Stack Developer 1.docx
+++ b/uploads/Anil Nalluri Java Full Stack Developer 1.docx
@@ -4,46 +4,249 @@
   <w:body>
     <w:p>
       <w:pPr>
-        <w:pStyle w:val="NoSpacing"/>
-        <w:jc w:val="center"/>
-        <w:rPr>
-          <w:rFonts w:ascii="Calibri" w:hAnsi="Calibri" w:cs="Calibri"/>
-          <w:b/>
-          <w:bCs/>
-          <w:sz w:val="22"/>
-          <w:szCs w:val="22"/>
-        </w:rPr>
-      </w:pPr>
-      <w:r>
-        <w:rPr>
-          <w:rFonts w:ascii="Calibri" w:hAnsi="Calibri" w:cs="Calibri"/>
-          <w:b/>
-          <w:bCs/>
-          <w:sz w:val="22"/>
-          <w:szCs w:val="22"/>
+        <w:pStyle w:val="IntenseQuote"/>
+        <w:jc w:val="left"/>
+        <w:rPr>
+          <w:b/>
+          <w:bCs/>
+          <w:color w:val="153D63" w:themeColor="text2" w:themeTint="E6"/>
+          <w:sz w:val="20"/>
+          <w:szCs w:val="20"/>
+        </w:rPr>
+      </w:pPr>
+      <w:r>
+        <w:rPr>
+          <w:b/>
+          <w:bCs/>
+          <w:color w:val="153D63" w:themeColor="text2" w:themeTint="E6"/>
+          <w:sz w:val="20"/>
+          <w:szCs w:val="20"/>
         </w:rPr>
         <w:t>Anil Nalluri</w:t>
       </w:r>
-    </w:p>
-    <w:p>
-      <w:pPr>
-        <w:pStyle w:val="NoSpacing"/>
-        <w:jc w:val="center"/>
-        <w:rPr>
-          <w:rFonts w:ascii="Calibri" w:hAnsi="Calibri" w:cs="Calibri"/>
-          <w:b/>
-          <w:bCs/>
-          <w:sz w:val="22"/>
-          <w:szCs w:val="22"/>
-        </w:rPr>
-      </w:pPr>
-      <w:r>
-        <w:rPr>
-          <w:rFonts w:ascii="Calibri" w:hAnsi="Calibri" w:cs="Calibri"/>
-          <w:b/>
-          <w:bCs/>
-          <w:sz w:val="22"/>
-          <w:szCs w:val="22"/>
+      <w:r>
+        <w:rPr>
+          <w:b/>
+          <w:bCs/>
+          <w:color w:val="153D63" w:themeColor="text2" w:themeTint="E6"/>
+          <w:sz w:val="20"/>
+          <w:szCs w:val="20"/>
+        </w:rPr>
+        <w:tab/>
+      </w:r>
+      <w:r>
+        <w:rPr>
+          <w:b/>
+          <w:bCs/>
+          <w:color w:val="153D63" w:themeColor="text2" w:themeTint="E6"/>
+          <w:sz w:val="20"/>
+          <w:szCs w:val="20"/>
+        </w:rPr>
+        <w:tab/>
+      </w:r>
+      <w:r>
+        <w:rPr>
+          <w:b/>
+          <w:bCs/>
+          <w:color w:val="153D63" w:themeColor="text2" w:themeTint="E6"/>
+          <w:sz w:val="20"/>
+          <w:szCs w:val="20"/>
+        </w:rPr>
+        <w:tab/>
+      </w:r>
+      <w:r>
+        <w:rPr>
+          <w:b/>
+          <w:bCs/>
+          <w:color w:val="153D63" w:themeColor="text2" w:themeTint="E6"/>
+          <w:sz w:val="20"/>
+          <w:szCs w:val="20"/>
+        </w:rPr>
+        <w:tab/>
+      </w:r>
+      <w:r>
+        <w:rPr>
+          <w:b/>
+          <w:bCs/>
+          <w:color w:val="153D63" w:themeColor="text2" w:themeTint="E6"/>
+          <w:sz w:val="20"/>
+          <w:szCs w:val="20"/>
+        </w:rPr>
+        <w:tab/>
+      </w:r>
+      <w:r>
+        <w:rPr>
+          <w:b/>
+          <w:bCs/>
+          <w:color w:val="153D63" w:themeColor="text2" w:themeTint="E6"/>
+          <w:sz w:val="20"/>
+          <w:szCs w:val="20"/>
+        </w:rPr>
+        <w:tab/>
+      </w:r>
+      <w:hyperlink r:id="rId5" w:history="1">
+        <w:r>
+          <w:rPr>
+            <w:rStyle w:val="Hyperlink"/>
+            <w:b/>
+            <w:bCs/>
+            <w:color w:val="153D63" w:themeColor="text2" w:themeTint="E6"/>
+            <w:sz w:val="20"/>
+            <w:szCs w:val="20"/>
+          </w:rPr>
+          <w:t>anilkumar.javadeveloper@outlook.com</w:t>
+        </w:r>
+      </w:hyperlink>
+      <w:r>
+        <w:rPr>
+          <w:b/>
+          <w:bCs/>
+          <w:color w:val="153D63" w:themeColor="text2" w:themeTint="E6"/>
+          <w:sz w:val="20"/>
+          <w:szCs w:val="20"/>
+        </w:rPr>
+        <w:tab/>
+      </w:r>
+      <w:r>
+        <w:rPr>
+          <w:b/>
+          <w:bCs/>
+          <w:color w:val="153D63" w:themeColor="text2" w:themeTint="E6"/>
+          <w:sz w:val="20"/>
+          <w:szCs w:val="20"/>
+        </w:rPr>
+        <w:tab/>
+      </w:r>
+      <w:r>
+        <w:rPr>
+          <w:b/>
+          <w:bCs/>
+          <w:color w:val="153D63" w:themeColor="text2" w:themeTint="E6"/>
+          <w:sz w:val="20"/>
+          <w:szCs w:val="20"/>
+        </w:rPr>
+        <w:tab/>
+      </w:r>
+      <w:r>
+        <w:rPr>
+          <w:b/>
+          <w:bCs/>
+          <w:color w:val="153D63" w:themeColor="text2" w:themeTint="E6"/>
+          <w:sz w:val="20"/>
+          <w:szCs w:val="20"/>
+        </w:rPr>
+        <w:tab/>
+      </w:r>
+      <w:r>
+        <w:rPr>
+          <w:b/>
+          <w:bCs/>
+          <w:color w:val="153D63" w:themeColor="text2" w:themeTint="E6"/>
+          <w:sz w:val="20"/>
+          <w:szCs w:val="20"/>
+        </w:rPr>
+        <w:tab/>
+      </w:r>
+      <w:r>
+        <w:rPr>
+          <w:b/>
+          <w:bCs/>
+          <w:color w:val="153D63" w:themeColor="text2" w:themeTint="E6"/>
+          <w:sz w:val="20"/>
+          <w:szCs w:val="20"/>
+        </w:rPr>
+        <w:tab/>
+      </w:r>
+      <w:r>
+        <w:rPr>
+          <w:b/>
+          <w:bCs/>
+          <w:color w:val="153D63" w:themeColor="text2" w:themeTint="E6"/>
+          <w:sz w:val="20"/>
+          <w:szCs w:val="20"/>
+        </w:rPr>
+        <w:tab/>
+      </w:r>
+    </w:p>
+    <w:p>
+      <w:pPr>
+        <w:pStyle w:val="IntenseQuote"/>
+        <w:jc w:val="left"/>
+        <w:rPr>
+          <w:b/>
+          <w:bCs/>
+          <w:color w:val="153D63" w:themeColor="text2" w:themeTint="E6"/>
+          <w:sz w:val="20"/>
+          <w:szCs w:val="20"/>
+        </w:rPr>
+      </w:pPr>
+      <w:r>
+        <w:rPr>
+          <w:b/>
+          <w:bCs/>
+          <w:color w:val="153D63" w:themeColor="text2" w:themeTint="E6"/>
+          <w:sz w:val="20"/>
+          <w:szCs w:val="20"/>
+        </w:rPr>
+        <w:t>267-719-5933</w:t>
+      </w:r>
+      <w:r>
+        <w:rPr>
+          <w:b/>
+          <w:bCs/>
+          <w:color w:val="153D63" w:themeColor="text2" w:themeTint="E6"/>
+          <w:sz w:val="20"/>
+          <w:szCs w:val="20"/>
+        </w:rPr>
+        <w:tab/>
+      </w:r>
+      <w:r>
+        <w:rPr>
+          <w:b/>
+          <w:bCs/>
+          <w:color w:val="153D63" w:themeColor="text2" w:themeTint="E6"/>
+          <w:sz w:val="20"/>
+          <w:szCs w:val="20"/>
+        </w:rPr>
+        <w:tab/>
+      </w:r>
+      <w:r>
+        <w:rPr>
+          <w:b/>
+          <w:bCs/>
+          <w:color w:val="153D63" w:themeColor="text2" w:themeTint="E6"/>
+          <w:sz w:val="20"/>
+          <w:szCs w:val="20"/>
+        </w:rPr>
+        <w:tab/>
+      </w:r>
+      <w:r>
+        <w:rPr>
+          <w:b/>
+          <w:bCs/>
+          <w:color w:val="153D63" w:themeColor="text2" w:themeTint="E6"/>
+          <w:sz w:val="20"/>
+          <w:szCs w:val="20"/>
+        </w:rPr>
+        <w:tab/>
+      </w:r>
+      <w:r>
+        <w:rPr>
+          <w:b/>
+          <w:bCs/>
+          <w:color w:val="153D63" w:themeColor="text2" w:themeTint="E6"/>
+          <w:sz w:val="20"/>
+          <w:szCs w:val="20"/>
+        </w:rPr>
+        <w:t xml:space="preserve"> </w:t>
+      </w:r>
+      <w:r>
+        <w:rPr>
+          <w:b/>
+          <w:bCs/>
+          <w:color w:val="153D63" w:themeColor="text2" w:themeTint="E6"/>
+          <w:sz w:val="20"/>
+          <w:szCs w:val="20"/>
         </w:rPr>
         <w:t>https://www.linkedin.com/in/anil-kumar-092333252/</w:t>
       </w:r>
@@ -917,6 +1120,7 @@
           <w:sz w:val="22"/>
           <w:szCs w:val="22"/>
         </w:rPr>
+        <w:lastRenderedPageBreak/>
         <w:t>DevOps &amp; Containerization</w:t>
       </w:r>
       <w:r>
@@ -1232,281 +1436,1212 @@
           <w:sz w:val="22"/>
           <w:szCs w:val="22"/>
         </w:rPr>
+        <w:tab/>
+      </w:r>
+      <w:r>
+        <w:rPr>
+          <w:rFonts w:ascii="Calibri" w:hAnsi="Calibri" w:cs="Calibri"/>
+          <w:sz w:val="22"/>
+          <w:szCs w:val="22"/>
+        </w:rPr>
+        <w:tab/>
+      </w:r>
+      <w:r>
+        <w:rPr>
+          <w:rFonts w:ascii="Calibri" w:hAnsi="Calibri" w:cs="Calibri"/>
+          <w:sz w:val="22"/>
+          <w:szCs w:val="22"/>
+        </w:rPr>
+        <w:tab/>
+      </w:r>
+      <w:r>
+        <w:rPr>
+          <w:rFonts w:ascii="Calibri" w:hAnsi="Calibri" w:cs="Calibri"/>
+          <w:sz w:val="22"/>
+          <w:szCs w:val="22"/>
+        </w:rPr>
+        <w:tab/>
+      </w:r>
+      <w:r>
+        <w:rPr>
+          <w:rFonts w:ascii="Calibri" w:hAnsi="Calibri" w:cs="Calibri"/>
+          <w:sz w:val="22"/>
+          <w:szCs w:val="22"/>
+        </w:rPr>
+        <w:tab/>
+        <w:t>PostgreSQL</w:t>
+      </w:r>
+    </w:p>
+    <w:p>
+      <w:pPr>
+        <w:pStyle w:val="NoSpacing"/>
+        <w:rPr>
+          <w:rFonts w:ascii="Calibri" w:hAnsi="Calibri" w:cs="Calibri"/>
+          <w:sz w:val="22"/>
+          <w:szCs w:val="22"/>
+        </w:rPr>
+      </w:pPr>
+      <w:r>
+        <w:rPr>
+          <w:rFonts w:ascii="Calibri" w:hAnsi="Calibri" w:cs="Calibri"/>
+          <w:sz w:val="22"/>
+          <w:szCs w:val="22"/>
+        </w:rPr>
+        <w:t>UI Libraries / Frameworks</w:t>
+      </w:r>
+      <w:r>
+        <w:rPr>
+          <w:rFonts w:ascii="Calibri" w:hAnsi="Calibri" w:cs="Calibri"/>
+          <w:sz w:val="22"/>
+          <w:szCs w:val="22"/>
+        </w:rPr>
+        <w:tab/>
+        <w:t>:</w:t>
+      </w:r>
+      <w:r>
+        <w:rPr>
+          <w:rFonts w:ascii="Calibri" w:hAnsi="Calibri" w:cs="Calibri"/>
+          <w:sz w:val="22"/>
+          <w:szCs w:val="22"/>
+        </w:rPr>
+        <w:tab/>
+        <w:t>Bootstrap, PrimeNG, Material, Ant Design, jQuery, React, NG-Zorro</w:t>
+      </w:r>
+    </w:p>
+    <w:p>
+      <w:pPr>
+        <w:pStyle w:val="NoSpacing"/>
+        <w:rPr>
+          <w:rFonts w:ascii="Calibri" w:hAnsi="Calibri" w:cs="Calibri"/>
+          <w:sz w:val="22"/>
+          <w:szCs w:val="22"/>
+        </w:rPr>
+      </w:pPr>
+      <w:r>
+        <w:rPr>
+          <w:rFonts w:ascii="Calibri" w:hAnsi="Calibri" w:cs="Calibri"/>
+          <w:sz w:val="22"/>
+          <w:szCs w:val="22"/>
+        </w:rPr>
+        <w:t>AI/ML</w:t>
+      </w:r>
+      <w:r>
+        <w:rPr>
+          <w:rFonts w:ascii="Calibri" w:hAnsi="Calibri" w:cs="Calibri"/>
+          <w:sz w:val="22"/>
+          <w:szCs w:val="22"/>
+        </w:rPr>
+        <w:tab/>
+      </w:r>
+      <w:r>
+        <w:rPr>
+          <w:rFonts w:ascii="Calibri" w:hAnsi="Calibri" w:cs="Calibri"/>
+          <w:sz w:val="22"/>
+          <w:szCs w:val="22"/>
+        </w:rPr>
+        <w:tab/>
+      </w:r>
+      <w:r>
+        <w:rPr>
+          <w:rFonts w:ascii="Calibri" w:hAnsi="Calibri" w:cs="Calibri"/>
+          <w:sz w:val="22"/>
+          <w:szCs w:val="22"/>
+        </w:rPr>
+        <w:tab/>
+      </w:r>
+      <w:r>
+        <w:rPr>
+          <w:rFonts w:ascii="Calibri" w:hAnsi="Calibri" w:cs="Calibri"/>
+          <w:sz w:val="22"/>
+          <w:szCs w:val="22"/>
+        </w:rPr>
+        <w:tab/>
+        <w:t>:</w:t>
+      </w:r>
+      <w:r>
+        <w:rPr>
+          <w:rFonts w:ascii="Calibri" w:hAnsi="Calibri" w:cs="Calibri"/>
+          <w:sz w:val="22"/>
+          <w:szCs w:val="22"/>
+        </w:rPr>
+        <w:tab/>
+        <w:t>LangChain, LangGraph, Python-based ML workflows, LLM integration</w:t>
+      </w:r>
+    </w:p>
+    <w:p>
+      <w:pPr>
+        <w:pStyle w:val="NoSpacing"/>
+        <w:rPr>
+          <w:rFonts w:ascii="Calibri" w:hAnsi="Calibri" w:cs="Calibri"/>
+          <w:sz w:val="22"/>
+          <w:szCs w:val="22"/>
+        </w:rPr>
+      </w:pPr>
+    </w:p>
+    <w:p>
+      <w:pPr>
+        <w:pStyle w:val="NoSpacing"/>
+        <w:rPr>
+          <w:rFonts w:ascii="Calibri" w:hAnsi="Calibri" w:cs="Calibri"/>
+          <w:b/>
+          <w:bCs/>
+          <w:sz w:val="22"/>
+          <w:szCs w:val="22"/>
+        </w:rPr>
+      </w:pPr>
+      <w:r>
+        <w:rPr>
+          <w:rFonts w:ascii="Calibri" w:hAnsi="Calibri" w:cs="Calibri"/>
+          <w:b/>
+          <w:bCs/>
+          <w:sz w:val="22"/>
+          <w:szCs w:val="22"/>
+        </w:rPr>
+        <w:t>Professional Experience:</w:t>
+      </w:r>
+    </w:p>
+    <w:p>
+      <w:pPr>
+        <w:pStyle w:val="NoSpacing"/>
+        <w:rPr>
+          <w:rFonts w:ascii="Calibri" w:hAnsi="Calibri" w:cs="Calibri"/>
+          <w:sz w:val="22"/>
+          <w:szCs w:val="22"/>
+        </w:rPr>
+      </w:pPr>
+    </w:p>
+    <w:p>
+      <w:pPr>
+        <w:pStyle w:val="NoSpacing"/>
+        <w:rPr>
+          <w:rFonts w:ascii="Calibri" w:hAnsi="Calibri" w:cs="Calibri"/>
+          <w:b/>
+          <w:bCs/>
+          <w:sz w:val="22"/>
+          <w:szCs w:val="22"/>
+          <w:u w:val="single"/>
+        </w:rPr>
+      </w:pPr>
+      <w:r>
+        <w:rPr>
+          <w:rFonts w:ascii="Calibri" w:hAnsi="Calibri" w:cs="Calibri"/>
+          <w:b/>
+          <w:bCs/>
+          <w:sz w:val="22"/>
+          <w:szCs w:val="22"/>
+          <w:u w:val="single"/>
+        </w:rPr>
+        <w:t xml:space="preserve">Sr </w:t>
+      </w:r>
+      <w:r>
+        <w:rPr>
+          <w:rFonts w:ascii="Calibri" w:hAnsi="Calibri" w:cs="Calibri"/>
+          <w:b/>
+          <w:bCs/>
+          <w:sz w:val="22"/>
+          <w:szCs w:val="22"/>
+          <w:u w:val="single"/>
+        </w:rPr>
+        <w:t xml:space="preserve">Java Full Stack </w:t>
+      </w:r>
+      <w:proofErr w:type="gramStart"/>
+      <w:r>
+        <w:rPr>
+          <w:rFonts w:ascii="Calibri" w:hAnsi="Calibri" w:cs="Calibri"/>
+          <w:b/>
+          <w:bCs/>
+          <w:sz w:val="22"/>
+          <w:szCs w:val="22"/>
+          <w:u w:val="single"/>
+        </w:rPr>
+        <w:t>Developer</w:t>
+      </w:r>
+      <w:r>
+        <w:rPr>
+          <w:rFonts w:ascii="Calibri" w:hAnsi="Calibri" w:cs="Calibri"/>
+          <w:b/>
+          <w:bCs/>
+          <w:sz w:val="22"/>
+          <w:szCs w:val="22"/>
+          <w:u w:val="single"/>
+        </w:rPr>
+        <w:t xml:space="preserve"> </w:t>
+      </w:r>
+      <w:r>
+        <w:rPr>
+          <w:rFonts w:ascii="Calibri" w:hAnsi="Calibri" w:cs="Calibri"/>
+          <w:b/>
+          <w:bCs/>
+          <w:sz w:val="22"/>
+          <w:szCs w:val="22"/>
+          <w:u w:val="single"/>
+        </w:rPr>
+        <w:t xml:space="preserve"> </w:t>
+      </w:r>
+      <w:r>
+        <w:rPr>
+          <w:rFonts w:ascii="Calibri" w:hAnsi="Calibri" w:cs="Calibri"/>
+          <w:b/>
+          <w:bCs/>
+          <w:sz w:val="22"/>
+          <w:szCs w:val="22"/>
+          <w:u w:val="single"/>
+        </w:rPr>
+        <w:tab/>
+      </w:r>
+      <w:proofErr w:type="gramEnd"/>
+      <w:r>
+        <w:rPr>
+          <w:rFonts w:ascii="Calibri" w:hAnsi="Calibri" w:cs="Calibri"/>
+          <w:b/>
+          <w:bCs/>
+          <w:sz w:val="22"/>
+          <w:szCs w:val="22"/>
+          <w:u w:val="single"/>
+        </w:rPr>
+        <w:t xml:space="preserve">                                                                               </w:t>
+      </w:r>
+      <w:r>
+        <w:rPr>
+          <w:rFonts w:ascii="Calibri" w:hAnsi="Calibri" w:cs="Calibri"/>
+          <w:b/>
+          <w:bCs/>
+          <w:sz w:val="22"/>
+          <w:szCs w:val="22"/>
+          <w:u w:val="single"/>
+        </w:rPr>
+        <w:tab/>
+      </w:r>
+      <w:r>
+        <w:rPr>
+          <w:rFonts w:ascii="Calibri" w:hAnsi="Calibri" w:cs="Calibri"/>
+          <w:b/>
+          <w:bCs/>
+          <w:sz w:val="22"/>
+          <w:szCs w:val="22"/>
+          <w:u w:val="single"/>
+        </w:rPr>
+        <w:tab/>
+      </w:r>
+      <w:r>
+        <w:rPr>
+          <w:rFonts w:ascii="Calibri" w:hAnsi="Calibri" w:cs="Calibri"/>
+          <w:b/>
+          <w:bCs/>
+          <w:sz w:val="22"/>
+          <w:szCs w:val="22"/>
+          <w:u w:val="single"/>
+        </w:rPr>
+        <w:tab/>
+        <w:t>Nov 2024 - Present</w:t>
+      </w:r>
+    </w:p>
+    <w:p>
+      <w:pPr>
+        <w:pStyle w:val="NoSpacing"/>
+        <w:rPr>
+          <w:rFonts w:ascii="Calibri" w:hAnsi="Calibri" w:cs="Calibri"/>
+          <w:sz w:val="22"/>
+          <w:szCs w:val="22"/>
+        </w:rPr>
+      </w:pPr>
+      <w:r>
+        <w:rPr>
+          <w:rFonts w:ascii="Calibri" w:hAnsi="Calibri" w:cs="Calibri"/>
+          <w:b/>
+          <w:bCs/>
+          <w:sz w:val="22"/>
+          <w:szCs w:val="22"/>
+          <w:u w:val="single"/>
+        </w:rPr>
+        <w:t>Verizon, NJ</w:t>
+      </w:r>
+      <w:r>
+        <w:rPr>
+          <w:rFonts w:ascii="Calibri" w:hAnsi="Calibri" w:cs="Calibri"/>
+          <w:sz w:val="22"/>
+          <w:szCs w:val="22"/>
+          <w:u w:val="single"/>
+        </w:rPr>
+        <w:tab/>
+      </w:r>
+      <w:r>
+        <w:rPr>
+          <w:rFonts w:ascii="Calibri" w:hAnsi="Calibri" w:cs="Calibri"/>
+          <w:sz w:val="22"/>
+          <w:szCs w:val="22"/>
+        </w:rPr>
+        <w:t xml:space="preserve">                                                                                                                                            </w:t>
+      </w:r>
+    </w:p>
+    <w:p>
+      <w:pPr>
+        <w:pStyle w:val="NoSpacing"/>
+        <w:rPr>
+          <w:rFonts w:ascii="Calibri" w:hAnsi="Calibri" w:cs="Calibri"/>
+          <w:b/>
+          <w:bCs/>
+          <w:sz w:val="22"/>
+          <w:szCs w:val="22"/>
+        </w:rPr>
+      </w:pPr>
+    </w:p>
+    <w:p>
+      <w:pPr>
+        <w:pStyle w:val="NoSpacing"/>
+        <w:rPr>
+          <w:rFonts w:ascii="Calibri" w:hAnsi="Calibri" w:cs="Calibri"/>
+          <w:b/>
+          <w:bCs/>
+          <w:sz w:val="22"/>
+          <w:szCs w:val="22"/>
+        </w:rPr>
+      </w:pPr>
+      <w:r>
+        <w:rPr>
+          <w:rFonts w:ascii="Calibri" w:hAnsi="Calibri" w:cs="Calibri"/>
+          <w:b/>
+          <w:bCs/>
+          <w:sz w:val="22"/>
+          <w:szCs w:val="22"/>
+        </w:rPr>
+        <w:t>Responsibilities:</w:t>
+      </w:r>
+    </w:p>
+    <w:p>
+      <w:pPr>
+        <w:pStyle w:val="NoSpacing"/>
+        <w:numPr>
+          <w:ilvl w:val="0"/>
+          <w:numId w:val="2"/>
+        </w:numPr>
+        <w:ind w:left="360"/>
+        <w:rPr>
+          <w:rFonts w:ascii="Calibri" w:hAnsi="Calibri" w:cs="Calibri"/>
+          <w:sz w:val="22"/>
+          <w:szCs w:val="22"/>
+        </w:rPr>
+      </w:pPr>
+      <w:r>
+        <w:rPr>
+          <w:rFonts w:ascii="Calibri" w:hAnsi="Calibri" w:cs="Calibri"/>
+          <w:sz w:val="22"/>
+          <w:szCs w:val="22"/>
+        </w:rPr>
+        <w:t>Designed and developed a React-based micro-frontend call center application to streamline customer interactions via MDN (Mobile Directory Number) lookups.</w:t>
+      </w:r>
+    </w:p>
+    <w:p>
+      <w:pPr>
+        <w:pStyle w:val="NoSpacing"/>
+        <w:numPr>
+          <w:ilvl w:val="0"/>
+          <w:numId w:val="2"/>
+        </w:numPr>
+        <w:ind w:left="360"/>
+        <w:rPr>
+          <w:rFonts w:ascii="Calibri" w:hAnsi="Calibri" w:cs="Calibri"/>
+          <w:sz w:val="22"/>
+          <w:szCs w:val="22"/>
+        </w:rPr>
+      </w:pPr>
+      <w:r>
+        <w:rPr>
+          <w:rFonts w:ascii="Calibri" w:hAnsi="Calibri" w:cs="Calibri"/>
+          <w:sz w:val="22"/>
+          <w:szCs w:val="22"/>
+        </w:rPr>
+        <w:t>Implemented Redux for global state management, enabling consistent data sharing across isolated frontend modules and ensuring state integrity throughout the user journey.</w:t>
+      </w:r>
+    </w:p>
+    <w:p>
+      <w:pPr>
+        <w:pStyle w:val="NoSpacing"/>
+        <w:numPr>
+          <w:ilvl w:val="0"/>
+          <w:numId w:val="2"/>
+        </w:numPr>
+        <w:ind w:left="360"/>
+        <w:rPr>
+          <w:rFonts w:ascii="Calibri" w:hAnsi="Calibri" w:cs="Calibri"/>
+          <w:sz w:val="22"/>
+          <w:szCs w:val="22"/>
+        </w:rPr>
+      </w:pPr>
+      <w:r>
+        <w:rPr>
+          <w:rFonts w:ascii="Calibri" w:hAnsi="Calibri" w:cs="Calibri"/>
+          <w:sz w:val="22"/>
+          <w:szCs w:val="22"/>
+        </w:rPr>
+        <w:t>Utilized Redux-Saga to manage complex async flows such as chained API calls, conditional logic, and error handling in customer support workflows.</w:t>
+      </w:r>
+    </w:p>
+    <w:p>
+      <w:pPr>
+        <w:pStyle w:val="NoSpacing"/>
+        <w:numPr>
+          <w:ilvl w:val="0"/>
+          <w:numId w:val="2"/>
+        </w:numPr>
+        <w:ind w:left="360"/>
+        <w:rPr>
+          <w:rFonts w:ascii="Calibri" w:hAnsi="Calibri" w:cs="Calibri"/>
+          <w:sz w:val="22"/>
+          <w:szCs w:val="22"/>
+        </w:rPr>
+      </w:pPr>
+      <w:r>
+        <w:rPr>
+          <w:rFonts w:ascii="Calibri" w:hAnsi="Calibri" w:cs="Calibri"/>
+          <w:sz w:val="22"/>
+          <w:szCs w:val="22"/>
+        </w:rPr>
+        <w:t>Architected micro-frontend modules for key sections like Customer Info, Plan Details, and Complaint Logs, promoting independent deployment and team ownership.</w:t>
+      </w:r>
+    </w:p>
+    <w:p>
+      <w:pPr>
+        <w:pStyle w:val="NoSpacing"/>
+        <w:numPr>
+          <w:ilvl w:val="0"/>
+          <w:numId w:val="2"/>
+        </w:numPr>
+        <w:ind w:left="360"/>
+        <w:rPr>
+          <w:rFonts w:ascii="Calibri" w:hAnsi="Calibri" w:cs="Calibri"/>
+          <w:sz w:val="22"/>
+          <w:szCs w:val="22"/>
+        </w:rPr>
+      </w:pPr>
+      <w:r>
+        <w:rPr>
+          <w:rFonts w:ascii="Calibri" w:hAnsi="Calibri" w:cs="Calibri"/>
+          <w:sz w:val="22"/>
+          <w:szCs w:val="22"/>
+        </w:rPr>
+        <w:t>Implemented responsive UI rich web applications with HTML5, CSS3, SCSS, Bootstrap and Angular frameworks and used reactive &amp; template driven forms to associate HTML elements to model &amp; provide dynamic user validations on client side.</w:t>
+      </w:r>
+    </w:p>
+    <w:p>
+      <w:pPr>
+        <w:pStyle w:val="NoSpacing"/>
+        <w:numPr>
+          <w:ilvl w:val="0"/>
+          <w:numId w:val="2"/>
+        </w:numPr>
+        <w:ind w:left="360"/>
+        <w:rPr>
+          <w:rFonts w:ascii="Calibri" w:hAnsi="Calibri" w:cs="Calibri"/>
+          <w:sz w:val="22"/>
+          <w:szCs w:val="22"/>
+        </w:rPr>
+      </w:pPr>
+      <w:r>
+        <w:rPr>
+          <w:rFonts w:ascii="Calibri" w:hAnsi="Calibri" w:cs="Calibri"/>
+          <w:sz w:val="22"/>
+          <w:szCs w:val="22"/>
+        </w:rPr>
+        <w:t xml:space="preserve">Used Spring Boot framework for building cloud Micro Services and to develop Spring based application radically faster with very less configuration. </w:t>
+      </w:r>
+    </w:p>
+    <w:p>
+      <w:pPr>
+        <w:pStyle w:val="NoSpacing"/>
+        <w:numPr>
+          <w:ilvl w:val="0"/>
+          <w:numId w:val="2"/>
+        </w:numPr>
+        <w:ind w:left="360"/>
+        <w:rPr>
+          <w:rFonts w:ascii="Calibri" w:hAnsi="Calibri" w:cs="Calibri"/>
+          <w:sz w:val="22"/>
+          <w:szCs w:val="22"/>
+        </w:rPr>
+      </w:pPr>
+      <w:r>
+        <w:rPr>
+          <w:rFonts w:ascii="Calibri" w:hAnsi="Calibri" w:cs="Calibri"/>
+          <w:sz w:val="22"/>
+          <w:szCs w:val="22"/>
+        </w:rPr>
+        <w:t xml:space="preserve">As part of business requirement, I’ve developed several spring </w:t>
+      </w:r>
+      <w:proofErr w:type="gramStart"/>
+      <w:r>
+        <w:rPr>
+          <w:rFonts w:ascii="Calibri" w:hAnsi="Calibri" w:cs="Calibri"/>
+          <w:sz w:val="22"/>
+          <w:szCs w:val="22"/>
+        </w:rPr>
+        <w:t>boot</w:t>
+      </w:r>
+      <w:proofErr w:type="gramEnd"/>
+      <w:r>
+        <w:rPr>
+          <w:rFonts w:ascii="Calibri" w:hAnsi="Calibri" w:cs="Calibri"/>
+          <w:sz w:val="22"/>
+          <w:szCs w:val="22"/>
+        </w:rPr>
+        <w:t xml:space="preserve"> based micro services using spring rest &amp; event driven microservices. </w:t>
+      </w:r>
+    </w:p>
+    <w:p>
+      <w:pPr>
+        <w:pStyle w:val="NoSpacing"/>
+        <w:numPr>
+          <w:ilvl w:val="0"/>
+          <w:numId w:val="2"/>
+        </w:numPr>
+        <w:ind w:left="360"/>
+        <w:rPr>
+          <w:rFonts w:ascii="Calibri" w:hAnsi="Calibri" w:cs="Calibri"/>
+          <w:sz w:val="22"/>
+          <w:szCs w:val="22"/>
+        </w:rPr>
+      </w:pPr>
+      <w:r>
+        <w:rPr>
+          <w:rFonts w:ascii="Calibri" w:hAnsi="Calibri" w:cs="Calibri"/>
+          <w:sz w:val="22"/>
+          <w:szCs w:val="22"/>
+        </w:rPr>
+        <w:t>Involved in writing of multiple batch jobs using Spring Batch framework where we configured both annotation &amp; xml-based configuration to support various business functionalities.</w:t>
+      </w:r>
+    </w:p>
+    <w:p>
+      <w:pPr>
+        <w:pStyle w:val="NoSpacing"/>
+        <w:numPr>
+          <w:ilvl w:val="0"/>
+          <w:numId w:val="2"/>
+        </w:numPr>
+        <w:ind w:left="360"/>
+        <w:rPr>
+          <w:rFonts w:ascii="Calibri" w:hAnsi="Calibri" w:cs="Calibri"/>
+          <w:sz w:val="22"/>
+          <w:szCs w:val="22"/>
+        </w:rPr>
+      </w:pPr>
+      <w:r>
+        <w:rPr>
+          <w:rFonts w:ascii="Calibri" w:hAnsi="Calibri" w:cs="Calibri"/>
+          <w:sz w:val="22"/>
+          <w:szCs w:val="22"/>
+        </w:rPr>
+        <w:t>Implemented Spring JPA &amp; ORM framework to interact with the database to perform all the crud operations based on business use cases.</w:t>
+      </w:r>
+    </w:p>
+    <w:p>
+      <w:pPr>
+        <w:pStyle w:val="NoSpacing"/>
+        <w:numPr>
+          <w:ilvl w:val="0"/>
+          <w:numId w:val="2"/>
+        </w:numPr>
+        <w:ind w:left="360"/>
+        <w:rPr>
+          <w:rFonts w:ascii="Calibri" w:hAnsi="Calibri" w:cs="Calibri"/>
+          <w:sz w:val="22"/>
+          <w:szCs w:val="22"/>
+        </w:rPr>
+      </w:pPr>
+      <w:r>
+        <w:rPr>
+          <w:rFonts w:ascii="Calibri" w:hAnsi="Calibri" w:cs="Calibri"/>
+          <w:sz w:val="22"/>
+          <w:szCs w:val="22"/>
+        </w:rPr>
+        <w:t>Utilized Azure SQL Database, Cosmos DB, and Blob Storage for secure and scalable data management.</w:t>
+      </w:r>
+    </w:p>
+    <w:p>
+      <w:pPr>
+        <w:pStyle w:val="NoSpacing"/>
+        <w:numPr>
+          <w:ilvl w:val="0"/>
+          <w:numId w:val="2"/>
+        </w:numPr>
+        <w:ind w:left="360"/>
+        <w:rPr>
+          <w:rFonts w:ascii="Calibri" w:hAnsi="Calibri" w:cs="Calibri"/>
+          <w:sz w:val="22"/>
+          <w:szCs w:val="22"/>
+        </w:rPr>
+      </w:pPr>
+      <w:r>
+        <w:rPr>
+          <w:rFonts w:ascii="Calibri" w:hAnsi="Calibri" w:cs="Calibri"/>
+          <w:sz w:val="22"/>
+          <w:szCs w:val="22"/>
+        </w:rPr>
+        <w:t>Applied Azure Event Hubs and Service Bus for asynchronous messaging and real-time event streaming.</w:t>
+      </w:r>
+    </w:p>
+    <w:p>
+      <w:pPr>
+        <w:pStyle w:val="NoSpacing"/>
+        <w:numPr>
+          <w:ilvl w:val="0"/>
+          <w:numId w:val="2"/>
+        </w:numPr>
+        <w:ind w:left="360"/>
+        <w:rPr>
+          <w:rFonts w:ascii="Calibri" w:hAnsi="Calibri" w:cs="Calibri"/>
+          <w:sz w:val="22"/>
+          <w:szCs w:val="22"/>
+        </w:rPr>
+      </w:pPr>
+      <w:r>
+        <w:rPr>
+          <w:rFonts w:ascii="Calibri" w:hAnsi="Calibri" w:cs="Calibri"/>
+          <w:sz w:val="22"/>
+          <w:szCs w:val="22"/>
+        </w:rPr>
+        <w:t>Integrated Azure Active Directory (AAD) for authentication, authorization, and secure access.</w:t>
+      </w:r>
+    </w:p>
+    <w:p>
+      <w:pPr>
+        <w:pStyle w:val="NoSpacing"/>
+        <w:numPr>
+          <w:ilvl w:val="0"/>
+          <w:numId w:val="2"/>
+        </w:numPr>
+        <w:ind w:left="360"/>
+        <w:rPr>
+          <w:rFonts w:ascii="Calibri" w:hAnsi="Calibri" w:cs="Calibri"/>
+          <w:sz w:val="22"/>
+          <w:szCs w:val="22"/>
+        </w:rPr>
+      </w:pPr>
+      <w:r>
+        <w:rPr>
+          <w:rFonts w:ascii="Calibri" w:hAnsi="Calibri" w:cs="Calibri"/>
+          <w:sz w:val="22"/>
+          <w:szCs w:val="22"/>
+        </w:rPr>
+        <w:t>Monitored and optimized application performance using Azure Monitor, Application Insights, and Log Analytics</w:t>
+      </w:r>
+    </w:p>
+    <w:p>
+      <w:pPr>
+        <w:pStyle w:val="NoSpacing"/>
+        <w:numPr>
+          <w:ilvl w:val="0"/>
+          <w:numId w:val="2"/>
+        </w:numPr>
+        <w:ind w:left="360"/>
+        <w:rPr>
+          <w:rFonts w:ascii="Calibri" w:hAnsi="Calibri" w:cs="Calibri"/>
+          <w:sz w:val="22"/>
+          <w:szCs w:val="22"/>
+        </w:rPr>
+      </w:pPr>
+      <w:r>
+        <w:rPr>
+          <w:rFonts w:ascii="Calibri" w:hAnsi="Calibri" w:cs="Calibri"/>
+          <w:sz w:val="22"/>
+          <w:szCs w:val="22"/>
+        </w:rPr>
+        <w:t>Implemented testing strategies with Jest, React Testing Library, and Cypress to ensure code reliability.</w:t>
+      </w:r>
+    </w:p>
+    <w:p>
+      <w:pPr>
+        <w:pStyle w:val="NoSpacing"/>
+        <w:numPr>
+          <w:ilvl w:val="0"/>
+          <w:numId w:val="2"/>
+        </w:numPr>
+        <w:ind w:left="360"/>
+        <w:rPr>
+          <w:rFonts w:ascii="Calibri" w:hAnsi="Calibri" w:cs="Calibri"/>
+          <w:sz w:val="22"/>
+          <w:szCs w:val="22"/>
+        </w:rPr>
+      </w:pPr>
+      <w:r>
+        <w:rPr>
+          <w:rFonts w:ascii="Calibri" w:hAnsi="Calibri" w:cs="Calibri"/>
+          <w:sz w:val="22"/>
+          <w:szCs w:val="22"/>
+        </w:rPr>
+        <w:t>Designed and developed RESTful microservices using Spring Boot, adhering to SOLID principles and layered architecture (Controller, Service, Repository).</w:t>
+      </w:r>
+    </w:p>
+    <w:p>
+      <w:pPr>
+        <w:pStyle w:val="NoSpacing"/>
+        <w:numPr>
+          <w:ilvl w:val="0"/>
+          <w:numId w:val="2"/>
+        </w:numPr>
+        <w:ind w:left="360"/>
+        <w:rPr>
+          <w:rFonts w:ascii="Calibri" w:hAnsi="Calibri" w:cs="Calibri"/>
+          <w:sz w:val="22"/>
+          <w:szCs w:val="22"/>
+        </w:rPr>
+      </w:pPr>
+      <w:r>
+        <w:rPr>
+          <w:rFonts w:ascii="Calibri" w:hAnsi="Calibri" w:cs="Calibri"/>
+          <w:sz w:val="22"/>
+          <w:szCs w:val="22"/>
+        </w:rPr>
+        <w:t>Implemented event-driven microservices using asynchronous messaging patterns to decouple services and improve system resilience.</w:t>
+      </w:r>
+    </w:p>
+    <w:p>
+      <w:pPr>
+        <w:pStyle w:val="NoSpacing"/>
+        <w:numPr>
+          <w:ilvl w:val="0"/>
+          <w:numId w:val="2"/>
+        </w:numPr>
+        <w:ind w:left="360"/>
+        <w:rPr>
+          <w:rFonts w:ascii="Calibri" w:hAnsi="Calibri" w:cs="Calibri"/>
+          <w:sz w:val="22"/>
+          <w:szCs w:val="22"/>
+        </w:rPr>
+      </w:pPr>
+      <w:r>
+        <w:rPr>
+          <w:rFonts w:ascii="Calibri" w:hAnsi="Calibri" w:cs="Calibri"/>
+          <w:sz w:val="22"/>
+          <w:szCs w:val="22"/>
+        </w:rPr>
+        <w:t>Built API Gateway–based routing with centralized authentication, rate limiting, and request validation for downstream services.</w:t>
+      </w:r>
+    </w:p>
+    <w:p>
+      <w:pPr>
+        <w:pStyle w:val="NoSpacing"/>
+        <w:numPr>
+          <w:ilvl w:val="0"/>
+          <w:numId w:val="2"/>
+        </w:numPr>
+        <w:ind w:left="360"/>
+        <w:rPr>
+          <w:rFonts w:ascii="Calibri" w:hAnsi="Calibri" w:cs="Calibri"/>
+          <w:sz w:val="22"/>
+          <w:szCs w:val="22"/>
+        </w:rPr>
+      </w:pPr>
+      <w:r>
+        <w:rPr>
+          <w:rFonts w:ascii="Calibri" w:hAnsi="Calibri" w:cs="Calibri"/>
+          <w:sz w:val="22"/>
+          <w:szCs w:val="22"/>
+        </w:rPr>
+        <w:t>Developed fault-tolerant services using retry, timeout, and circuit breaker patterns to handle partial system failures.</w:t>
+      </w:r>
+    </w:p>
+    <w:p>
+      <w:pPr>
+        <w:pStyle w:val="NoSpacing"/>
+        <w:numPr>
+          <w:ilvl w:val="0"/>
+          <w:numId w:val="2"/>
+        </w:numPr>
+        <w:ind w:left="360"/>
+        <w:rPr>
+          <w:rFonts w:ascii="Calibri" w:hAnsi="Calibri" w:cs="Calibri"/>
+          <w:sz w:val="22"/>
+          <w:szCs w:val="22"/>
+        </w:rPr>
+      </w:pPr>
+      <w:r>
+        <w:rPr>
+          <w:rFonts w:ascii="Calibri" w:hAnsi="Calibri" w:cs="Calibri"/>
+          <w:sz w:val="22"/>
+          <w:szCs w:val="22"/>
+        </w:rPr>
+        <w:t>Migrated legacy SOAP web services to RESTful APIs, improving performance, scalability, and maintainability.</w:t>
+      </w:r>
+    </w:p>
+    <w:p>
+      <w:pPr>
+        <w:pStyle w:val="NoSpacing"/>
+        <w:numPr>
+          <w:ilvl w:val="0"/>
+          <w:numId w:val="2"/>
+        </w:numPr>
+        <w:ind w:left="360"/>
+        <w:rPr>
+          <w:rFonts w:ascii="Calibri" w:hAnsi="Calibri" w:cs="Calibri"/>
+          <w:sz w:val="22"/>
+          <w:szCs w:val="22"/>
+        </w:rPr>
+      </w:pPr>
+      <w:r>
+        <w:rPr>
+          <w:rFonts w:ascii="Calibri" w:hAnsi="Calibri" w:cs="Calibri"/>
+          <w:sz w:val="22"/>
+          <w:szCs w:val="22"/>
+        </w:rPr>
+        <w:t>Implemented custom exception handling, global error responses, and API versioning to ensure backward compatibility.</w:t>
+      </w:r>
+    </w:p>
+    <w:p>
+      <w:pPr>
+        <w:pStyle w:val="NoSpacing"/>
+        <w:numPr>
+          <w:ilvl w:val="0"/>
+          <w:numId w:val="2"/>
+        </w:numPr>
+        <w:ind w:left="360"/>
+        <w:rPr>
+          <w:rFonts w:ascii="Calibri" w:hAnsi="Calibri" w:cs="Calibri"/>
+          <w:sz w:val="22"/>
+          <w:szCs w:val="22"/>
+        </w:rPr>
+      </w:pPr>
+      <w:r>
+        <w:rPr>
+          <w:rFonts w:ascii="Calibri" w:hAnsi="Calibri" w:cs="Calibri"/>
+          <w:sz w:val="22"/>
+          <w:szCs w:val="22"/>
+        </w:rPr>
+        <w:t>Participated in Agile ceremonies (sprint planning, daily standups, retrospectives) to deliver incremental updates.</w:t>
+      </w:r>
+    </w:p>
+    <w:p>
+      <w:pPr>
+        <w:pStyle w:val="NoSpacing"/>
+        <w:numPr>
+          <w:ilvl w:val="0"/>
+          <w:numId w:val="2"/>
+        </w:numPr>
+        <w:ind w:left="360"/>
+        <w:rPr>
+          <w:rFonts w:ascii="Calibri" w:hAnsi="Calibri" w:cs="Calibri"/>
+          <w:sz w:val="22"/>
+          <w:szCs w:val="22"/>
+        </w:rPr>
+      </w:pPr>
+      <w:r>
+        <w:rPr>
+          <w:rFonts w:ascii="Calibri" w:hAnsi="Calibri" w:cs="Calibri"/>
+          <w:sz w:val="22"/>
+          <w:szCs w:val="22"/>
+        </w:rPr>
+        <w:t>Applied Git version control and CI/CD pipelines to maintain efficient deployment workflows.</w:t>
+      </w:r>
+    </w:p>
+    <w:p>
+      <w:pPr>
+        <w:pStyle w:val="NoSpacing"/>
+        <w:numPr>
+          <w:ilvl w:val="0"/>
+          <w:numId w:val="2"/>
+        </w:numPr>
+        <w:ind w:left="360"/>
+        <w:rPr>
+          <w:rFonts w:ascii="Calibri" w:hAnsi="Calibri" w:cs="Calibri"/>
+          <w:sz w:val="22"/>
+          <w:szCs w:val="22"/>
+        </w:rPr>
+      </w:pPr>
+      <w:r>
+        <w:rPr>
+          <w:rFonts w:ascii="Calibri" w:hAnsi="Calibri" w:cs="Calibri"/>
+          <w:sz w:val="22"/>
+          <w:szCs w:val="22"/>
+        </w:rPr>
         <w:lastRenderedPageBreak/>
-        <w:tab/>
-      </w:r>
-      <w:r>
-        <w:rPr>
-          <w:rFonts w:ascii="Calibri" w:hAnsi="Calibri" w:cs="Calibri"/>
-          <w:sz w:val="22"/>
-          <w:szCs w:val="22"/>
-        </w:rPr>
-        <w:tab/>
-      </w:r>
-      <w:r>
-        <w:rPr>
-          <w:rFonts w:ascii="Calibri" w:hAnsi="Calibri" w:cs="Calibri"/>
-          <w:sz w:val="22"/>
-          <w:szCs w:val="22"/>
-        </w:rPr>
-        <w:tab/>
-      </w:r>
-      <w:r>
-        <w:rPr>
-          <w:rFonts w:ascii="Calibri" w:hAnsi="Calibri" w:cs="Calibri"/>
-          <w:sz w:val="22"/>
-          <w:szCs w:val="22"/>
-        </w:rPr>
-        <w:tab/>
-      </w:r>
-      <w:r>
-        <w:rPr>
-          <w:rFonts w:ascii="Calibri" w:hAnsi="Calibri" w:cs="Calibri"/>
-          <w:sz w:val="22"/>
-          <w:szCs w:val="22"/>
-        </w:rPr>
-        <w:tab/>
-        <w:t>PostgreSQL</w:t>
-      </w:r>
-    </w:p>
-    <w:p>
-      <w:pPr>
-        <w:pStyle w:val="NoSpacing"/>
-        <w:rPr>
-          <w:rFonts w:ascii="Calibri" w:hAnsi="Calibri" w:cs="Calibri"/>
-          <w:sz w:val="22"/>
-          <w:szCs w:val="22"/>
-        </w:rPr>
-      </w:pPr>
-      <w:r>
-        <w:rPr>
-          <w:rFonts w:ascii="Calibri" w:hAnsi="Calibri" w:cs="Calibri"/>
-          <w:sz w:val="22"/>
-          <w:szCs w:val="22"/>
-        </w:rPr>
-        <w:t>UI Libraries / Frameworks</w:t>
-      </w:r>
-      <w:r>
-        <w:rPr>
-          <w:rFonts w:ascii="Calibri" w:hAnsi="Calibri" w:cs="Calibri"/>
-          <w:sz w:val="22"/>
-          <w:szCs w:val="22"/>
-        </w:rPr>
-        <w:tab/>
-        <w:t>:</w:t>
-      </w:r>
-      <w:r>
-        <w:rPr>
-          <w:rFonts w:ascii="Calibri" w:hAnsi="Calibri" w:cs="Calibri"/>
-          <w:sz w:val="22"/>
-          <w:szCs w:val="22"/>
-        </w:rPr>
-        <w:tab/>
-        <w:t>Bootstrap, PrimeNG, Material, Ant Design, jQuery, React, NG-Zorro</w:t>
-      </w:r>
-    </w:p>
-    <w:p>
-      <w:pPr>
-        <w:pStyle w:val="NoSpacing"/>
-        <w:rPr>
-          <w:rFonts w:ascii="Calibri" w:hAnsi="Calibri" w:cs="Calibri"/>
-          <w:sz w:val="22"/>
-          <w:szCs w:val="22"/>
-        </w:rPr>
-      </w:pPr>
-      <w:r>
-        <w:rPr>
-          <w:rFonts w:ascii="Calibri" w:hAnsi="Calibri" w:cs="Calibri"/>
-          <w:sz w:val="22"/>
-          <w:szCs w:val="22"/>
-        </w:rPr>
-        <w:t>AI/ML</w:t>
-      </w:r>
-      <w:r>
-        <w:rPr>
-          <w:rFonts w:ascii="Calibri" w:hAnsi="Calibri" w:cs="Calibri"/>
-          <w:sz w:val="22"/>
-          <w:szCs w:val="22"/>
-        </w:rPr>
-        <w:tab/>
-      </w:r>
-      <w:r>
-        <w:rPr>
-          <w:rFonts w:ascii="Calibri" w:hAnsi="Calibri" w:cs="Calibri"/>
-          <w:sz w:val="22"/>
-          <w:szCs w:val="22"/>
-        </w:rPr>
-        <w:tab/>
-      </w:r>
-      <w:r>
-        <w:rPr>
-          <w:rFonts w:ascii="Calibri" w:hAnsi="Calibri" w:cs="Calibri"/>
-          <w:sz w:val="22"/>
-          <w:szCs w:val="22"/>
-        </w:rPr>
-        <w:tab/>
-      </w:r>
-      <w:r>
-        <w:rPr>
-          <w:rFonts w:ascii="Calibri" w:hAnsi="Calibri" w:cs="Calibri"/>
-          <w:sz w:val="22"/>
-          <w:szCs w:val="22"/>
-        </w:rPr>
-        <w:tab/>
-        <w:t>:</w:t>
-      </w:r>
-      <w:r>
-        <w:rPr>
-          <w:rFonts w:ascii="Calibri" w:hAnsi="Calibri" w:cs="Calibri"/>
-          <w:sz w:val="22"/>
-          <w:szCs w:val="22"/>
-        </w:rPr>
-        <w:tab/>
-        <w:t>LangChain, LangGraph, Python-based ML workflows, LLM integration</w:t>
-      </w:r>
-    </w:p>
-    <w:p>
-      <w:pPr>
-        <w:pStyle w:val="NoSpacing"/>
-        <w:rPr>
-          <w:rFonts w:ascii="Calibri" w:hAnsi="Calibri" w:cs="Calibri"/>
-          <w:sz w:val="22"/>
-          <w:szCs w:val="22"/>
-        </w:rPr>
-      </w:pPr>
-    </w:p>
-    <w:p>
-      <w:pPr>
-        <w:pStyle w:val="NoSpacing"/>
-        <w:rPr>
-          <w:rFonts w:ascii="Calibri" w:hAnsi="Calibri" w:cs="Calibri"/>
-          <w:b/>
-          <w:bCs/>
-          <w:sz w:val="22"/>
-          <w:szCs w:val="22"/>
-        </w:rPr>
-      </w:pPr>
-      <w:r>
-        <w:rPr>
-          <w:rFonts w:ascii="Calibri" w:hAnsi="Calibri" w:cs="Calibri"/>
-          <w:b/>
-          <w:bCs/>
-          <w:sz w:val="22"/>
-          <w:szCs w:val="22"/>
-        </w:rPr>
-        <w:t>Professional Experience:</w:t>
-      </w:r>
-    </w:p>
-    <w:p>
-      <w:pPr>
-        <w:pStyle w:val="NoSpacing"/>
-        <w:rPr>
-          <w:rFonts w:ascii="Calibri" w:hAnsi="Calibri" w:cs="Calibri"/>
-          <w:sz w:val="22"/>
-          <w:szCs w:val="22"/>
-        </w:rPr>
-      </w:pPr>
-    </w:p>
-    <w:p>
-      <w:pPr>
-        <w:pStyle w:val="NoSpacing"/>
-        <w:rPr>
-          <w:rFonts w:ascii="Calibri" w:hAnsi="Calibri" w:cs="Calibri"/>
-          <w:b/>
-          <w:bCs/>
-          <w:sz w:val="22"/>
-          <w:szCs w:val="22"/>
-        </w:rPr>
-      </w:pPr>
-      <w:r>
-        <w:rPr>
-          <w:rFonts w:ascii="Calibri" w:hAnsi="Calibri" w:cs="Calibri"/>
-          <w:b/>
-          <w:bCs/>
-          <w:sz w:val="22"/>
-          <w:szCs w:val="22"/>
-        </w:rPr>
-        <w:t xml:space="preserve">Java Full Stack Developer </w:t>
-      </w:r>
-      <w:r>
-        <w:rPr>
-          <w:rFonts w:ascii="Calibri" w:hAnsi="Calibri" w:cs="Calibri"/>
-          <w:b/>
-          <w:bCs/>
-          <w:sz w:val="22"/>
-          <w:szCs w:val="22"/>
-        </w:rPr>
-        <w:tab/>
-        <w:t xml:space="preserve">                                                                               </w:t>
-      </w:r>
-      <w:r>
-        <w:rPr>
-          <w:rFonts w:ascii="Calibri" w:hAnsi="Calibri" w:cs="Calibri"/>
-          <w:b/>
-          <w:bCs/>
-          <w:sz w:val="22"/>
-          <w:szCs w:val="22"/>
-        </w:rPr>
-        <w:tab/>
-      </w:r>
-      <w:r>
-        <w:rPr>
-          <w:rFonts w:ascii="Calibri" w:hAnsi="Calibri" w:cs="Calibri"/>
-          <w:b/>
-          <w:bCs/>
-          <w:sz w:val="22"/>
-          <w:szCs w:val="22"/>
-        </w:rPr>
-        <w:tab/>
-      </w:r>
-      <w:r>
-        <w:rPr>
-          <w:rFonts w:ascii="Calibri" w:hAnsi="Calibri" w:cs="Calibri"/>
-          <w:b/>
-          <w:bCs/>
-          <w:sz w:val="22"/>
-          <w:szCs w:val="22"/>
-        </w:rPr>
-        <w:tab/>
-      </w:r>
-      <w:r>
-        <w:rPr>
-          <w:rFonts w:ascii="Calibri" w:hAnsi="Calibri" w:cs="Calibri"/>
-          <w:b/>
-          <w:bCs/>
-          <w:sz w:val="22"/>
-          <w:szCs w:val="22"/>
-        </w:rPr>
-        <w:t>Nov 2024 - Present</w:t>
-      </w:r>
-    </w:p>
-    <w:p>
-      <w:pPr>
-        <w:pStyle w:val="NoSpacing"/>
-        <w:rPr>
-          <w:rFonts w:ascii="Calibri" w:hAnsi="Calibri" w:cs="Calibri"/>
-          <w:sz w:val="22"/>
-          <w:szCs w:val="22"/>
-        </w:rPr>
-      </w:pPr>
-      <w:r>
-        <w:rPr>
-          <w:rFonts w:ascii="Calibri" w:hAnsi="Calibri" w:cs="Calibri"/>
-          <w:b/>
-          <w:bCs/>
-          <w:sz w:val="22"/>
-          <w:szCs w:val="22"/>
-        </w:rPr>
-        <w:t>Verizon, NJ</w:t>
-      </w:r>
-      <w:r>
-        <w:rPr>
-          <w:rFonts w:ascii="Calibri" w:hAnsi="Calibri" w:cs="Calibri"/>
-          <w:sz w:val="22"/>
-          <w:szCs w:val="22"/>
-        </w:rPr>
-        <w:tab/>
-        <w:t xml:space="preserve">                                                                                                                                            </w:t>
+        <w:t>Integrated Kibana for monitoring frontend application logs, enabling efficient tracking of client-side issues and performance metrics. Utilized Kibana dashboards to analyze user interactions and debug errors in production React applications.</w:t>
+      </w:r>
+    </w:p>
+    <w:p>
+      <w:pPr>
+        <w:pStyle w:val="NoSpacing"/>
+        <w:numPr>
+          <w:ilvl w:val="0"/>
+          <w:numId w:val="2"/>
+        </w:numPr>
+        <w:ind w:left="360"/>
+        <w:rPr>
+          <w:rFonts w:ascii="Calibri" w:hAnsi="Calibri" w:cs="Calibri"/>
+          <w:sz w:val="22"/>
+          <w:szCs w:val="22"/>
+        </w:rPr>
+      </w:pPr>
+      <w:r>
+        <w:rPr>
+          <w:rFonts w:ascii="Calibri" w:hAnsi="Calibri" w:cs="Calibri"/>
+          <w:sz w:val="22"/>
+          <w:szCs w:val="22"/>
+        </w:rPr>
+        <w:t>Supported in creation team’s AWS Infrastructure while coordinating with network engineering team on building subnets creation and Security groups creation and firewalls rules implantation.</w:t>
+      </w:r>
+    </w:p>
+    <w:p>
+      <w:pPr>
+        <w:pStyle w:val="NoSpacing"/>
+        <w:numPr>
+          <w:ilvl w:val="0"/>
+          <w:numId w:val="2"/>
+        </w:numPr>
+        <w:ind w:left="360"/>
+        <w:rPr>
+          <w:rFonts w:ascii="Calibri" w:hAnsi="Calibri" w:cs="Calibri"/>
+          <w:sz w:val="22"/>
+          <w:szCs w:val="22"/>
+        </w:rPr>
+      </w:pPr>
+      <w:r>
+        <w:rPr>
+          <w:rFonts w:ascii="Calibri" w:hAnsi="Calibri" w:cs="Calibri"/>
+          <w:sz w:val="22"/>
+          <w:szCs w:val="22"/>
+        </w:rPr>
+        <w:t>Involved in migrating SOAP web services to rest services where coded wrapper endpoints over service layer and exposed it via gateway.</w:t>
+      </w:r>
+    </w:p>
+    <w:p>
+      <w:pPr>
+        <w:pStyle w:val="NoSpacing"/>
+        <w:numPr>
+          <w:ilvl w:val="0"/>
+          <w:numId w:val="2"/>
+        </w:numPr>
+        <w:ind w:left="360"/>
+        <w:rPr>
+          <w:rFonts w:ascii="Calibri" w:hAnsi="Calibri" w:cs="Calibri"/>
+          <w:sz w:val="22"/>
+          <w:szCs w:val="22"/>
+        </w:rPr>
+      </w:pPr>
+      <w:r>
+        <w:rPr>
+          <w:rFonts w:ascii="Calibri" w:hAnsi="Calibri" w:cs="Calibri"/>
+          <w:sz w:val="22"/>
+          <w:szCs w:val="22"/>
+        </w:rPr>
+        <w:t>Used Github/Jira bit bucket for version control.</w:t>
+      </w:r>
+    </w:p>
+    <w:p>
+      <w:pPr>
+        <w:pStyle w:val="NoSpacing"/>
+        <w:rPr>
+          <w:rFonts w:ascii="Calibri" w:hAnsi="Calibri" w:cs="Calibri"/>
+          <w:sz w:val="22"/>
+          <w:szCs w:val="22"/>
+        </w:rPr>
+      </w:pPr>
+    </w:p>
+    <w:p>
+      <w:pPr>
+        <w:pStyle w:val="NoSpacing"/>
+        <w:rPr>
+          <w:rFonts w:ascii="Calibri" w:hAnsi="Calibri" w:cs="Calibri"/>
+          <w:b/>
+          <w:bCs/>
+          <w:sz w:val="22"/>
+          <w:szCs w:val="22"/>
+          <w:u w:val="single"/>
+        </w:rPr>
+      </w:pPr>
+      <w:r>
+        <w:rPr>
+          <w:rFonts w:ascii="Calibri" w:hAnsi="Calibri" w:cs="Calibri"/>
+          <w:b/>
+          <w:bCs/>
+          <w:sz w:val="22"/>
+          <w:szCs w:val="22"/>
+          <w:u w:val="single"/>
+        </w:rPr>
+        <w:t xml:space="preserve">Sr </w:t>
+      </w:r>
+      <w:r>
+        <w:rPr>
+          <w:rFonts w:ascii="Calibri" w:hAnsi="Calibri" w:cs="Calibri"/>
+          <w:b/>
+          <w:bCs/>
+          <w:sz w:val="22"/>
+          <w:szCs w:val="22"/>
+          <w:u w:val="single"/>
+        </w:rPr>
+        <w:t xml:space="preserve">Java Full Stack Developer      </w:t>
+      </w:r>
+      <w:r>
+        <w:rPr>
+          <w:rFonts w:ascii="Calibri" w:hAnsi="Calibri" w:cs="Calibri"/>
+          <w:b/>
+          <w:bCs/>
+          <w:sz w:val="22"/>
+          <w:szCs w:val="22"/>
+          <w:u w:val="single"/>
+        </w:rPr>
+        <w:tab/>
+      </w:r>
+      <w:r>
+        <w:rPr>
+          <w:rFonts w:ascii="Calibri" w:hAnsi="Calibri" w:cs="Calibri"/>
+          <w:b/>
+          <w:bCs/>
+          <w:sz w:val="22"/>
+          <w:szCs w:val="22"/>
+          <w:u w:val="single"/>
+        </w:rPr>
+        <w:tab/>
+      </w:r>
+      <w:r>
+        <w:rPr>
+          <w:rFonts w:ascii="Calibri" w:hAnsi="Calibri" w:cs="Calibri"/>
+          <w:b/>
+          <w:bCs/>
+          <w:sz w:val="22"/>
+          <w:szCs w:val="22"/>
+          <w:u w:val="single"/>
+        </w:rPr>
+        <w:tab/>
+      </w:r>
+      <w:r>
+        <w:rPr>
+          <w:rFonts w:ascii="Calibri" w:hAnsi="Calibri" w:cs="Calibri"/>
+          <w:b/>
+          <w:bCs/>
+          <w:sz w:val="22"/>
+          <w:szCs w:val="22"/>
+          <w:u w:val="single"/>
+        </w:rPr>
+        <w:tab/>
+      </w:r>
+      <w:r>
+        <w:rPr>
+          <w:rFonts w:ascii="Calibri" w:hAnsi="Calibri" w:cs="Calibri"/>
+          <w:b/>
+          <w:bCs/>
+          <w:sz w:val="22"/>
+          <w:szCs w:val="22"/>
+          <w:u w:val="single"/>
+        </w:rPr>
+        <w:tab/>
+      </w:r>
+      <w:r>
+        <w:rPr>
+          <w:rFonts w:ascii="Calibri" w:hAnsi="Calibri" w:cs="Calibri"/>
+          <w:b/>
+          <w:bCs/>
+          <w:sz w:val="22"/>
+          <w:szCs w:val="22"/>
+          <w:u w:val="single"/>
+        </w:rPr>
+        <w:tab/>
+      </w:r>
+      <w:r>
+        <w:rPr>
+          <w:rFonts w:ascii="Calibri" w:hAnsi="Calibri" w:cs="Calibri"/>
+          <w:b/>
+          <w:bCs/>
+          <w:sz w:val="22"/>
+          <w:szCs w:val="22"/>
+          <w:u w:val="single"/>
+        </w:rPr>
+        <w:tab/>
+      </w:r>
+      <w:r>
+        <w:rPr>
+          <w:rFonts w:ascii="Calibri" w:hAnsi="Calibri" w:cs="Calibri"/>
+          <w:b/>
+          <w:bCs/>
+          <w:sz w:val="22"/>
+          <w:szCs w:val="22"/>
+          <w:u w:val="single"/>
+        </w:rPr>
+        <w:tab/>
+        <w:t xml:space="preserve">       </w:t>
+      </w:r>
+      <w:r>
+        <w:rPr>
+          <w:rFonts w:ascii="Calibri" w:hAnsi="Calibri" w:cs="Calibri"/>
+          <w:b/>
+          <w:bCs/>
+          <w:sz w:val="22"/>
+          <w:szCs w:val="22"/>
+          <w:u w:val="single"/>
+        </w:rPr>
+        <w:t xml:space="preserve">Mar 2024 – Oct 2024 </w:t>
+      </w:r>
+    </w:p>
+    <w:p>
+      <w:pPr>
+        <w:pStyle w:val="NoSpacing"/>
+        <w:rPr>
+          <w:rFonts w:ascii="Calibri" w:hAnsi="Calibri" w:cs="Calibri"/>
+          <w:b/>
+          <w:bCs/>
+          <w:sz w:val="22"/>
+          <w:szCs w:val="22"/>
+          <w:u w:val="single"/>
+        </w:rPr>
+      </w:pPr>
+      <w:r>
+        <w:rPr>
+          <w:rFonts w:ascii="Calibri" w:hAnsi="Calibri" w:cs="Calibri"/>
+          <w:b/>
+          <w:bCs/>
+          <w:sz w:val="22"/>
+          <w:szCs w:val="22"/>
+          <w:u w:val="single"/>
+        </w:rPr>
+        <w:t>Intuit</w:t>
+      </w:r>
+      <w:r>
+        <w:rPr>
+          <w:rFonts w:ascii="Calibri" w:hAnsi="Calibri" w:cs="Calibri"/>
+          <w:b/>
+          <w:bCs/>
+          <w:sz w:val="22"/>
+          <w:szCs w:val="22"/>
+          <w:u w:val="single"/>
+        </w:rPr>
+        <w:tab/>
+        <w:t xml:space="preserve"> </w:t>
+      </w:r>
+    </w:p>
+    <w:p>
+      <w:pPr>
+        <w:pStyle w:val="NoSpacing"/>
+        <w:rPr>
+          <w:rFonts w:ascii="Calibri" w:hAnsi="Calibri" w:cs="Calibri"/>
+          <w:sz w:val="22"/>
+          <w:szCs w:val="22"/>
+        </w:rPr>
+      </w:pPr>
+    </w:p>
+    <w:p>
+      <w:pPr>
+        <w:pStyle w:val="NoSpacing"/>
+        <w:rPr>
+          <w:rFonts w:ascii="Calibri" w:hAnsi="Calibri" w:cs="Calibri"/>
+          <w:sz w:val="22"/>
+          <w:szCs w:val="22"/>
+        </w:rPr>
+      </w:pPr>
+      <w:r>
+        <w:rPr>
+          <w:rFonts w:ascii="Calibri" w:hAnsi="Calibri" w:cs="Calibri"/>
+          <w:b/>
+          <w:bCs/>
+          <w:sz w:val="22"/>
+          <w:szCs w:val="22"/>
+        </w:rPr>
+        <w:t>Description:</w:t>
+      </w:r>
+      <w:r>
+        <w:rPr>
+          <w:rFonts w:ascii="Calibri" w:hAnsi="Calibri" w:cs="Calibri"/>
+          <w:sz w:val="22"/>
+          <w:szCs w:val="22"/>
+        </w:rPr>
+        <w:t xml:space="preserve"> Migrated a monolithic QuickBooks application to scalable microservices using Java Spring Boot, enhancing modularity, performance, and maintainability. Developed a customer-facing portal with Angular 17, implementing dynamic components, reactive forms, and route guards for secure user access. Designed and tested APIs with Insomnia, containerized services using Podman, and deployed them on AWS services such as EC2, Fargate, S3, and CodePipeline for CI/CD automation. Built a resilient backend with PostgreSQL, Hibernate, and RESTful APIs, ensuring data consistency and compliance. Automated testing with Selenium, TestNG, and Cucumber, while strengthening observability and proactive monitoring using Splunk and AWS CloudWatch.</w:t>
       </w:r>
     </w:p>
     <w:p>
@@ -1548,101 +2683,1035 @@
         <w:pStyle w:val="NoSpacing"/>
         <w:numPr>
           <w:ilvl w:val="0"/>
-          <w:numId w:val="2"/>
-        </w:numPr>
-        <w:ind w:left="360"/>
-        <w:rPr>
-          <w:rFonts w:ascii="Calibri" w:hAnsi="Calibri" w:cs="Calibri"/>
-          <w:sz w:val="22"/>
-          <w:szCs w:val="22"/>
-        </w:rPr>
-      </w:pPr>
-      <w:r>
-        <w:rPr>
-          <w:rFonts w:ascii="Calibri" w:hAnsi="Calibri" w:cs="Calibri"/>
-          <w:sz w:val="22"/>
-          <w:szCs w:val="22"/>
-        </w:rPr>
-        <w:t>Designed and developed a React-based micro-frontend call center application to streamline customer interactions via MDN (Mobile Directory Number) lookups.</w:t>
-      </w:r>
-    </w:p>
-    <w:p>
-      <w:pPr>
-        <w:pStyle w:val="NoSpacing"/>
-        <w:numPr>
-          <w:ilvl w:val="0"/>
-          <w:numId w:val="2"/>
-        </w:numPr>
-        <w:ind w:left="360"/>
-        <w:rPr>
-          <w:rFonts w:ascii="Calibri" w:hAnsi="Calibri" w:cs="Calibri"/>
-          <w:sz w:val="22"/>
-          <w:szCs w:val="22"/>
-        </w:rPr>
-      </w:pPr>
-      <w:r>
-        <w:rPr>
-          <w:rFonts w:ascii="Calibri" w:hAnsi="Calibri" w:cs="Calibri"/>
-          <w:sz w:val="22"/>
-          <w:szCs w:val="22"/>
-        </w:rPr>
-        <w:t>Implemented Redux for global state management, enabling consistent data sharing across isolated frontend modules and ensuring state integrity throughout the user journey.</w:t>
-      </w:r>
-    </w:p>
-    <w:p>
-      <w:pPr>
-        <w:pStyle w:val="NoSpacing"/>
-        <w:numPr>
-          <w:ilvl w:val="0"/>
-          <w:numId w:val="2"/>
-        </w:numPr>
-        <w:ind w:left="360"/>
-        <w:rPr>
-          <w:rFonts w:ascii="Calibri" w:hAnsi="Calibri" w:cs="Calibri"/>
-          <w:sz w:val="22"/>
-          <w:szCs w:val="22"/>
-        </w:rPr>
-      </w:pPr>
-      <w:r>
-        <w:rPr>
-          <w:rFonts w:ascii="Calibri" w:hAnsi="Calibri" w:cs="Calibri"/>
-          <w:sz w:val="22"/>
-          <w:szCs w:val="22"/>
-        </w:rPr>
-        <w:t>Utilized Redux-Saga to manage complex async flows such as chained API calls, conditional logic, and error handling in customer support workflows.</w:t>
-      </w:r>
-    </w:p>
-    <w:p>
-      <w:pPr>
-        <w:pStyle w:val="NoSpacing"/>
-        <w:numPr>
-          <w:ilvl w:val="0"/>
-          <w:numId w:val="2"/>
-        </w:numPr>
-        <w:ind w:left="360"/>
-        <w:rPr>
-          <w:rFonts w:ascii="Calibri" w:hAnsi="Calibri" w:cs="Calibri"/>
-          <w:sz w:val="22"/>
-          <w:szCs w:val="22"/>
-        </w:rPr>
-      </w:pPr>
-      <w:r>
-        <w:rPr>
-          <w:rFonts w:ascii="Calibri" w:hAnsi="Calibri" w:cs="Calibri"/>
-          <w:sz w:val="22"/>
-          <w:szCs w:val="22"/>
-        </w:rPr>
-        <w:t>Architected micro-frontend modules for key sections like Customer Info, Plan Details, and Complaint Logs, promoting independent deployment and team ownership.</w:t>
-      </w:r>
-    </w:p>
-    <w:p>
-      <w:pPr>
-        <w:pStyle w:val="NoSpacing"/>
-        <w:numPr>
-          <w:ilvl w:val="0"/>
-          <w:numId w:val="2"/>
-        </w:numPr>
-        <w:ind w:left="360"/>
+          <w:numId w:val="3"/>
+        </w:numPr>
+        <w:rPr>
+          <w:rFonts w:ascii="Calibri" w:hAnsi="Calibri" w:cs="Calibri"/>
+          <w:sz w:val="22"/>
+          <w:szCs w:val="22"/>
+        </w:rPr>
+      </w:pPr>
+      <w:r>
+        <w:rPr>
+          <w:rFonts w:ascii="Calibri" w:hAnsi="Calibri" w:cs="Calibri"/>
+          <w:sz w:val="22"/>
+          <w:szCs w:val="22"/>
+        </w:rPr>
+        <w:t>Participated in all phases of SDLC cycles for enterprise financial applications, including requirements gathering, design, development, testing, and deployment.</w:t>
+      </w:r>
+    </w:p>
+    <w:p>
+      <w:pPr>
+        <w:pStyle w:val="NoSpacing"/>
+        <w:numPr>
+          <w:ilvl w:val="0"/>
+          <w:numId w:val="3"/>
+        </w:numPr>
+        <w:rPr>
+          <w:rFonts w:ascii="Calibri" w:hAnsi="Calibri" w:cs="Calibri"/>
+          <w:sz w:val="22"/>
+          <w:szCs w:val="22"/>
+        </w:rPr>
+      </w:pPr>
+      <w:r>
+        <w:rPr>
+          <w:rFonts w:ascii="Calibri" w:hAnsi="Calibri" w:cs="Calibri"/>
+          <w:sz w:val="22"/>
+          <w:szCs w:val="22"/>
+        </w:rPr>
+        <w:t>Used Java advanced features such as multithreading, exception handling, Streams, lambda expressions, and functional interfaces to build efficient, robust, and concise microservices.</w:t>
+      </w:r>
+    </w:p>
+    <w:p>
+      <w:pPr>
+        <w:pStyle w:val="NoSpacing"/>
+        <w:numPr>
+          <w:ilvl w:val="0"/>
+          <w:numId w:val="3"/>
+        </w:numPr>
+        <w:rPr>
+          <w:rFonts w:ascii="Calibri" w:hAnsi="Calibri" w:cs="Calibri"/>
+          <w:sz w:val="22"/>
+          <w:szCs w:val="22"/>
+        </w:rPr>
+      </w:pPr>
+      <w:r>
+        <w:rPr>
+          <w:rFonts w:ascii="Calibri" w:hAnsi="Calibri" w:cs="Calibri"/>
+          <w:sz w:val="22"/>
+          <w:szCs w:val="22"/>
+        </w:rPr>
+        <w:t>Developed applications using Spring Boot and Spring MVC with annotations, Dependency Injection, and IoC for modular design.</w:t>
+      </w:r>
+    </w:p>
+    <w:p>
+      <w:pPr>
+        <w:pStyle w:val="NoSpacing"/>
+        <w:numPr>
+          <w:ilvl w:val="0"/>
+          <w:numId w:val="3"/>
+        </w:numPr>
+        <w:rPr>
+          <w:rFonts w:ascii="Calibri" w:hAnsi="Calibri" w:cs="Calibri"/>
+          <w:sz w:val="22"/>
+          <w:szCs w:val="22"/>
+        </w:rPr>
+      </w:pPr>
+      <w:r>
+        <w:rPr>
+          <w:rFonts w:ascii="Calibri" w:hAnsi="Calibri" w:cs="Calibri"/>
+          <w:sz w:val="22"/>
+          <w:szCs w:val="22"/>
+        </w:rPr>
+        <w:t>Built single-page applications (SPA) using Angular 17, integrating with HTML, CSS, and JavaScript libraries like Bootstrap, while testing and debugging APIs with Insomnia.</w:t>
+      </w:r>
+    </w:p>
+    <w:p>
+      <w:pPr>
+        <w:pStyle w:val="NoSpacing"/>
+        <w:numPr>
+          <w:ilvl w:val="0"/>
+          <w:numId w:val="3"/>
+        </w:numPr>
+        <w:rPr>
+          <w:rFonts w:ascii="Calibri" w:hAnsi="Calibri" w:cs="Calibri"/>
+          <w:sz w:val="22"/>
+          <w:szCs w:val="22"/>
+        </w:rPr>
+      </w:pPr>
+      <w:r>
+        <w:rPr>
+          <w:rFonts w:ascii="Calibri" w:hAnsi="Calibri" w:cs="Calibri"/>
+          <w:sz w:val="22"/>
+          <w:szCs w:val="22"/>
+        </w:rPr>
+        <w:t>Utilized Angular AOT compilation, Tree Shaking, and bundle optimization (Webpack configuration tuning) to minimize JavaScript payload size</w:t>
+      </w:r>
+    </w:p>
+    <w:p>
+      <w:pPr>
+        <w:pStyle w:val="NoSpacing"/>
+        <w:numPr>
+          <w:ilvl w:val="0"/>
+          <w:numId w:val="3"/>
+        </w:numPr>
+        <w:rPr>
+          <w:rFonts w:ascii="Calibri" w:hAnsi="Calibri" w:cs="Calibri"/>
+          <w:sz w:val="22"/>
+          <w:szCs w:val="22"/>
+        </w:rPr>
+      </w:pPr>
+      <w:r>
+        <w:rPr>
+          <w:rFonts w:ascii="Calibri" w:hAnsi="Calibri" w:cs="Calibri"/>
+          <w:sz w:val="22"/>
+          <w:szCs w:val="22"/>
+        </w:rPr>
+        <w:t>Managed AWS services including EC2, VPC, IAM, and implemented monitoring and alerting using Amazon CloudWatch and Splunk for real-time visibility.</w:t>
+      </w:r>
+    </w:p>
+    <w:p>
+      <w:pPr>
+        <w:pStyle w:val="NoSpacing"/>
+        <w:numPr>
+          <w:ilvl w:val="0"/>
+          <w:numId w:val="3"/>
+        </w:numPr>
+        <w:rPr>
+          <w:rFonts w:ascii="Calibri" w:hAnsi="Calibri" w:cs="Calibri"/>
+          <w:sz w:val="22"/>
+          <w:szCs w:val="22"/>
+        </w:rPr>
+      </w:pPr>
+      <w:r>
+        <w:rPr>
+          <w:rFonts w:ascii="Calibri" w:hAnsi="Calibri" w:cs="Calibri"/>
+          <w:sz w:val="22"/>
+          <w:szCs w:val="22"/>
+        </w:rPr>
+        <w:t>Designed and optimized SQL queries, and worked with relational databases such as PostgreSQL and MySQL for financial transaction processing.</w:t>
+      </w:r>
+    </w:p>
+    <w:p>
+      <w:pPr>
+        <w:pStyle w:val="NoSpacing"/>
+        <w:numPr>
+          <w:ilvl w:val="0"/>
+          <w:numId w:val="3"/>
+        </w:numPr>
+        <w:rPr>
+          <w:rFonts w:ascii="Calibri" w:hAnsi="Calibri" w:cs="Calibri"/>
+          <w:sz w:val="22"/>
+          <w:szCs w:val="22"/>
+        </w:rPr>
+      </w:pPr>
+      <w:r>
+        <w:rPr>
+          <w:rFonts w:ascii="Calibri" w:hAnsi="Calibri" w:cs="Calibri"/>
+          <w:sz w:val="22"/>
+          <w:szCs w:val="22"/>
+        </w:rPr>
+        <w:t>Designed custom data structures (e.g., linked hash maps, balanced trees) to manage order execution, settlement, and trade matching in high-frequency financial applications.</w:t>
+      </w:r>
+    </w:p>
+    <w:p>
+      <w:pPr>
+        <w:pStyle w:val="NoSpacing"/>
+        <w:numPr>
+          <w:ilvl w:val="0"/>
+          <w:numId w:val="3"/>
+        </w:numPr>
+        <w:rPr>
+          <w:rFonts w:ascii="Calibri" w:hAnsi="Calibri" w:cs="Calibri"/>
+          <w:sz w:val="22"/>
+          <w:szCs w:val="22"/>
+        </w:rPr>
+      </w:pPr>
+      <w:r>
+        <w:rPr>
+          <w:rFonts w:ascii="Calibri" w:hAnsi="Calibri" w:cs="Calibri"/>
+          <w:sz w:val="22"/>
+          <w:szCs w:val="22"/>
+        </w:rPr>
+        <w:t>Designed efficient DynamoDB tables with optimized partition and sort keys for microservices requiring NoSQL persistence.</w:t>
+      </w:r>
+    </w:p>
+    <w:p>
+      <w:pPr>
+        <w:pStyle w:val="NoSpacing"/>
+        <w:numPr>
+          <w:ilvl w:val="0"/>
+          <w:numId w:val="3"/>
+        </w:numPr>
+        <w:rPr>
+          <w:rFonts w:ascii="Calibri" w:hAnsi="Calibri" w:cs="Calibri"/>
+          <w:sz w:val="22"/>
+          <w:szCs w:val="22"/>
+        </w:rPr>
+      </w:pPr>
+      <w:r>
+        <w:rPr>
+          <w:rFonts w:ascii="Calibri" w:hAnsi="Calibri" w:cs="Calibri"/>
+          <w:sz w:val="22"/>
+          <w:szCs w:val="22"/>
+        </w:rPr>
+        <w:t>Implemented CI/CD pipelines using AWS CodePipeline, Jenkins, and GitHub Actions; containerized services using Podman and deployed with AWS Fargate/ECR to enhance scalability and streamline releases.</w:t>
+      </w:r>
+    </w:p>
+    <w:p>
+      <w:pPr>
+        <w:pStyle w:val="NoSpacing"/>
+        <w:numPr>
+          <w:ilvl w:val="0"/>
+          <w:numId w:val="3"/>
+        </w:numPr>
+        <w:rPr>
+          <w:rFonts w:ascii="Calibri" w:hAnsi="Calibri" w:cs="Calibri"/>
+          <w:sz w:val="22"/>
+          <w:szCs w:val="22"/>
+        </w:rPr>
+      </w:pPr>
+      <w:r>
+        <w:rPr>
+          <w:rFonts w:ascii="Calibri" w:hAnsi="Calibri" w:cs="Calibri"/>
+          <w:sz w:val="22"/>
+          <w:szCs w:val="22"/>
+        </w:rPr>
+        <w:t>Developed Java-based applications to perform CRUD operations on DynamoDB and PostgreSQL using Hibernate and AWS SDK for Java.</w:t>
+      </w:r>
+    </w:p>
+    <w:p>
+      <w:pPr>
+        <w:pStyle w:val="NoSpacing"/>
+        <w:numPr>
+          <w:ilvl w:val="0"/>
+          <w:numId w:val="3"/>
+        </w:numPr>
+        <w:rPr>
+          <w:rFonts w:ascii="Calibri" w:hAnsi="Calibri" w:cs="Calibri"/>
+          <w:sz w:val="22"/>
+          <w:szCs w:val="22"/>
+        </w:rPr>
+      </w:pPr>
+      <w:r>
+        <w:rPr>
+          <w:rFonts w:ascii="Calibri" w:hAnsi="Calibri" w:cs="Calibri"/>
+          <w:sz w:val="22"/>
+          <w:szCs w:val="22"/>
+        </w:rPr>
+        <w:t>Designed and built microservices using Spring Boot for service-oriented architecture (SOA), enabling independently deployable and scalable services.</w:t>
+      </w:r>
+    </w:p>
+    <w:p>
+      <w:pPr>
+        <w:pStyle w:val="NoSpacing"/>
+        <w:numPr>
+          <w:ilvl w:val="0"/>
+          <w:numId w:val="3"/>
+        </w:numPr>
+        <w:rPr>
+          <w:rFonts w:ascii="Calibri" w:hAnsi="Calibri" w:cs="Calibri"/>
+          <w:sz w:val="22"/>
+          <w:szCs w:val="22"/>
+        </w:rPr>
+      </w:pPr>
+      <w:r>
+        <w:rPr>
+          <w:rFonts w:ascii="Calibri" w:hAnsi="Calibri" w:cs="Calibri"/>
+          <w:sz w:val="22"/>
+          <w:szCs w:val="22"/>
+        </w:rPr>
+        <w:t>Integrated JMS (Java Message Service) in Spring Boot microservices for asynchronous message brokering and reliable communication across distributed components.</w:t>
+      </w:r>
+    </w:p>
+    <w:p>
+      <w:pPr>
+        <w:pStyle w:val="NoSpacing"/>
+        <w:numPr>
+          <w:ilvl w:val="0"/>
+          <w:numId w:val="3"/>
+        </w:numPr>
+        <w:rPr>
+          <w:rFonts w:ascii="Calibri" w:hAnsi="Calibri" w:cs="Calibri"/>
+          <w:sz w:val="22"/>
+          <w:szCs w:val="22"/>
+        </w:rPr>
+      </w:pPr>
+      <w:r>
+        <w:rPr>
+          <w:rFonts w:ascii="Calibri" w:hAnsi="Calibri" w:cs="Calibri"/>
+          <w:sz w:val="22"/>
+          <w:szCs w:val="22"/>
+        </w:rPr>
+        <w:t>Developed dynamic Angular applications with two-way data binding, dependency injection, component-based architecture, and reactive forms, leveraging observables for efficient API state management.</w:t>
+      </w:r>
+    </w:p>
+    <w:p>
+      <w:pPr>
+        <w:pStyle w:val="NoSpacing"/>
+        <w:numPr>
+          <w:ilvl w:val="0"/>
+          <w:numId w:val="3"/>
+        </w:numPr>
+        <w:rPr>
+          <w:rFonts w:ascii="Calibri" w:hAnsi="Calibri" w:cs="Calibri"/>
+          <w:sz w:val="22"/>
+          <w:szCs w:val="22"/>
+        </w:rPr>
+      </w:pPr>
+      <w:r>
+        <w:rPr>
+          <w:rFonts w:ascii="Calibri" w:hAnsi="Calibri" w:cs="Calibri"/>
+          <w:sz w:val="22"/>
+          <w:szCs w:val="22"/>
+        </w:rPr>
+        <w:t>Used Hibernate for ORM, caching, transaction management, and batch processing.</w:t>
+      </w:r>
+    </w:p>
+    <w:p>
+      <w:pPr>
+        <w:pStyle w:val="NoSpacing"/>
+        <w:numPr>
+          <w:ilvl w:val="0"/>
+          <w:numId w:val="3"/>
+        </w:numPr>
+        <w:rPr>
+          <w:rFonts w:ascii="Calibri" w:hAnsi="Calibri" w:cs="Calibri"/>
+          <w:sz w:val="22"/>
+          <w:szCs w:val="22"/>
+        </w:rPr>
+      </w:pPr>
+      <w:r>
+        <w:rPr>
+          <w:rFonts w:ascii="Calibri" w:hAnsi="Calibri" w:cs="Calibri"/>
+          <w:sz w:val="22"/>
+          <w:szCs w:val="22"/>
+        </w:rPr>
+        <w:t>Enhanced the legacy monolithic application by building new Angular 17 and TypeScript components; created reusable TypeScript services to consume REST APIs.</w:t>
+      </w:r>
+    </w:p>
+    <w:p>
+      <w:pPr>
+        <w:pStyle w:val="NoSpacing"/>
+        <w:numPr>
+          <w:ilvl w:val="0"/>
+          <w:numId w:val="3"/>
+        </w:numPr>
+        <w:rPr>
+          <w:rFonts w:ascii="Calibri" w:hAnsi="Calibri" w:cs="Calibri"/>
+          <w:sz w:val="22"/>
+          <w:szCs w:val="22"/>
+        </w:rPr>
+      </w:pPr>
+      <w:r>
+        <w:rPr>
+          <w:rFonts w:ascii="Calibri" w:hAnsi="Calibri" w:cs="Calibri"/>
+          <w:sz w:val="22"/>
+          <w:szCs w:val="22"/>
+        </w:rPr>
+        <w:t>Implemented Angular route guards for authentication and secure navigation; added custom validations for reactive forms.</w:t>
+      </w:r>
+    </w:p>
+    <w:p>
+      <w:pPr>
+        <w:pStyle w:val="NoSpacing"/>
+        <w:numPr>
+          <w:ilvl w:val="0"/>
+          <w:numId w:val="3"/>
+        </w:numPr>
+        <w:rPr>
+          <w:rFonts w:ascii="Calibri" w:hAnsi="Calibri" w:cs="Calibri"/>
+          <w:sz w:val="22"/>
+          <w:szCs w:val="22"/>
+        </w:rPr>
+      </w:pPr>
+      <w:r>
+        <w:rPr>
+          <w:rFonts w:ascii="Calibri" w:hAnsi="Calibri" w:cs="Calibri"/>
+          <w:sz w:val="22"/>
+          <w:szCs w:val="22"/>
+        </w:rPr>
+        <w:t>Applied Content Security Policy (CSP), input sanitization, and Angular DOM sanitization to prevent XSS and injection attacks.</w:t>
+      </w:r>
+    </w:p>
+    <w:p>
+      <w:pPr>
+        <w:pStyle w:val="NoSpacing"/>
+        <w:numPr>
+          <w:ilvl w:val="0"/>
+          <w:numId w:val="3"/>
+        </w:numPr>
+        <w:rPr>
+          <w:rFonts w:ascii="Calibri" w:hAnsi="Calibri" w:cs="Calibri"/>
+          <w:sz w:val="22"/>
+          <w:szCs w:val="22"/>
+        </w:rPr>
+      </w:pPr>
+      <w:r>
+        <w:rPr>
+          <w:rFonts w:ascii="Calibri" w:hAnsi="Calibri" w:cs="Calibri"/>
+          <w:sz w:val="22"/>
+          <w:szCs w:val="22"/>
+        </w:rPr>
+        <w:lastRenderedPageBreak/>
+        <w:t>Built state management services using NgRx in Angular, integrated with Spring Boot APIs.</w:t>
+      </w:r>
+    </w:p>
+    <w:p>
+      <w:pPr>
+        <w:pStyle w:val="NoSpacing"/>
+        <w:numPr>
+          <w:ilvl w:val="0"/>
+          <w:numId w:val="3"/>
+        </w:numPr>
+        <w:rPr>
+          <w:rFonts w:ascii="Calibri" w:hAnsi="Calibri" w:cs="Calibri"/>
+          <w:sz w:val="22"/>
+          <w:szCs w:val="22"/>
+        </w:rPr>
+      </w:pPr>
+      <w:r>
+        <w:rPr>
+          <w:rFonts w:ascii="Calibri" w:hAnsi="Calibri" w:cs="Calibri"/>
+          <w:sz w:val="22"/>
+          <w:szCs w:val="22"/>
+        </w:rPr>
+        <w:t>Worked with NoSQL databases like Cassandra for scalable financial data storage and retrieval.</w:t>
+      </w:r>
+    </w:p>
+    <w:p>
+      <w:pPr>
+        <w:pStyle w:val="NoSpacing"/>
+        <w:numPr>
+          <w:ilvl w:val="0"/>
+          <w:numId w:val="3"/>
+        </w:numPr>
+        <w:rPr>
+          <w:rFonts w:ascii="Calibri" w:hAnsi="Calibri" w:cs="Calibri"/>
+          <w:sz w:val="22"/>
+          <w:szCs w:val="22"/>
+        </w:rPr>
+      </w:pPr>
+      <w:r>
+        <w:rPr>
+          <w:rFonts w:ascii="Calibri" w:hAnsi="Calibri" w:cs="Calibri"/>
+          <w:sz w:val="22"/>
+          <w:szCs w:val="22"/>
+        </w:rPr>
+        <w:t>Created custom AWS resources using CDK Constructs to automate deployments and integrate with financial microservices.</w:t>
+      </w:r>
+    </w:p>
+    <w:p>
+      <w:pPr>
+        <w:pStyle w:val="NoSpacing"/>
+        <w:numPr>
+          <w:ilvl w:val="0"/>
+          <w:numId w:val="3"/>
+        </w:numPr>
+        <w:rPr>
+          <w:rFonts w:ascii="Calibri" w:hAnsi="Calibri" w:cs="Calibri"/>
+          <w:sz w:val="22"/>
+          <w:szCs w:val="22"/>
+        </w:rPr>
+      </w:pPr>
+      <w:r>
+        <w:rPr>
+          <w:rFonts w:ascii="Calibri" w:hAnsi="Calibri" w:cs="Calibri"/>
+          <w:sz w:val="22"/>
+          <w:szCs w:val="22"/>
+        </w:rPr>
+        <w:t>Containerized core services using AWS Fargate to ensure scalable, secure execution without managing servers.</w:t>
+      </w:r>
+    </w:p>
+    <w:p>
+      <w:pPr>
+        <w:pStyle w:val="NoSpacing"/>
+        <w:numPr>
+          <w:ilvl w:val="0"/>
+          <w:numId w:val="3"/>
+        </w:numPr>
+        <w:rPr>
+          <w:rFonts w:ascii="Calibri" w:hAnsi="Calibri" w:cs="Calibri"/>
+          <w:sz w:val="22"/>
+          <w:szCs w:val="22"/>
+        </w:rPr>
+      </w:pPr>
+      <w:r>
+        <w:rPr>
+          <w:rFonts w:ascii="Calibri" w:hAnsi="Calibri" w:cs="Calibri"/>
+          <w:sz w:val="22"/>
+          <w:szCs w:val="22"/>
+        </w:rPr>
+        <w:t>Scaled real-time data ingestion and processing services using AWS Fargate, Lambda, and Kinesis for transaction event streaming and analysis.</w:t>
+      </w:r>
+    </w:p>
+    <w:p>
+      <w:pPr>
+        <w:pStyle w:val="NoSpacing"/>
+        <w:numPr>
+          <w:ilvl w:val="0"/>
+          <w:numId w:val="3"/>
+        </w:numPr>
+        <w:rPr>
+          <w:rFonts w:ascii="Calibri" w:hAnsi="Calibri" w:cs="Calibri"/>
+          <w:sz w:val="22"/>
+          <w:szCs w:val="22"/>
+        </w:rPr>
+      </w:pPr>
+      <w:r>
+        <w:rPr>
+          <w:rFonts w:ascii="Calibri" w:hAnsi="Calibri" w:cs="Calibri"/>
+          <w:sz w:val="22"/>
+          <w:szCs w:val="22"/>
+        </w:rPr>
+        <w:t>Leveraged Spring Boot Admin for centralized microservice health monitoring and quick RCA (Root Cause Analysis) during incident management.</w:t>
+      </w:r>
+    </w:p>
+    <w:p>
+      <w:pPr>
+        <w:pStyle w:val="NoSpacing"/>
+        <w:numPr>
+          <w:ilvl w:val="0"/>
+          <w:numId w:val="3"/>
+        </w:numPr>
+        <w:rPr>
+          <w:rFonts w:ascii="Calibri" w:hAnsi="Calibri" w:cs="Calibri"/>
+          <w:sz w:val="22"/>
+          <w:szCs w:val="22"/>
+        </w:rPr>
+      </w:pPr>
+      <w:r>
+        <w:rPr>
+          <w:rFonts w:ascii="Calibri" w:hAnsi="Calibri" w:cs="Calibri"/>
+          <w:sz w:val="22"/>
+          <w:szCs w:val="22"/>
+        </w:rPr>
+        <w:t>Automated infrastructure deployments using Jenkins, GitHub Actions, and AWS CDK, ensuring consistency across environments.</w:t>
+      </w:r>
+    </w:p>
+    <w:p>
+      <w:pPr>
+        <w:pStyle w:val="NoSpacing"/>
+        <w:numPr>
+          <w:ilvl w:val="0"/>
+          <w:numId w:val="3"/>
+        </w:numPr>
+        <w:rPr>
+          <w:rFonts w:ascii="Calibri" w:hAnsi="Calibri" w:cs="Calibri"/>
+          <w:sz w:val="22"/>
+          <w:szCs w:val="22"/>
+        </w:rPr>
+      </w:pPr>
+      <w:r>
+        <w:rPr>
+          <w:rFonts w:ascii="Calibri" w:hAnsi="Calibri" w:cs="Calibri"/>
+          <w:sz w:val="22"/>
+          <w:szCs w:val="22"/>
+        </w:rPr>
+        <w:t>Developed unit tests using TestNG and documented APIs with Swagger.</w:t>
+      </w:r>
+    </w:p>
+    <w:p>
+      <w:pPr>
+        <w:pStyle w:val="NoSpacing"/>
+        <w:numPr>
+          <w:ilvl w:val="0"/>
+          <w:numId w:val="3"/>
+        </w:numPr>
+        <w:rPr>
+          <w:rFonts w:ascii="Calibri" w:hAnsi="Calibri" w:cs="Calibri"/>
+          <w:sz w:val="22"/>
+          <w:szCs w:val="22"/>
+        </w:rPr>
+      </w:pPr>
+      <w:r>
+        <w:rPr>
+          <w:rFonts w:ascii="Calibri" w:hAnsi="Calibri" w:cs="Calibri"/>
+          <w:sz w:val="22"/>
+          <w:szCs w:val="22"/>
+        </w:rPr>
+        <w:t>Used Splunk for centralized logging, real-time monitoring, and proactive alerting.</w:t>
+      </w:r>
+    </w:p>
+    <w:p>
+      <w:pPr>
+        <w:pStyle w:val="NoSpacing"/>
+        <w:numPr>
+          <w:ilvl w:val="0"/>
+          <w:numId w:val="3"/>
+        </w:numPr>
+        <w:rPr>
+          <w:rFonts w:ascii="Calibri" w:hAnsi="Calibri" w:cs="Calibri"/>
+          <w:sz w:val="22"/>
+          <w:szCs w:val="22"/>
+        </w:rPr>
+      </w:pPr>
+      <w:r>
+        <w:rPr>
+          <w:rFonts w:ascii="Calibri" w:hAnsi="Calibri" w:cs="Calibri"/>
+          <w:sz w:val="22"/>
+          <w:szCs w:val="22"/>
+        </w:rPr>
+        <w:t>Integrated Cucumber with Selenium WebDriver for automated UI and regression testing.</w:t>
+      </w:r>
+    </w:p>
+    <w:p>
+      <w:pPr>
+        <w:pStyle w:val="NoSpacing"/>
+        <w:numPr>
+          <w:ilvl w:val="0"/>
+          <w:numId w:val="3"/>
+        </w:numPr>
+        <w:rPr>
+          <w:rFonts w:ascii="Calibri" w:hAnsi="Calibri" w:cs="Calibri"/>
+          <w:sz w:val="22"/>
+          <w:szCs w:val="22"/>
+        </w:rPr>
+      </w:pPr>
+      <w:r>
+        <w:rPr>
+          <w:rFonts w:ascii="Calibri" w:hAnsi="Calibri" w:cs="Calibri"/>
+          <w:sz w:val="22"/>
+          <w:szCs w:val="22"/>
+        </w:rPr>
+        <w:t>Actively participated in Agile Scrum team activities, employing TDD, BDD, and pair programming to ensure high-quality, well-tested code.</w:t>
+      </w:r>
+    </w:p>
+    <w:p>
+      <w:pPr>
+        <w:pStyle w:val="NoSpacing"/>
+        <w:rPr>
+          <w:rFonts w:ascii="Calibri" w:hAnsi="Calibri" w:cs="Calibri"/>
+          <w:sz w:val="22"/>
+          <w:szCs w:val="22"/>
+        </w:rPr>
+      </w:pPr>
+    </w:p>
+    <w:p>
+      <w:pPr>
+        <w:pStyle w:val="NoSpacing"/>
+        <w:rPr>
+          <w:rFonts w:ascii="Calibri" w:hAnsi="Calibri" w:cs="Calibri"/>
+          <w:sz w:val="22"/>
+          <w:szCs w:val="22"/>
+        </w:rPr>
+      </w:pPr>
+    </w:p>
+    <w:p>
+      <w:pPr>
+        <w:pStyle w:val="NoSpacing"/>
+        <w:rPr>
+          <w:rFonts w:ascii="Calibri" w:hAnsi="Calibri" w:cs="Calibri"/>
+          <w:b/>
+          <w:bCs/>
+          <w:sz w:val="22"/>
+          <w:szCs w:val="22"/>
+          <w:u w:val="single"/>
+        </w:rPr>
+      </w:pPr>
+      <w:r>
+        <w:rPr>
+          <w:rFonts w:ascii="Calibri" w:hAnsi="Calibri" w:cs="Calibri"/>
+          <w:b/>
+          <w:bCs/>
+          <w:sz w:val="22"/>
+          <w:szCs w:val="22"/>
+          <w:u w:val="single"/>
+        </w:rPr>
+        <w:t xml:space="preserve">Java DEVELOPER </w:t>
+      </w:r>
+      <w:r>
+        <w:rPr>
+          <w:rFonts w:ascii="Calibri" w:hAnsi="Calibri" w:cs="Calibri"/>
+          <w:b/>
+          <w:bCs/>
+          <w:sz w:val="22"/>
+          <w:szCs w:val="22"/>
+          <w:u w:val="single"/>
+        </w:rPr>
+        <w:tab/>
+        <w:t xml:space="preserve">   </w:t>
+      </w:r>
+      <w:r>
+        <w:rPr>
+          <w:rFonts w:ascii="Calibri" w:hAnsi="Calibri" w:cs="Calibri"/>
+          <w:b/>
+          <w:bCs/>
+          <w:sz w:val="22"/>
+          <w:szCs w:val="22"/>
+          <w:u w:val="single"/>
+        </w:rPr>
+        <w:tab/>
+      </w:r>
+      <w:r>
+        <w:rPr>
+          <w:rFonts w:ascii="Calibri" w:hAnsi="Calibri" w:cs="Calibri"/>
+          <w:b/>
+          <w:bCs/>
+          <w:sz w:val="22"/>
+          <w:szCs w:val="22"/>
+          <w:u w:val="single"/>
+        </w:rPr>
+        <w:tab/>
+      </w:r>
+      <w:r>
+        <w:rPr>
+          <w:rFonts w:ascii="Calibri" w:hAnsi="Calibri" w:cs="Calibri"/>
+          <w:b/>
+          <w:bCs/>
+          <w:sz w:val="22"/>
+          <w:szCs w:val="22"/>
+          <w:u w:val="single"/>
+        </w:rPr>
+        <w:tab/>
+      </w:r>
+      <w:r>
+        <w:rPr>
+          <w:rFonts w:ascii="Calibri" w:hAnsi="Calibri" w:cs="Calibri"/>
+          <w:b/>
+          <w:bCs/>
+          <w:sz w:val="22"/>
+          <w:szCs w:val="22"/>
+          <w:u w:val="single"/>
+        </w:rPr>
+        <w:tab/>
+      </w:r>
+      <w:r>
+        <w:rPr>
+          <w:rFonts w:ascii="Calibri" w:hAnsi="Calibri" w:cs="Calibri"/>
+          <w:b/>
+          <w:bCs/>
+          <w:sz w:val="22"/>
+          <w:szCs w:val="22"/>
+          <w:u w:val="single"/>
+        </w:rPr>
+        <w:tab/>
+      </w:r>
+      <w:r>
+        <w:rPr>
+          <w:rFonts w:ascii="Calibri" w:hAnsi="Calibri" w:cs="Calibri"/>
+          <w:b/>
+          <w:bCs/>
+          <w:sz w:val="22"/>
+          <w:szCs w:val="22"/>
+          <w:u w:val="single"/>
+        </w:rPr>
+        <w:tab/>
+      </w:r>
+      <w:r>
+        <w:rPr>
+          <w:rFonts w:ascii="Calibri" w:hAnsi="Calibri" w:cs="Calibri"/>
+          <w:b/>
+          <w:bCs/>
+          <w:sz w:val="22"/>
+          <w:szCs w:val="22"/>
+          <w:u w:val="single"/>
+        </w:rPr>
+        <w:tab/>
+      </w:r>
+      <w:r>
+        <w:rPr>
+          <w:rFonts w:ascii="Calibri" w:hAnsi="Calibri" w:cs="Calibri"/>
+          <w:b/>
+          <w:bCs/>
+          <w:sz w:val="22"/>
+          <w:szCs w:val="22"/>
+          <w:u w:val="single"/>
+        </w:rPr>
+        <w:t>Sep2021 – Aug 2022</w:t>
+      </w:r>
+      <w:r>
+        <w:rPr>
+          <w:rFonts w:ascii="Calibri" w:hAnsi="Calibri" w:cs="Calibri"/>
+          <w:b/>
+          <w:bCs/>
+          <w:sz w:val="22"/>
+          <w:szCs w:val="22"/>
+          <w:u w:val="single"/>
+        </w:rPr>
+        <w:t xml:space="preserve"> (Intern)</w:t>
+      </w:r>
+    </w:p>
+    <w:p>
+      <w:pPr>
+        <w:pStyle w:val="NoSpacing"/>
+        <w:rPr>
+          <w:rFonts w:ascii="Calibri" w:hAnsi="Calibri" w:cs="Calibri"/>
+          <w:b/>
+          <w:bCs/>
+          <w:sz w:val="22"/>
+          <w:szCs w:val="22"/>
+        </w:rPr>
+      </w:pPr>
+      <w:r>
+        <w:rPr>
+          <w:rFonts w:ascii="Calibri" w:hAnsi="Calibri" w:cs="Calibri"/>
+          <w:b/>
+          <w:bCs/>
+          <w:sz w:val="22"/>
+          <w:szCs w:val="22"/>
+          <w:u w:val="single"/>
+        </w:rPr>
+        <w:t>T -Mobile – New York, NY</w:t>
+      </w:r>
+      <w:r>
+        <w:rPr>
+          <w:rFonts w:ascii="Calibri" w:hAnsi="Calibri" w:cs="Calibri"/>
+          <w:b/>
+          <w:bCs/>
+          <w:sz w:val="22"/>
+          <w:szCs w:val="22"/>
+        </w:rPr>
+        <w:t xml:space="preserve"> </w:t>
+      </w:r>
+      <w:r>
+        <w:rPr>
+          <w:rFonts w:ascii="Calibri" w:hAnsi="Calibri" w:cs="Calibri"/>
+          <w:b/>
+          <w:bCs/>
+          <w:sz w:val="22"/>
+          <w:szCs w:val="22"/>
+        </w:rPr>
+        <w:tab/>
+      </w:r>
+      <w:r>
+        <w:rPr>
+          <w:rFonts w:ascii="Calibri" w:hAnsi="Calibri" w:cs="Calibri"/>
+          <w:b/>
+          <w:bCs/>
+          <w:sz w:val="22"/>
+          <w:szCs w:val="22"/>
+        </w:rPr>
+        <w:tab/>
+      </w:r>
+      <w:r>
+        <w:rPr>
+          <w:rFonts w:ascii="Calibri" w:hAnsi="Calibri" w:cs="Calibri"/>
+          <w:b/>
+          <w:bCs/>
+          <w:sz w:val="22"/>
+          <w:szCs w:val="22"/>
+        </w:rPr>
+        <w:tab/>
+      </w:r>
+      <w:r>
+        <w:rPr>
+          <w:rFonts w:ascii="Calibri" w:hAnsi="Calibri" w:cs="Calibri"/>
+          <w:b/>
+          <w:bCs/>
+          <w:sz w:val="22"/>
+          <w:szCs w:val="22"/>
+        </w:rPr>
+        <w:tab/>
+      </w:r>
+      <w:r>
+        <w:rPr>
+          <w:rFonts w:ascii="Calibri" w:hAnsi="Calibri" w:cs="Calibri"/>
+          <w:b/>
+          <w:bCs/>
+          <w:sz w:val="22"/>
+          <w:szCs w:val="22"/>
+        </w:rPr>
+        <w:tab/>
+      </w:r>
+      <w:r>
+        <w:rPr>
+          <w:rFonts w:ascii="Calibri" w:hAnsi="Calibri" w:cs="Calibri"/>
+          <w:b/>
+          <w:bCs/>
+          <w:sz w:val="22"/>
+          <w:szCs w:val="22"/>
+        </w:rPr>
+        <w:tab/>
+      </w:r>
+      <w:r>
+        <w:rPr>
+          <w:rFonts w:ascii="Calibri" w:hAnsi="Calibri" w:cs="Calibri"/>
+          <w:b/>
+          <w:bCs/>
+          <w:sz w:val="22"/>
+          <w:szCs w:val="22"/>
+        </w:rPr>
+        <w:tab/>
+      </w:r>
+      <w:r>
+        <w:rPr>
+          <w:rFonts w:ascii="Calibri" w:hAnsi="Calibri" w:cs="Calibri"/>
+          <w:b/>
+          <w:bCs/>
+          <w:sz w:val="22"/>
+          <w:szCs w:val="22"/>
+        </w:rPr>
+        <w:t xml:space="preserve">Sep2022 – Feb 2024 </w:t>
+      </w:r>
+      <w:r>
+        <w:rPr>
+          <w:rFonts w:ascii="Calibri" w:hAnsi="Calibri" w:cs="Calibri"/>
+          <w:b/>
+          <w:bCs/>
+          <w:sz w:val="22"/>
+          <w:szCs w:val="22"/>
+        </w:rPr>
+        <w:t>(Full Time)</w:t>
+      </w:r>
+    </w:p>
+    <w:p>
+      <w:pPr>
+        <w:pStyle w:val="NoSpacing"/>
+        <w:rPr>
+          <w:rFonts w:ascii="Calibri" w:hAnsi="Calibri" w:cs="Calibri"/>
+          <w:sz w:val="22"/>
+          <w:szCs w:val="22"/>
+        </w:rPr>
+      </w:pPr>
+    </w:p>
+    <w:p>
+      <w:pPr>
+        <w:pStyle w:val="NoSpacing"/>
+        <w:rPr>
+          <w:rFonts w:ascii="Calibri" w:hAnsi="Calibri" w:cs="Calibri"/>
+          <w:sz w:val="22"/>
+          <w:szCs w:val="22"/>
+        </w:rPr>
+      </w:pPr>
+      <w:r>
+        <w:rPr>
+          <w:rFonts w:ascii="Calibri" w:hAnsi="Calibri" w:cs="Calibri"/>
+          <w:b/>
+          <w:bCs/>
+          <w:sz w:val="22"/>
+          <w:szCs w:val="22"/>
+        </w:rPr>
+        <w:t>Description:</w:t>
+      </w:r>
+      <w:r>
+        <w:rPr>
+          <w:rFonts w:ascii="Calibri" w:hAnsi="Calibri" w:cs="Calibri"/>
+          <w:sz w:val="22"/>
+          <w:szCs w:val="22"/>
+        </w:rPr>
+        <w:t xml:space="preserve"> Developed interactive and scalable frontend features using ReactJS for a real-time communication platform connecting businesses with clients via chat, voice, and messaging.</w:t>
+      </w:r>
+    </w:p>
+    <w:p>
+      <w:pPr>
+        <w:pStyle w:val="NoSpacing"/>
+        <w:rPr>
+          <w:rFonts w:ascii="Calibri" w:hAnsi="Calibri" w:cs="Calibri"/>
+          <w:sz w:val="22"/>
+          <w:szCs w:val="22"/>
+        </w:rPr>
+      </w:pPr>
+      <w:r>
+        <w:rPr>
+          <w:rFonts w:ascii="Calibri" w:hAnsi="Calibri" w:cs="Calibri"/>
+          <w:sz w:val="22"/>
+          <w:szCs w:val="22"/>
+        </w:rPr>
+        <w:t>Integrated with backend microservices to deliver seamless user experiences and contributed to a modular, high-performance UI architecture.</w:t>
+      </w:r>
+    </w:p>
+    <w:p>
+      <w:pPr>
+        <w:pStyle w:val="NoSpacing"/>
+        <w:rPr>
+          <w:rFonts w:ascii="Calibri" w:hAnsi="Calibri" w:cs="Calibri"/>
+          <w:sz w:val="22"/>
+          <w:szCs w:val="22"/>
+        </w:rPr>
+      </w:pPr>
+    </w:p>
+    <w:p>
+      <w:pPr>
+        <w:pStyle w:val="NoSpacing"/>
+        <w:rPr>
+          <w:rFonts w:ascii="Calibri" w:hAnsi="Calibri" w:cs="Calibri"/>
+          <w:b/>
+          <w:bCs/>
+          <w:sz w:val="22"/>
+          <w:szCs w:val="22"/>
+        </w:rPr>
+      </w:pPr>
+      <w:r>
+        <w:rPr>
+          <w:rFonts w:ascii="Calibri" w:hAnsi="Calibri" w:cs="Calibri"/>
+          <w:b/>
+          <w:bCs/>
+          <w:sz w:val="22"/>
+          <w:szCs w:val="22"/>
+        </w:rPr>
+        <w:t>Responsibilities:</w:t>
+      </w:r>
+    </w:p>
+    <w:p>
+      <w:pPr>
+        <w:pStyle w:val="NoSpacing"/>
+        <w:numPr>
+          <w:ilvl w:val="0"/>
+          <w:numId w:val="4"/>
+        </w:numPr>
+        <w:rPr>
+          <w:rFonts w:ascii="Calibri" w:hAnsi="Calibri" w:cs="Calibri"/>
+          <w:sz w:val="22"/>
+          <w:szCs w:val="22"/>
+        </w:rPr>
+      </w:pPr>
+      <w:r>
+        <w:rPr>
+          <w:rFonts w:ascii="Calibri" w:hAnsi="Calibri" w:cs="Calibri"/>
+          <w:sz w:val="22"/>
+          <w:szCs w:val="22"/>
+        </w:rPr>
+        <w:t xml:space="preserve">Involved in the development using Agile development to gather and analyze the requirements of the application. </w:t>
+      </w:r>
+    </w:p>
+    <w:p>
+      <w:pPr>
+        <w:pStyle w:val="NoSpacing"/>
+        <w:numPr>
+          <w:ilvl w:val="0"/>
+          <w:numId w:val="4"/>
+        </w:numPr>
         <w:rPr>
           <w:rFonts w:ascii="Calibri" w:hAnsi="Calibri" w:cs="Calibri"/>
           <w:sz w:val="22"/>
@@ -1663,645 +3732,369 @@
         <w:pStyle w:val="NoSpacing"/>
         <w:numPr>
           <w:ilvl w:val="0"/>
-          <w:numId w:val="2"/>
-        </w:numPr>
-        <w:ind w:left="360"/>
-        <w:rPr>
-          <w:rFonts w:ascii="Calibri" w:hAnsi="Calibri" w:cs="Calibri"/>
-          <w:sz w:val="22"/>
-          <w:szCs w:val="22"/>
-        </w:rPr>
-      </w:pPr>
-      <w:r>
-        <w:rPr>
-          <w:rFonts w:ascii="Calibri" w:hAnsi="Calibri" w:cs="Calibri"/>
-          <w:sz w:val="22"/>
-          <w:szCs w:val="22"/>
-        </w:rPr>
-        <w:t xml:space="preserve">Used Spring Boot framework for building cloud Micro Services and to develop Spring based application radically faster with very less configuration. </w:t>
-      </w:r>
-    </w:p>
-    <w:p>
-      <w:pPr>
-        <w:pStyle w:val="NoSpacing"/>
-        <w:numPr>
-          <w:ilvl w:val="0"/>
-          <w:numId w:val="2"/>
-        </w:numPr>
-        <w:ind w:left="360"/>
-        <w:rPr>
-          <w:rFonts w:ascii="Calibri" w:hAnsi="Calibri" w:cs="Calibri"/>
-          <w:sz w:val="22"/>
-          <w:szCs w:val="22"/>
-        </w:rPr>
-      </w:pPr>
-      <w:r>
-        <w:rPr>
-          <w:rFonts w:ascii="Calibri" w:hAnsi="Calibri" w:cs="Calibri"/>
-          <w:sz w:val="22"/>
-          <w:szCs w:val="22"/>
-        </w:rPr>
-        <w:t xml:space="preserve">As part of business requirement, I’ve developed several spring boot based micro services using spring rest &amp; event driven microservices. </w:t>
-      </w:r>
-    </w:p>
-    <w:p>
-      <w:pPr>
-        <w:pStyle w:val="NoSpacing"/>
-        <w:numPr>
-          <w:ilvl w:val="0"/>
-          <w:numId w:val="2"/>
-        </w:numPr>
-        <w:ind w:left="360"/>
-        <w:rPr>
-          <w:rFonts w:ascii="Calibri" w:hAnsi="Calibri" w:cs="Calibri"/>
-          <w:sz w:val="22"/>
-          <w:szCs w:val="22"/>
-        </w:rPr>
-      </w:pPr>
-      <w:r>
-        <w:rPr>
-          <w:rFonts w:ascii="Calibri" w:hAnsi="Calibri" w:cs="Calibri"/>
-          <w:sz w:val="22"/>
-          <w:szCs w:val="22"/>
-        </w:rPr>
-        <w:t>Involved in writing of multiple batch jobs using Spring Batch framework where we configured both annotation &amp; xml-based configuration to support various business functionalities.</w:t>
-      </w:r>
-    </w:p>
-    <w:p>
-      <w:pPr>
-        <w:pStyle w:val="NoSpacing"/>
-        <w:numPr>
-          <w:ilvl w:val="0"/>
-          <w:numId w:val="2"/>
-        </w:numPr>
-        <w:ind w:left="360"/>
-        <w:rPr>
-          <w:rFonts w:ascii="Calibri" w:hAnsi="Calibri" w:cs="Calibri"/>
-          <w:sz w:val="22"/>
-          <w:szCs w:val="22"/>
-        </w:rPr>
-      </w:pPr>
-      <w:r>
-        <w:rPr>
-          <w:rFonts w:ascii="Calibri" w:hAnsi="Calibri" w:cs="Calibri"/>
-          <w:sz w:val="22"/>
-          <w:szCs w:val="22"/>
-        </w:rPr>
-        <w:t>Implemented Spring JPA &amp; ORM framework to interact with the database to perform all the crud operations based on business use cases.</w:t>
-      </w:r>
-    </w:p>
-    <w:p>
-      <w:pPr>
-        <w:pStyle w:val="NoSpacing"/>
-        <w:numPr>
-          <w:ilvl w:val="0"/>
-          <w:numId w:val="2"/>
-        </w:numPr>
-        <w:ind w:left="360"/>
-        <w:rPr>
-          <w:rFonts w:ascii="Calibri" w:hAnsi="Calibri" w:cs="Calibri"/>
-          <w:sz w:val="22"/>
-          <w:szCs w:val="22"/>
-        </w:rPr>
-      </w:pPr>
-      <w:r>
-        <w:rPr>
-          <w:rFonts w:ascii="Calibri" w:hAnsi="Calibri" w:cs="Calibri"/>
-          <w:sz w:val="22"/>
-          <w:szCs w:val="22"/>
-        </w:rPr>
-        <w:t>Utilized Azure SQL Database, Cosmos DB, and Blob Storage for secure and scalable data management.</w:t>
-      </w:r>
-    </w:p>
-    <w:p>
-      <w:pPr>
-        <w:pStyle w:val="NoSpacing"/>
-        <w:numPr>
-          <w:ilvl w:val="0"/>
-          <w:numId w:val="2"/>
-        </w:numPr>
-        <w:ind w:left="360"/>
-        <w:rPr>
-          <w:rFonts w:ascii="Calibri" w:hAnsi="Calibri" w:cs="Calibri"/>
-          <w:sz w:val="22"/>
-          <w:szCs w:val="22"/>
-        </w:rPr>
-      </w:pPr>
-      <w:r>
-        <w:rPr>
-          <w:rFonts w:ascii="Calibri" w:hAnsi="Calibri" w:cs="Calibri"/>
-          <w:sz w:val="22"/>
-          <w:szCs w:val="22"/>
-        </w:rPr>
-        <w:t>Applied Azure Event Hubs and Service Bus for asynchronous messaging and real-time event streaming.</w:t>
-      </w:r>
-    </w:p>
-    <w:p>
-      <w:pPr>
-        <w:pStyle w:val="NoSpacing"/>
-        <w:numPr>
-          <w:ilvl w:val="0"/>
-          <w:numId w:val="2"/>
-        </w:numPr>
-        <w:ind w:left="360"/>
-        <w:rPr>
-          <w:rFonts w:ascii="Calibri" w:hAnsi="Calibri" w:cs="Calibri"/>
-          <w:sz w:val="22"/>
-          <w:szCs w:val="22"/>
-        </w:rPr>
-      </w:pPr>
-      <w:r>
-        <w:rPr>
-          <w:rFonts w:ascii="Calibri" w:hAnsi="Calibri" w:cs="Calibri"/>
-          <w:sz w:val="22"/>
-          <w:szCs w:val="22"/>
-        </w:rPr>
-        <w:t>Integrated Azure Active Directory (AAD) for authentication, authorization, and secure access.</w:t>
-      </w:r>
-    </w:p>
-    <w:p>
-      <w:pPr>
-        <w:pStyle w:val="NoSpacing"/>
-        <w:numPr>
-          <w:ilvl w:val="0"/>
-          <w:numId w:val="2"/>
-        </w:numPr>
-        <w:ind w:left="360"/>
-        <w:rPr>
-          <w:rFonts w:ascii="Calibri" w:hAnsi="Calibri" w:cs="Calibri"/>
-          <w:sz w:val="22"/>
-          <w:szCs w:val="22"/>
-        </w:rPr>
-      </w:pPr>
-      <w:r>
-        <w:rPr>
-          <w:rFonts w:ascii="Calibri" w:hAnsi="Calibri" w:cs="Calibri"/>
-          <w:sz w:val="22"/>
-          <w:szCs w:val="22"/>
-        </w:rPr>
-        <w:t>Monitored and optimized application performance using Azure Monitor, Application Insights, and Log Analytics</w:t>
-      </w:r>
-    </w:p>
-    <w:p>
-      <w:pPr>
-        <w:pStyle w:val="NoSpacing"/>
-        <w:numPr>
-          <w:ilvl w:val="0"/>
-          <w:numId w:val="2"/>
-        </w:numPr>
-        <w:ind w:left="360"/>
-        <w:rPr>
-          <w:rFonts w:ascii="Calibri" w:hAnsi="Calibri" w:cs="Calibri"/>
-          <w:sz w:val="22"/>
-          <w:szCs w:val="22"/>
-        </w:rPr>
-      </w:pPr>
-      <w:r>
-        <w:rPr>
-          <w:rFonts w:ascii="Calibri" w:hAnsi="Calibri" w:cs="Calibri"/>
-          <w:sz w:val="22"/>
-          <w:szCs w:val="22"/>
-        </w:rPr>
-        <w:t>Implemented testing strategies with Jest, React Testing Library, and Cypress to ensure code reliability.</w:t>
-      </w:r>
-    </w:p>
-    <w:p>
-      <w:pPr>
-        <w:pStyle w:val="NoSpacing"/>
-        <w:numPr>
-          <w:ilvl w:val="0"/>
-          <w:numId w:val="2"/>
-        </w:numPr>
-        <w:ind w:left="360"/>
-        <w:rPr>
-          <w:rFonts w:ascii="Calibri" w:hAnsi="Calibri" w:cs="Calibri"/>
-          <w:sz w:val="22"/>
-          <w:szCs w:val="22"/>
-        </w:rPr>
-      </w:pPr>
-      <w:r>
-        <w:rPr>
-          <w:rFonts w:ascii="Calibri" w:hAnsi="Calibri" w:cs="Calibri"/>
-          <w:sz w:val="22"/>
-          <w:szCs w:val="22"/>
-        </w:rPr>
-        <w:t>Designed and developed RESTful microservices using Spring Boot, adhering to SOLID principles and layered architecture (Controller, Service, Repository).</w:t>
-      </w:r>
-    </w:p>
-    <w:p>
-      <w:pPr>
-        <w:pStyle w:val="NoSpacing"/>
-        <w:numPr>
-          <w:ilvl w:val="0"/>
-          <w:numId w:val="2"/>
-        </w:numPr>
-        <w:ind w:left="360"/>
-        <w:rPr>
-          <w:rFonts w:ascii="Calibri" w:hAnsi="Calibri" w:cs="Calibri"/>
-          <w:sz w:val="22"/>
-          <w:szCs w:val="22"/>
-        </w:rPr>
-      </w:pPr>
-      <w:r>
-        <w:rPr>
-          <w:rFonts w:ascii="Calibri" w:hAnsi="Calibri" w:cs="Calibri"/>
-          <w:sz w:val="22"/>
-          <w:szCs w:val="22"/>
-        </w:rPr>
-        <w:t>Implemented event-driven microservices using asynchronous messaging patterns to decouple services and improve system resilience.</w:t>
-      </w:r>
-    </w:p>
-    <w:p>
-      <w:pPr>
-        <w:pStyle w:val="NoSpacing"/>
-        <w:numPr>
-          <w:ilvl w:val="0"/>
-          <w:numId w:val="2"/>
-        </w:numPr>
-        <w:ind w:left="360"/>
-        <w:rPr>
-          <w:rFonts w:ascii="Calibri" w:hAnsi="Calibri" w:cs="Calibri"/>
-          <w:sz w:val="22"/>
-          <w:szCs w:val="22"/>
-        </w:rPr>
-      </w:pPr>
-      <w:r>
-        <w:rPr>
-          <w:rFonts w:ascii="Calibri" w:hAnsi="Calibri" w:cs="Calibri"/>
-          <w:sz w:val="22"/>
-          <w:szCs w:val="22"/>
-        </w:rPr>
-        <w:t>Built API Gateway–based routing with centralized authentication, rate limiting, and request validation for downstream services.</w:t>
-      </w:r>
-    </w:p>
-    <w:p>
-      <w:pPr>
-        <w:pStyle w:val="NoSpacing"/>
-        <w:numPr>
-          <w:ilvl w:val="0"/>
-          <w:numId w:val="2"/>
-        </w:numPr>
-        <w:ind w:left="360"/>
-        <w:rPr>
-          <w:rFonts w:ascii="Calibri" w:hAnsi="Calibri" w:cs="Calibri"/>
-          <w:sz w:val="22"/>
-          <w:szCs w:val="22"/>
-        </w:rPr>
-      </w:pPr>
-      <w:r>
-        <w:rPr>
-          <w:rFonts w:ascii="Calibri" w:hAnsi="Calibri" w:cs="Calibri"/>
-          <w:sz w:val="22"/>
-          <w:szCs w:val="22"/>
-        </w:rPr>
-        <w:t>Developed fault-tolerant services using retry, timeout, and circuit breaker patterns to handle partial system failures.</w:t>
-      </w:r>
-    </w:p>
-    <w:p>
-      <w:pPr>
-        <w:pStyle w:val="NoSpacing"/>
-        <w:numPr>
-          <w:ilvl w:val="0"/>
-          <w:numId w:val="2"/>
-        </w:numPr>
-        <w:ind w:left="360"/>
-        <w:rPr>
-          <w:rFonts w:ascii="Calibri" w:hAnsi="Calibri" w:cs="Calibri"/>
-          <w:sz w:val="22"/>
-          <w:szCs w:val="22"/>
-        </w:rPr>
-      </w:pPr>
-      <w:r>
-        <w:rPr>
-          <w:rFonts w:ascii="Calibri" w:hAnsi="Calibri" w:cs="Calibri"/>
-          <w:sz w:val="22"/>
-          <w:szCs w:val="22"/>
-        </w:rPr>
-        <w:t>Migrated legacy SOAP web services to RESTful APIs, improving performance, scalability, and maintainability.</w:t>
-      </w:r>
-    </w:p>
-    <w:p>
-      <w:pPr>
-        <w:pStyle w:val="NoSpacing"/>
-        <w:numPr>
-          <w:ilvl w:val="0"/>
-          <w:numId w:val="2"/>
-        </w:numPr>
-        <w:ind w:left="360"/>
-        <w:rPr>
-          <w:rFonts w:ascii="Calibri" w:hAnsi="Calibri" w:cs="Calibri"/>
-          <w:sz w:val="22"/>
-          <w:szCs w:val="22"/>
-        </w:rPr>
-      </w:pPr>
-      <w:r>
-        <w:rPr>
-          <w:rFonts w:ascii="Calibri" w:hAnsi="Calibri" w:cs="Calibri"/>
-          <w:sz w:val="22"/>
-          <w:szCs w:val="22"/>
-        </w:rPr>
-        <w:t>Implemented custom exception handling, global error responses, and API versioning to ensure backward compatibility.</w:t>
-      </w:r>
-    </w:p>
-    <w:p>
-      <w:pPr>
-        <w:pStyle w:val="NoSpacing"/>
-        <w:numPr>
-          <w:ilvl w:val="0"/>
-          <w:numId w:val="2"/>
-        </w:numPr>
-        <w:ind w:left="360"/>
-        <w:rPr>
-          <w:rFonts w:ascii="Calibri" w:hAnsi="Calibri" w:cs="Calibri"/>
-          <w:sz w:val="22"/>
-          <w:szCs w:val="22"/>
-        </w:rPr>
-      </w:pPr>
-      <w:r>
-        <w:rPr>
-          <w:rFonts w:ascii="Calibri" w:hAnsi="Calibri" w:cs="Calibri"/>
-          <w:sz w:val="22"/>
-          <w:szCs w:val="22"/>
-        </w:rPr>
-        <w:t>Participated in Agile ceremonies (sprint planning, daily standups, retrospectives) to deliver incremental updates.</w:t>
-      </w:r>
-    </w:p>
-    <w:p>
-      <w:pPr>
-        <w:pStyle w:val="NoSpacing"/>
-        <w:numPr>
-          <w:ilvl w:val="0"/>
-          <w:numId w:val="2"/>
-        </w:numPr>
-        <w:ind w:left="360"/>
-        <w:rPr>
-          <w:rFonts w:ascii="Calibri" w:hAnsi="Calibri" w:cs="Calibri"/>
-          <w:sz w:val="22"/>
-          <w:szCs w:val="22"/>
-        </w:rPr>
-      </w:pPr>
-      <w:r>
-        <w:rPr>
-          <w:rFonts w:ascii="Calibri" w:hAnsi="Calibri" w:cs="Calibri"/>
-          <w:sz w:val="22"/>
-          <w:szCs w:val="22"/>
-        </w:rPr>
-        <w:t>Applied Git version control and CI/CD pipelines to maintain efficient deployment workflows.</w:t>
-      </w:r>
-    </w:p>
-    <w:p>
-      <w:pPr>
-        <w:pStyle w:val="NoSpacing"/>
-        <w:numPr>
-          <w:ilvl w:val="0"/>
-          <w:numId w:val="2"/>
-        </w:numPr>
-        <w:ind w:left="360"/>
-        <w:rPr>
-          <w:rFonts w:ascii="Calibri" w:hAnsi="Calibri" w:cs="Calibri"/>
-          <w:sz w:val="22"/>
-          <w:szCs w:val="22"/>
-        </w:rPr>
-      </w:pPr>
-      <w:r>
-        <w:rPr>
-          <w:rFonts w:ascii="Calibri" w:hAnsi="Calibri" w:cs="Calibri"/>
-          <w:sz w:val="22"/>
-          <w:szCs w:val="22"/>
-        </w:rPr>
-        <w:t>Integrated Kibana for monitoring frontend application logs, enabling efficient tracking of client-side issues and performance metrics. Utilized Kibana dashboards to analyze user interactions and debug errors in production React applications.</w:t>
-      </w:r>
-    </w:p>
-    <w:p>
-      <w:pPr>
-        <w:pStyle w:val="NoSpacing"/>
-        <w:numPr>
-          <w:ilvl w:val="0"/>
-          <w:numId w:val="2"/>
-        </w:numPr>
-        <w:ind w:left="360"/>
-        <w:rPr>
-          <w:rFonts w:ascii="Calibri" w:hAnsi="Calibri" w:cs="Calibri"/>
-          <w:sz w:val="22"/>
-          <w:szCs w:val="22"/>
-        </w:rPr>
-      </w:pPr>
-      <w:r>
-        <w:rPr>
-          <w:rFonts w:ascii="Calibri" w:hAnsi="Calibri" w:cs="Calibri"/>
-          <w:sz w:val="22"/>
-          <w:szCs w:val="22"/>
-        </w:rPr>
-        <w:t>Supported in creation team’s AWS Infrastructure while coordinating with network engineering team on building subnets creation and Security groups creation and firewalls rules implantation.</w:t>
-      </w:r>
-    </w:p>
-    <w:p>
-      <w:pPr>
-        <w:pStyle w:val="NoSpacing"/>
-        <w:numPr>
-          <w:ilvl w:val="0"/>
-          <w:numId w:val="2"/>
-        </w:numPr>
-        <w:ind w:left="360"/>
-        <w:rPr>
-          <w:rFonts w:ascii="Calibri" w:hAnsi="Calibri" w:cs="Calibri"/>
-          <w:sz w:val="22"/>
-          <w:szCs w:val="22"/>
-        </w:rPr>
-      </w:pPr>
-      <w:r>
-        <w:rPr>
-          <w:rFonts w:ascii="Calibri" w:hAnsi="Calibri" w:cs="Calibri"/>
-          <w:sz w:val="22"/>
-          <w:szCs w:val="22"/>
-        </w:rPr>
-        <w:t>Involved in migrating SOAP web services to rest services where coded wrapper endpoints over service layer and exposed it via gateway.</w:t>
-      </w:r>
-    </w:p>
-    <w:p>
-      <w:pPr>
-        <w:pStyle w:val="NoSpacing"/>
-        <w:numPr>
-          <w:ilvl w:val="0"/>
-          <w:numId w:val="2"/>
-        </w:numPr>
-        <w:ind w:left="360"/>
-        <w:rPr>
-          <w:rFonts w:ascii="Calibri" w:hAnsi="Calibri" w:cs="Calibri"/>
-          <w:sz w:val="22"/>
-          <w:szCs w:val="22"/>
-        </w:rPr>
-      </w:pPr>
-      <w:r>
-        <w:rPr>
-          <w:rFonts w:ascii="Calibri" w:hAnsi="Calibri" w:cs="Calibri"/>
-          <w:sz w:val="22"/>
-          <w:szCs w:val="22"/>
-        </w:rPr>
-        <w:t>Used Github/Jira bit bucket for version control.</w:t>
-      </w:r>
-    </w:p>
-    <w:p>
-      <w:pPr>
-        <w:pStyle w:val="NoSpacing"/>
-        <w:rPr>
-          <w:rFonts w:ascii="Calibri" w:hAnsi="Calibri" w:cs="Calibri"/>
-          <w:sz w:val="22"/>
-          <w:szCs w:val="22"/>
-        </w:rPr>
-      </w:pPr>
-    </w:p>
-    <w:p>
-      <w:pPr>
-        <w:pStyle w:val="NoSpacing"/>
-        <w:rPr>
-          <w:rFonts w:ascii="Calibri" w:hAnsi="Calibri" w:cs="Calibri"/>
-          <w:b/>
-          <w:bCs/>
-          <w:sz w:val="22"/>
-          <w:szCs w:val="22"/>
-        </w:rPr>
-      </w:pPr>
-      <w:r>
-        <w:rPr>
-          <w:rFonts w:ascii="Calibri" w:hAnsi="Calibri" w:cs="Calibri"/>
-          <w:b/>
-          <w:bCs/>
-          <w:sz w:val="22"/>
-          <w:szCs w:val="22"/>
-        </w:rPr>
-        <w:t xml:space="preserve">Java Full Stack Developer      </w:t>
-      </w:r>
-      <w:r>
-        <w:rPr>
-          <w:rFonts w:ascii="Calibri" w:hAnsi="Calibri" w:cs="Calibri"/>
-          <w:b/>
-          <w:bCs/>
-          <w:sz w:val="22"/>
-          <w:szCs w:val="22"/>
-        </w:rPr>
-        <w:tab/>
-      </w:r>
-      <w:r>
-        <w:rPr>
-          <w:rFonts w:ascii="Calibri" w:hAnsi="Calibri" w:cs="Calibri"/>
-          <w:b/>
-          <w:bCs/>
-          <w:sz w:val="22"/>
-          <w:szCs w:val="22"/>
-        </w:rPr>
-        <w:tab/>
-      </w:r>
-      <w:r>
-        <w:rPr>
-          <w:rFonts w:ascii="Calibri" w:hAnsi="Calibri" w:cs="Calibri"/>
-          <w:b/>
-          <w:bCs/>
-          <w:sz w:val="22"/>
-          <w:szCs w:val="22"/>
-        </w:rPr>
-        <w:tab/>
-      </w:r>
-      <w:r>
-        <w:rPr>
-          <w:rFonts w:ascii="Calibri" w:hAnsi="Calibri" w:cs="Calibri"/>
-          <w:b/>
-          <w:bCs/>
-          <w:sz w:val="22"/>
-          <w:szCs w:val="22"/>
-        </w:rPr>
-        <w:tab/>
-      </w:r>
-      <w:r>
-        <w:rPr>
-          <w:rFonts w:ascii="Calibri" w:hAnsi="Calibri" w:cs="Calibri"/>
-          <w:b/>
-          <w:bCs/>
-          <w:sz w:val="22"/>
-          <w:szCs w:val="22"/>
-        </w:rPr>
-        <w:tab/>
-      </w:r>
-      <w:r>
-        <w:rPr>
-          <w:rFonts w:ascii="Calibri" w:hAnsi="Calibri" w:cs="Calibri"/>
-          <w:b/>
-          <w:bCs/>
-          <w:sz w:val="22"/>
-          <w:szCs w:val="22"/>
-        </w:rPr>
-        <w:tab/>
-      </w:r>
-      <w:r>
-        <w:rPr>
-          <w:rFonts w:ascii="Calibri" w:hAnsi="Calibri" w:cs="Calibri"/>
-          <w:b/>
-          <w:bCs/>
-          <w:sz w:val="22"/>
-          <w:szCs w:val="22"/>
-        </w:rPr>
-        <w:tab/>
-      </w:r>
-      <w:r>
-        <w:rPr>
-          <w:rFonts w:ascii="Calibri" w:hAnsi="Calibri" w:cs="Calibri"/>
-          <w:b/>
-          <w:bCs/>
-          <w:sz w:val="22"/>
-          <w:szCs w:val="22"/>
-        </w:rPr>
-        <w:tab/>
-        <w:t xml:space="preserve">       </w:t>
-      </w:r>
-      <w:r>
-        <w:rPr>
-          <w:rFonts w:ascii="Calibri" w:hAnsi="Calibri" w:cs="Calibri"/>
-          <w:b/>
-          <w:bCs/>
-          <w:sz w:val="22"/>
-          <w:szCs w:val="22"/>
-        </w:rPr>
-        <w:t xml:space="preserve">Mar 2024 – Oct 2024 </w:t>
-      </w:r>
-    </w:p>
-    <w:p>
-      <w:pPr>
-        <w:pStyle w:val="NoSpacing"/>
-        <w:rPr>
-          <w:rFonts w:ascii="Calibri" w:hAnsi="Calibri" w:cs="Calibri"/>
-          <w:b/>
-          <w:bCs/>
-          <w:sz w:val="22"/>
-          <w:szCs w:val="22"/>
-        </w:rPr>
-      </w:pPr>
-      <w:r>
-        <w:rPr>
-          <w:rFonts w:ascii="Calibri" w:hAnsi="Calibri" w:cs="Calibri"/>
-          <w:b/>
-          <w:bCs/>
-          <w:sz w:val="22"/>
-          <w:szCs w:val="22"/>
-        </w:rPr>
-        <w:t>Intuit</w:t>
-      </w:r>
-      <w:r>
-        <w:rPr>
-          <w:rFonts w:ascii="Calibri" w:hAnsi="Calibri" w:cs="Calibri"/>
-          <w:b/>
-          <w:bCs/>
-          <w:sz w:val="22"/>
-          <w:szCs w:val="22"/>
-        </w:rPr>
-        <w:tab/>
-        <w:t xml:space="preserve"> </w:t>
-      </w:r>
-    </w:p>
-    <w:p>
-      <w:pPr>
-        <w:pStyle w:val="NoSpacing"/>
-        <w:rPr>
-          <w:rFonts w:ascii="Calibri" w:hAnsi="Calibri" w:cs="Calibri"/>
+          <w:numId w:val="4"/>
+        </w:numPr>
+        <w:rPr>
+          <w:rFonts w:ascii="Calibri" w:hAnsi="Calibri" w:cs="Calibri"/>
+          <w:sz w:val="22"/>
+          <w:szCs w:val="22"/>
+        </w:rPr>
+      </w:pPr>
+      <w:r>
+        <w:rPr>
+          <w:rFonts w:ascii="Calibri" w:hAnsi="Calibri" w:cs="Calibri"/>
+          <w:sz w:val="22"/>
+          <w:szCs w:val="22"/>
+        </w:rPr>
+        <w:t>Built Angular components, UI services to consume rest services using Component based architecture provided by Angular Framework.</w:t>
+      </w:r>
+    </w:p>
+    <w:p>
+      <w:pPr>
+        <w:pStyle w:val="NoSpacing"/>
+        <w:numPr>
+          <w:ilvl w:val="0"/>
+          <w:numId w:val="4"/>
+        </w:numPr>
+        <w:rPr>
+          <w:rFonts w:ascii="Calibri" w:hAnsi="Calibri" w:cs="Calibri"/>
+          <w:sz w:val="22"/>
+          <w:szCs w:val="22"/>
+        </w:rPr>
+      </w:pPr>
+      <w:r>
+        <w:rPr>
+          <w:rFonts w:ascii="Calibri" w:hAnsi="Calibri" w:cs="Calibri"/>
+          <w:sz w:val="22"/>
+          <w:szCs w:val="22"/>
+        </w:rPr>
+        <w:t>Used Angular to parse the data fetched from APIs and used backbone.js to develop an application to perform CRUD operations on the database server.</w:t>
+      </w:r>
+    </w:p>
+    <w:p>
+      <w:pPr>
+        <w:pStyle w:val="NoSpacing"/>
+        <w:numPr>
+          <w:ilvl w:val="0"/>
+          <w:numId w:val="4"/>
+        </w:numPr>
+        <w:rPr>
+          <w:rFonts w:ascii="Calibri" w:hAnsi="Calibri" w:cs="Calibri"/>
+          <w:sz w:val="22"/>
+          <w:szCs w:val="22"/>
+        </w:rPr>
+      </w:pPr>
+      <w:r>
+        <w:rPr>
+          <w:rFonts w:ascii="Calibri" w:hAnsi="Calibri" w:cs="Calibri"/>
+          <w:sz w:val="22"/>
+          <w:szCs w:val="22"/>
+        </w:rPr>
+        <w:t>Worked on Jenkins for the Continuous Integration (CI) and Continuous Deployment (CD) for the jar build and deploying it into the API.</w:t>
+      </w:r>
+    </w:p>
+    <w:p>
+      <w:pPr>
+        <w:pStyle w:val="NoSpacing"/>
+        <w:numPr>
+          <w:ilvl w:val="0"/>
+          <w:numId w:val="4"/>
+        </w:numPr>
+        <w:rPr>
+          <w:rFonts w:ascii="Calibri" w:hAnsi="Calibri" w:cs="Calibri"/>
+          <w:sz w:val="22"/>
+          <w:szCs w:val="22"/>
+        </w:rPr>
+      </w:pPr>
+      <w:r>
+        <w:rPr>
+          <w:rFonts w:ascii="Calibri" w:hAnsi="Calibri" w:cs="Calibri"/>
+          <w:sz w:val="22"/>
+          <w:szCs w:val="22"/>
+        </w:rPr>
+        <w:t>Strong understanding and knowledge of automation and CI &amp; CD Tool like Jenkins &amp; Git.</w:t>
+      </w:r>
+    </w:p>
+    <w:p>
+      <w:pPr>
+        <w:pStyle w:val="NoSpacing"/>
+        <w:numPr>
+          <w:ilvl w:val="0"/>
+          <w:numId w:val="4"/>
+        </w:numPr>
+        <w:rPr>
+          <w:rFonts w:ascii="Calibri" w:hAnsi="Calibri" w:cs="Calibri"/>
+          <w:sz w:val="22"/>
+          <w:szCs w:val="22"/>
+        </w:rPr>
+      </w:pPr>
+      <w:r>
+        <w:rPr>
+          <w:rFonts w:ascii="Calibri" w:hAnsi="Calibri" w:cs="Calibri"/>
+          <w:sz w:val="22"/>
+          <w:szCs w:val="22"/>
+        </w:rPr>
+        <w:t>Developed and worked with infrastructure teams for the deployment of micro services in the various work environment spaces of Pivotal Cloud Foundry (PCF).</w:t>
+      </w:r>
+    </w:p>
+    <w:p>
+      <w:pPr>
+        <w:pStyle w:val="NoSpacing"/>
+        <w:numPr>
+          <w:ilvl w:val="0"/>
+          <w:numId w:val="4"/>
+        </w:numPr>
+        <w:rPr>
+          <w:rFonts w:ascii="Calibri" w:hAnsi="Calibri" w:cs="Calibri"/>
+          <w:sz w:val="22"/>
+          <w:szCs w:val="22"/>
+        </w:rPr>
+      </w:pPr>
+      <w:r>
+        <w:rPr>
+          <w:rFonts w:ascii="Calibri" w:hAnsi="Calibri" w:cs="Calibri"/>
+          <w:sz w:val="22"/>
+          <w:szCs w:val="22"/>
+        </w:rPr>
+        <w:t>Designed and coded connection pooling classes to manage database connections to across multiple data sources.</w:t>
+      </w:r>
+    </w:p>
+    <w:p>
+      <w:pPr>
+        <w:pStyle w:val="NoSpacing"/>
+        <w:numPr>
+          <w:ilvl w:val="0"/>
+          <w:numId w:val="4"/>
+        </w:numPr>
+        <w:rPr>
+          <w:rFonts w:ascii="Calibri" w:hAnsi="Calibri" w:cs="Calibri"/>
+          <w:sz w:val="22"/>
+          <w:szCs w:val="22"/>
+        </w:rPr>
+      </w:pPr>
+      <w:r>
+        <w:rPr>
+          <w:rFonts w:ascii="Calibri" w:hAnsi="Calibri" w:cs="Calibri"/>
+          <w:sz w:val="22"/>
+          <w:szCs w:val="22"/>
+        </w:rPr>
+        <w:t xml:space="preserve">Developed and executed comprehensive test cases for microservices, including unit tests, integration tests, and end-to-end tests, ensuring the reliability and correctness of each service. </w:t>
+      </w:r>
+    </w:p>
+    <w:p>
+      <w:pPr>
+        <w:pStyle w:val="NoSpacing"/>
+        <w:numPr>
+          <w:ilvl w:val="0"/>
+          <w:numId w:val="4"/>
+        </w:numPr>
+        <w:rPr>
+          <w:rFonts w:ascii="Calibri" w:hAnsi="Calibri" w:cs="Calibri"/>
+          <w:sz w:val="22"/>
+          <w:szCs w:val="22"/>
+        </w:rPr>
+      </w:pPr>
+      <w:r>
+        <w:rPr>
+          <w:rFonts w:ascii="Calibri" w:hAnsi="Calibri" w:cs="Calibri"/>
+          <w:sz w:val="22"/>
+          <w:szCs w:val="22"/>
+        </w:rPr>
+        <w:t xml:space="preserve">Implemented MySQL to store the data in the database and retrieve the data and give it to the required software and they process the information.  </w:t>
+      </w:r>
+    </w:p>
+    <w:p>
+      <w:pPr>
+        <w:pStyle w:val="NoSpacing"/>
+        <w:rPr>
+          <w:rFonts w:ascii="Calibri" w:hAnsi="Calibri" w:cs="Calibri"/>
+          <w:sz w:val="22"/>
+          <w:szCs w:val="22"/>
+        </w:rPr>
+      </w:pPr>
+    </w:p>
+    <w:p>
+      <w:pPr>
+        <w:pStyle w:val="NoSpacing"/>
+        <w:rPr>
+          <w:rFonts w:ascii="Calibri" w:hAnsi="Calibri" w:cs="Calibri"/>
+          <w:b/>
+          <w:bCs/>
+          <w:sz w:val="22"/>
+          <w:szCs w:val="22"/>
+          <w:u w:val="single"/>
+        </w:rPr>
+      </w:pPr>
+      <w:r>
+        <w:rPr>
+          <w:rFonts w:ascii="Calibri" w:hAnsi="Calibri" w:cs="Calibri"/>
+          <w:b/>
+          <w:bCs/>
+          <w:sz w:val="22"/>
+          <w:szCs w:val="22"/>
+          <w:u w:val="single"/>
+        </w:rPr>
+        <w:t xml:space="preserve">Java Developer </w:t>
+      </w:r>
+      <w:r>
+        <w:rPr>
+          <w:rFonts w:ascii="Calibri" w:hAnsi="Calibri" w:cs="Calibri"/>
+          <w:b/>
+          <w:bCs/>
+          <w:sz w:val="22"/>
+          <w:szCs w:val="22"/>
+          <w:u w:val="single"/>
+        </w:rPr>
+        <w:tab/>
+      </w:r>
+      <w:r>
+        <w:rPr>
+          <w:rFonts w:ascii="Calibri" w:hAnsi="Calibri" w:cs="Calibri"/>
+          <w:b/>
+          <w:bCs/>
+          <w:sz w:val="22"/>
+          <w:szCs w:val="22"/>
+          <w:u w:val="single"/>
+        </w:rPr>
+        <w:tab/>
+      </w:r>
+      <w:r>
+        <w:rPr>
+          <w:rFonts w:ascii="Calibri" w:hAnsi="Calibri" w:cs="Calibri"/>
+          <w:b/>
+          <w:bCs/>
+          <w:sz w:val="22"/>
+          <w:szCs w:val="22"/>
+          <w:u w:val="single"/>
+        </w:rPr>
+        <w:tab/>
+      </w:r>
+      <w:r>
+        <w:rPr>
+          <w:rFonts w:ascii="Calibri" w:hAnsi="Calibri" w:cs="Calibri"/>
+          <w:b/>
+          <w:bCs/>
+          <w:sz w:val="22"/>
+          <w:szCs w:val="22"/>
+          <w:u w:val="single"/>
+        </w:rPr>
+        <w:tab/>
+      </w:r>
+      <w:r>
+        <w:rPr>
+          <w:rFonts w:ascii="Calibri" w:hAnsi="Calibri" w:cs="Calibri"/>
+          <w:b/>
+          <w:bCs/>
+          <w:sz w:val="22"/>
+          <w:szCs w:val="22"/>
+          <w:u w:val="single"/>
+        </w:rPr>
+        <w:tab/>
+      </w:r>
+      <w:r>
+        <w:rPr>
+          <w:rFonts w:ascii="Calibri" w:hAnsi="Calibri" w:cs="Calibri"/>
+          <w:b/>
+          <w:bCs/>
+          <w:sz w:val="22"/>
+          <w:szCs w:val="22"/>
+          <w:u w:val="single"/>
+        </w:rPr>
+        <w:tab/>
+      </w:r>
+      <w:r>
+        <w:rPr>
+          <w:rFonts w:ascii="Calibri" w:hAnsi="Calibri" w:cs="Calibri"/>
+          <w:b/>
+          <w:bCs/>
+          <w:sz w:val="22"/>
+          <w:szCs w:val="22"/>
+          <w:u w:val="single"/>
+        </w:rPr>
+        <w:tab/>
+      </w:r>
+      <w:r>
+        <w:rPr>
+          <w:rFonts w:ascii="Calibri" w:hAnsi="Calibri" w:cs="Calibri"/>
+          <w:b/>
+          <w:bCs/>
+          <w:sz w:val="22"/>
+          <w:szCs w:val="22"/>
+          <w:u w:val="single"/>
+        </w:rPr>
+        <w:tab/>
+      </w:r>
+      <w:r>
+        <w:rPr>
+          <w:rFonts w:ascii="Calibri" w:hAnsi="Calibri" w:cs="Calibri"/>
+          <w:b/>
+          <w:bCs/>
+          <w:sz w:val="22"/>
+          <w:szCs w:val="22"/>
+          <w:u w:val="single"/>
+        </w:rPr>
+        <w:tab/>
+      </w:r>
+      <w:r>
+        <w:rPr>
+          <w:rFonts w:ascii="Calibri" w:hAnsi="Calibri" w:cs="Calibri"/>
+          <w:b/>
+          <w:bCs/>
+          <w:sz w:val="22"/>
+          <w:szCs w:val="22"/>
+          <w:u w:val="single"/>
+        </w:rPr>
+        <w:tab/>
+        <w:t xml:space="preserve">      </w:t>
+      </w:r>
+      <w:r>
+        <w:rPr>
+          <w:rFonts w:ascii="Calibri" w:hAnsi="Calibri" w:cs="Calibri"/>
+          <w:b/>
+          <w:bCs/>
+          <w:sz w:val="22"/>
+          <w:szCs w:val="22"/>
+          <w:u w:val="single"/>
+        </w:rPr>
+        <w:t xml:space="preserve">Feb 2020 – Dec 2020 </w:t>
+      </w:r>
+    </w:p>
+    <w:p>
+      <w:pPr>
+        <w:pStyle w:val="NoSpacing"/>
+        <w:rPr>
+          <w:rFonts w:ascii="Calibri" w:hAnsi="Calibri" w:cs="Calibri"/>
+          <w:sz w:val="22"/>
+          <w:szCs w:val="22"/>
+        </w:rPr>
+      </w:pPr>
+      <w:r>
+        <w:rPr>
+          <w:rFonts w:ascii="Calibri" w:hAnsi="Calibri" w:cs="Calibri"/>
+          <w:b/>
+          <w:bCs/>
+          <w:sz w:val="22"/>
+          <w:szCs w:val="22"/>
+          <w:u w:val="single"/>
+        </w:rPr>
+        <w:t>Cripton Technosoft</w:t>
+      </w:r>
+      <w:r>
+        <w:rPr>
+          <w:rFonts w:ascii="Calibri" w:hAnsi="Calibri" w:cs="Calibri"/>
+          <w:sz w:val="22"/>
+          <w:szCs w:val="22"/>
+        </w:rPr>
+        <w:tab/>
+      </w:r>
+    </w:p>
+    <w:p>
+      <w:pPr>
+        <w:pStyle w:val="NoSpacing"/>
+        <w:rPr>
+          <w:rFonts w:ascii="Calibri" w:hAnsi="Calibri" w:cs="Calibri"/>
+          <w:b/>
+          <w:bCs/>
           <w:sz w:val="22"/>
           <w:szCs w:val="22"/>
         </w:rPr>
@@ -2332,16 +4125,14 @@
           <w:sz w:val="22"/>
           <w:szCs w:val="22"/>
         </w:rPr>
-        <w:t xml:space="preserve"> Migrated a monolithic QuickBooks application to scalable microservices using Java Spring Boot, enhancing modularity, performance, and maintainability. Developed a customer-facing portal with Angular 17, implementing dynamic components, reactive forms, and route guards for secure user access. Designed and tested APIs with Insomnia, containerized services using Podman, and deployed them on AWS services such as EC2, Fargate, S3, and CodePipeline for CI/CD automation. Built a resilient backend with PostgreSQL, Hibernate, and RESTful APIs, ensuring data consistency and compliance. Automated testing with Selenium, TestNG, and Cucumber, while strengthening observability and proactive monitoring using Splunk and AWS CloudWatch.</w:t>
-      </w:r>
-    </w:p>
-    <w:p>
-      <w:pPr>
-        <w:pStyle w:val="NoSpacing"/>
-        <w:rPr>
-          <w:rFonts w:ascii="Calibri" w:hAnsi="Calibri" w:cs="Calibri"/>
-          <w:b/>
-          <w:bCs/>
+        <w:t xml:space="preserve"> Developed an internal workflow automation platform that streamlined business processes and reduced manual intervention. Delivered ReactJS dashboards for real-time process visibility and Java Spring Boot microservices for backend orchestration, user management, and audit logging, improving operational efficiency and system reliability.</w:t>
+      </w:r>
+    </w:p>
+    <w:p>
+      <w:pPr>
+        <w:pStyle w:val="NoSpacing"/>
+        <w:rPr>
+          <w:rFonts w:ascii="Calibri" w:hAnsi="Calibri" w:cs="Calibri"/>
           <w:sz w:val="22"/>
           <w:szCs w:val="22"/>
         </w:rPr>
@@ -2374,1450 +4165,6 @@
         <w:pStyle w:val="NoSpacing"/>
         <w:numPr>
           <w:ilvl w:val="0"/>
-          <w:numId w:val="3"/>
-        </w:numPr>
-        <w:rPr>
-          <w:rFonts w:ascii="Calibri" w:hAnsi="Calibri" w:cs="Calibri"/>
-          <w:sz w:val="22"/>
-          <w:szCs w:val="22"/>
-        </w:rPr>
-      </w:pPr>
-      <w:r>
-        <w:rPr>
-          <w:rFonts w:ascii="Calibri" w:hAnsi="Calibri" w:cs="Calibri"/>
-          <w:sz w:val="22"/>
-          <w:szCs w:val="22"/>
-        </w:rPr>
-        <w:t>Participated in all phases of SDLC cycles for enterprise financial applications, including requirements gathering, design, development, testing, and deployment.</w:t>
-      </w:r>
-    </w:p>
-    <w:p>
-      <w:pPr>
-        <w:pStyle w:val="NoSpacing"/>
-        <w:numPr>
-          <w:ilvl w:val="0"/>
-          <w:numId w:val="3"/>
-        </w:numPr>
-        <w:rPr>
-          <w:rFonts w:ascii="Calibri" w:hAnsi="Calibri" w:cs="Calibri"/>
-          <w:sz w:val="22"/>
-          <w:szCs w:val="22"/>
-        </w:rPr>
-      </w:pPr>
-      <w:r>
-        <w:rPr>
-          <w:rFonts w:ascii="Calibri" w:hAnsi="Calibri" w:cs="Calibri"/>
-          <w:sz w:val="22"/>
-          <w:szCs w:val="22"/>
-        </w:rPr>
-        <w:t>Used Java advanced features such as multithreading, exception handling, Streams, lambda expressions, and functional interfaces to build efficient, robust, and concise microservices.</w:t>
-      </w:r>
-    </w:p>
-    <w:p>
-      <w:pPr>
-        <w:pStyle w:val="NoSpacing"/>
-        <w:numPr>
-          <w:ilvl w:val="0"/>
-          <w:numId w:val="3"/>
-        </w:numPr>
-        <w:rPr>
-          <w:rFonts w:ascii="Calibri" w:hAnsi="Calibri" w:cs="Calibri"/>
-          <w:sz w:val="22"/>
-          <w:szCs w:val="22"/>
-        </w:rPr>
-      </w:pPr>
-      <w:r>
-        <w:rPr>
-          <w:rFonts w:ascii="Calibri" w:hAnsi="Calibri" w:cs="Calibri"/>
-          <w:sz w:val="22"/>
-          <w:szCs w:val="22"/>
-        </w:rPr>
-        <w:t>Developed applications using Spring Boot and Spring MVC with annotations, Dependency Injection, and IoC for modular design.</w:t>
-      </w:r>
-    </w:p>
-    <w:p>
-      <w:pPr>
-        <w:pStyle w:val="NoSpacing"/>
-        <w:numPr>
-          <w:ilvl w:val="0"/>
-          <w:numId w:val="3"/>
-        </w:numPr>
-        <w:rPr>
-          <w:rFonts w:ascii="Calibri" w:hAnsi="Calibri" w:cs="Calibri"/>
-          <w:sz w:val="22"/>
-          <w:szCs w:val="22"/>
-        </w:rPr>
-      </w:pPr>
-      <w:r>
-        <w:rPr>
-          <w:rFonts w:ascii="Calibri" w:hAnsi="Calibri" w:cs="Calibri"/>
-          <w:sz w:val="22"/>
-          <w:szCs w:val="22"/>
-        </w:rPr>
-        <w:t>Built single-page applications (SPA) using Angular 17, integrating with HTML, CSS, and JavaScript libraries like Bootstrap, while testing and debugging APIs with Insomnia.</w:t>
-      </w:r>
-    </w:p>
-    <w:p>
-      <w:pPr>
-        <w:pStyle w:val="NoSpacing"/>
-        <w:numPr>
-          <w:ilvl w:val="0"/>
-          <w:numId w:val="3"/>
-        </w:numPr>
-        <w:rPr>
-          <w:rFonts w:ascii="Calibri" w:hAnsi="Calibri" w:cs="Calibri"/>
-          <w:sz w:val="22"/>
-          <w:szCs w:val="22"/>
-        </w:rPr>
-      </w:pPr>
-      <w:r>
-        <w:rPr>
-          <w:rFonts w:ascii="Calibri" w:hAnsi="Calibri" w:cs="Calibri"/>
-          <w:sz w:val="22"/>
-          <w:szCs w:val="22"/>
-        </w:rPr>
-        <w:t>Utilized Angular AOT compilation, Tree Shaking, and bundle optimization (Webpack configuration tuning) to minimize JavaScript payload size</w:t>
-      </w:r>
-    </w:p>
-    <w:p>
-      <w:pPr>
-        <w:pStyle w:val="NoSpacing"/>
-        <w:numPr>
-          <w:ilvl w:val="0"/>
-          <w:numId w:val="3"/>
-        </w:numPr>
-        <w:rPr>
-          <w:rFonts w:ascii="Calibri" w:hAnsi="Calibri" w:cs="Calibri"/>
-          <w:sz w:val="22"/>
-          <w:szCs w:val="22"/>
-        </w:rPr>
-      </w:pPr>
-      <w:r>
-        <w:rPr>
-          <w:rFonts w:ascii="Calibri" w:hAnsi="Calibri" w:cs="Calibri"/>
-          <w:sz w:val="22"/>
-          <w:szCs w:val="22"/>
-        </w:rPr>
-        <w:t>Managed AWS services including EC2, VPC, IAM, and implemented monitoring and alerting using Amazon CloudWatch and Splunk for real-time visibility.</w:t>
-      </w:r>
-    </w:p>
-    <w:p>
-      <w:pPr>
-        <w:pStyle w:val="NoSpacing"/>
-        <w:numPr>
-          <w:ilvl w:val="0"/>
-          <w:numId w:val="3"/>
-        </w:numPr>
-        <w:rPr>
-          <w:rFonts w:ascii="Calibri" w:hAnsi="Calibri" w:cs="Calibri"/>
-          <w:sz w:val="22"/>
-          <w:szCs w:val="22"/>
-        </w:rPr>
-      </w:pPr>
-      <w:r>
-        <w:rPr>
-          <w:rFonts w:ascii="Calibri" w:hAnsi="Calibri" w:cs="Calibri"/>
-          <w:sz w:val="22"/>
-          <w:szCs w:val="22"/>
-        </w:rPr>
-        <w:t>Designed and optimized SQL queries, and worked with relational databases such as PostgreSQL and MySQL for financial transaction processing.</w:t>
-      </w:r>
-    </w:p>
-    <w:p>
-      <w:pPr>
-        <w:pStyle w:val="NoSpacing"/>
-        <w:numPr>
-          <w:ilvl w:val="0"/>
-          <w:numId w:val="3"/>
-        </w:numPr>
-        <w:rPr>
-          <w:rFonts w:ascii="Calibri" w:hAnsi="Calibri" w:cs="Calibri"/>
-          <w:sz w:val="22"/>
-          <w:szCs w:val="22"/>
-        </w:rPr>
-      </w:pPr>
-      <w:r>
-        <w:rPr>
-          <w:rFonts w:ascii="Calibri" w:hAnsi="Calibri" w:cs="Calibri"/>
-          <w:sz w:val="22"/>
-          <w:szCs w:val="22"/>
-        </w:rPr>
-        <w:t>Designed custom data structures (e.g., linked hash maps, balanced trees) to manage order execution, settlement, and trade matching in high-frequency financial applications.</w:t>
-      </w:r>
-    </w:p>
-    <w:p>
-      <w:pPr>
-        <w:pStyle w:val="NoSpacing"/>
-        <w:numPr>
-          <w:ilvl w:val="0"/>
-          <w:numId w:val="3"/>
-        </w:numPr>
-        <w:rPr>
-          <w:rFonts w:ascii="Calibri" w:hAnsi="Calibri" w:cs="Calibri"/>
-          <w:sz w:val="22"/>
-          <w:szCs w:val="22"/>
-        </w:rPr>
-      </w:pPr>
-      <w:r>
-        <w:rPr>
-          <w:rFonts w:ascii="Calibri" w:hAnsi="Calibri" w:cs="Calibri"/>
-          <w:sz w:val="22"/>
-          <w:szCs w:val="22"/>
-        </w:rPr>
-        <w:t>Designed efficient DynamoDB tables with optimized partition and sort keys for microservices requiring NoSQL persistence.</w:t>
-      </w:r>
-    </w:p>
-    <w:p>
-      <w:pPr>
-        <w:pStyle w:val="NoSpacing"/>
-        <w:numPr>
-          <w:ilvl w:val="0"/>
-          <w:numId w:val="3"/>
-        </w:numPr>
-        <w:rPr>
-          <w:rFonts w:ascii="Calibri" w:hAnsi="Calibri" w:cs="Calibri"/>
-          <w:sz w:val="22"/>
-          <w:szCs w:val="22"/>
-        </w:rPr>
-      </w:pPr>
-      <w:r>
-        <w:rPr>
-          <w:rFonts w:ascii="Calibri" w:hAnsi="Calibri" w:cs="Calibri"/>
-          <w:sz w:val="22"/>
-          <w:szCs w:val="22"/>
-        </w:rPr>
-        <w:t>Implemented CI/CD pipelines using AWS CodePipeline, Jenkins, and GitHub Actions; containerized services using Podman and deployed with AWS Fargate/ECR to enhance scalability and streamline releases.</w:t>
-      </w:r>
-    </w:p>
-    <w:p>
-      <w:pPr>
-        <w:pStyle w:val="NoSpacing"/>
-        <w:numPr>
-          <w:ilvl w:val="0"/>
-          <w:numId w:val="3"/>
-        </w:numPr>
-        <w:rPr>
-          <w:rFonts w:ascii="Calibri" w:hAnsi="Calibri" w:cs="Calibri"/>
-          <w:sz w:val="22"/>
-          <w:szCs w:val="22"/>
-        </w:rPr>
-      </w:pPr>
-      <w:r>
-        <w:rPr>
-          <w:rFonts w:ascii="Calibri" w:hAnsi="Calibri" w:cs="Calibri"/>
-          <w:sz w:val="22"/>
-          <w:szCs w:val="22"/>
-        </w:rPr>
-        <w:t>Developed Java-based applications to perform CRUD operations on DynamoDB and PostgreSQL using Hibernate and AWS SDK for Java.</w:t>
-      </w:r>
-    </w:p>
-    <w:p>
-      <w:pPr>
-        <w:pStyle w:val="NoSpacing"/>
-        <w:numPr>
-          <w:ilvl w:val="0"/>
-          <w:numId w:val="3"/>
-        </w:numPr>
-        <w:rPr>
-          <w:rFonts w:ascii="Calibri" w:hAnsi="Calibri" w:cs="Calibri"/>
-          <w:sz w:val="22"/>
-          <w:szCs w:val="22"/>
-        </w:rPr>
-      </w:pPr>
-      <w:r>
-        <w:rPr>
-          <w:rFonts w:ascii="Calibri" w:hAnsi="Calibri" w:cs="Calibri"/>
-          <w:sz w:val="22"/>
-          <w:szCs w:val="22"/>
-        </w:rPr>
-        <w:t>Designed and built microservices using Spring Boot for service-oriented architecture (SOA), enabling independently deployable and scalable services.</w:t>
-      </w:r>
-    </w:p>
-    <w:p>
-      <w:pPr>
-        <w:pStyle w:val="NoSpacing"/>
-        <w:numPr>
-          <w:ilvl w:val="0"/>
-          <w:numId w:val="3"/>
-        </w:numPr>
-        <w:rPr>
-          <w:rFonts w:ascii="Calibri" w:hAnsi="Calibri" w:cs="Calibri"/>
-          <w:sz w:val="22"/>
-          <w:szCs w:val="22"/>
-        </w:rPr>
-      </w:pPr>
-      <w:r>
-        <w:rPr>
-          <w:rFonts w:ascii="Calibri" w:hAnsi="Calibri" w:cs="Calibri"/>
-          <w:sz w:val="22"/>
-          <w:szCs w:val="22"/>
-        </w:rPr>
-        <w:t>Integrated JMS (Java Message Service) in Spring Boot microservices for asynchronous message brokering and reliable communication across distributed components.</w:t>
-      </w:r>
-    </w:p>
-    <w:p>
-      <w:pPr>
-        <w:pStyle w:val="NoSpacing"/>
-        <w:numPr>
-          <w:ilvl w:val="0"/>
-          <w:numId w:val="3"/>
-        </w:numPr>
-        <w:rPr>
-          <w:rFonts w:ascii="Calibri" w:hAnsi="Calibri" w:cs="Calibri"/>
-          <w:sz w:val="22"/>
-          <w:szCs w:val="22"/>
-        </w:rPr>
-      </w:pPr>
-      <w:r>
-        <w:rPr>
-          <w:rFonts w:ascii="Calibri" w:hAnsi="Calibri" w:cs="Calibri"/>
-          <w:sz w:val="22"/>
-          <w:szCs w:val="22"/>
-        </w:rPr>
-        <w:t>Developed dynamic Angular applications with two-way data binding, dependency injection, component-based architecture, and reactive forms, leveraging observables for efficient API state management.</w:t>
-      </w:r>
-    </w:p>
-    <w:p>
-      <w:pPr>
-        <w:pStyle w:val="NoSpacing"/>
-        <w:numPr>
-          <w:ilvl w:val="0"/>
-          <w:numId w:val="3"/>
-        </w:numPr>
-        <w:rPr>
-          <w:rFonts w:ascii="Calibri" w:hAnsi="Calibri" w:cs="Calibri"/>
-          <w:sz w:val="22"/>
-          <w:szCs w:val="22"/>
-        </w:rPr>
-      </w:pPr>
-      <w:r>
-        <w:rPr>
-          <w:rFonts w:ascii="Calibri" w:hAnsi="Calibri" w:cs="Calibri"/>
-          <w:sz w:val="22"/>
-          <w:szCs w:val="22"/>
-        </w:rPr>
-        <w:t>Used Hibernate for ORM, caching, transaction management, and batch processing.</w:t>
-      </w:r>
-    </w:p>
-    <w:p>
-      <w:pPr>
-        <w:pStyle w:val="NoSpacing"/>
-        <w:numPr>
-          <w:ilvl w:val="0"/>
-          <w:numId w:val="3"/>
-        </w:numPr>
-        <w:rPr>
-          <w:rFonts w:ascii="Calibri" w:hAnsi="Calibri" w:cs="Calibri"/>
-          <w:sz w:val="22"/>
-          <w:szCs w:val="22"/>
-        </w:rPr>
-      </w:pPr>
-      <w:r>
-        <w:rPr>
-          <w:rFonts w:ascii="Calibri" w:hAnsi="Calibri" w:cs="Calibri"/>
-          <w:sz w:val="22"/>
-          <w:szCs w:val="22"/>
-        </w:rPr>
-        <w:t>Enhanced the legacy monolithic application by building new Angular 17 and TypeScript components; created reusable TypeScript services to consume REST APIs.</w:t>
-      </w:r>
-    </w:p>
-    <w:p>
-      <w:pPr>
-        <w:pStyle w:val="NoSpacing"/>
-        <w:numPr>
-          <w:ilvl w:val="0"/>
-          <w:numId w:val="3"/>
-        </w:numPr>
-        <w:rPr>
-          <w:rFonts w:ascii="Calibri" w:hAnsi="Calibri" w:cs="Calibri"/>
-          <w:sz w:val="22"/>
-          <w:szCs w:val="22"/>
-        </w:rPr>
-      </w:pPr>
-      <w:r>
-        <w:rPr>
-          <w:rFonts w:ascii="Calibri" w:hAnsi="Calibri" w:cs="Calibri"/>
-          <w:sz w:val="22"/>
-          <w:szCs w:val="22"/>
-        </w:rPr>
-        <w:t>Implemented Angular route guards for authentication and secure navigation; added custom validations for reactive forms.</w:t>
-      </w:r>
-    </w:p>
-    <w:p>
-      <w:pPr>
-        <w:pStyle w:val="NoSpacing"/>
-        <w:numPr>
-          <w:ilvl w:val="0"/>
-          <w:numId w:val="3"/>
-        </w:numPr>
-        <w:rPr>
-          <w:rFonts w:ascii="Calibri" w:hAnsi="Calibri" w:cs="Calibri"/>
-          <w:sz w:val="22"/>
-          <w:szCs w:val="22"/>
-        </w:rPr>
-      </w:pPr>
-      <w:r>
-        <w:rPr>
-          <w:rFonts w:ascii="Calibri" w:hAnsi="Calibri" w:cs="Calibri"/>
-          <w:sz w:val="22"/>
-          <w:szCs w:val="22"/>
-        </w:rPr>
-        <w:t>Applied Content Security Policy (CSP), input sanitization, and Angular DOM sanitization to prevent XSS and injection attacks.</w:t>
-      </w:r>
-    </w:p>
-    <w:p>
-      <w:pPr>
-        <w:pStyle w:val="NoSpacing"/>
-        <w:numPr>
-          <w:ilvl w:val="0"/>
-          <w:numId w:val="3"/>
-        </w:numPr>
-        <w:rPr>
-          <w:rFonts w:ascii="Calibri" w:hAnsi="Calibri" w:cs="Calibri"/>
-          <w:sz w:val="22"/>
-          <w:szCs w:val="22"/>
-        </w:rPr>
-      </w:pPr>
-      <w:r>
-        <w:rPr>
-          <w:rFonts w:ascii="Calibri" w:hAnsi="Calibri" w:cs="Calibri"/>
-          <w:sz w:val="22"/>
-          <w:szCs w:val="22"/>
-        </w:rPr>
-        <w:t>Built state management services using NgRx in Angular, integrated with Spring Boot APIs.</w:t>
-      </w:r>
-    </w:p>
-    <w:p>
-      <w:pPr>
-        <w:pStyle w:val="NoSpacing"/>
-        <w:numPr>
-          <w:ilvl w:val="0"/>
-          <w:numId w:val="3"/>
-        </w:numPr>
-        <w:rPr>
-          <w:rFonts w:ascii="Calibri" w:hAnsi="Calibri" w:cs="Calibri"/>
-          <w:sz w:val="22"/>
-          <w:szCs w:val="22"/>
-        </w:rPr>
-      </w:pPr>
-      <w:r>
-        <w:rPr>
-          <w:rFonts w:ascii="Calibri" w:hAnsi="Calibri" w:cs="Calibri"/>
-          <w:sz w:val="22"/>
-          <w:szCs w:val="22"/>
-        </w:rPr>
-        <w:t>Worked with NoSQL databases like Cassandra for scalable financial data storage and retrieval.</w:t>
-      </w:r>
-    </w:p>
-    <w:p>
-      <w:pPr>
-        <w:pStyle w:val="NoSpacing"/>
-        <w:numPr>
-          <w:ilvl w:val="0"/>
-          <w:numId w:val="3"/>
-        </w:numPr>
-        <w:rPr>
-          <w:rFonts w:ascii="Calibri" w:hAnsi="Calibri" w:cs="Calibri"/>
-          <w:sz w:val="22"/>
-          <w:szCs w:val="22"/>
-        </w:rPr>
-      </w:pPr>
-      <w:r>
-        <w:rPr>
-          <w:rFonts w:ascii="Calibri" w:hAnsi="Calibri" w:cs="Calibri"/>
-          <w:sz w:val="22"/>
-          <w:szCs w:val="22"/>
-        </w:rPr>
-        <w:t>Created custom AWS resources using CDK Constructs to automate deployments and integrate with financial microservices.</w:t>
-      </w:r>
-    </w:p>
-    <w:p>
-      <w:pPr>
-        <w:pStyle w:val="NoSpacing"/>
-        <w:numPr>
-          <w:ilvl w:val="0"/>
-          <w:numId w:val="3"/>
-        </w:numPr>
-        <w:rPr>
-          <w:rFonts w:ascii="Calibri" w:hAnsi="Calibri" w:cs="Calibri"/>
-          <w:sz w:val="22"/>
-          <w:szCs w:val="22"/>
-        </w:rPr>
-      </w:pPr>
-      <w:r>
-        <w:rPr>
-          <w:rFonts w:ascii="Calibri" w:hAnsi="Calibri" w:cs="Calibri"/>
-          <w:sz w:val="22"/>
-          <w:szCs w:val="22"/>
-        </w:rPr>
-        <w:t>Containerized core services using AWS Fargate to ensure scalable, secure execution without managing servers.</w:t>
-      </w:r>
-    </w:p>
-    <w:p>
-      <w:pPr>
-        <w:pStyle w:val="NoSpacing"/>
-        <w:numPr>
-          <w:ilvl w:val="0"/>
-          <w:numId w:val="3"/>
-        </w:numPr>
-        <w:rPr>
-          <w:rFonts w:ascii="Calibri" w:hAnsi="Calibri" w:cs="Calibri"/>
-          <w:sz w:val="22"/>
-          <w:szCs w:val="22"/>
-        </w:rPr>
-      </w:pPr>
-      <w:r>
-        <w:rPr>
-          <w:rFonts w:ascii="Calibri" w:hAnsi="Calibri" w:cs="Calibri"/>
-          <w:sz w:val="22"/>
-          <w:szCs w:val="22"/>
-        </w:rPr>
-        <w:t>Scaled real-time data ingestion and processing services using AWS Fargate, Lambda, and Kinesis for transaction event streaming and analysis.</w:t>
-      </w:r>
-    </w:p>
-    <w:p>
-      <w:pPr>
-        <w:pStyle w:val="NoSpacing"/>
-        <w:numPr>
-          <w:ilvl w:val="0"/>
-          <w:numId w:val="3"/>
-        </w:numPr>
-        <w:rPr>
-          <w:rFonts w:ascii="Calibri" w:hAnsi="Calibri" w:cs="Calibri"/>
-          <w:sz w:val="22"/>
-          <w:szCs w:val="22"/>
-        </w:rPr>
-      </w:pPr>
-      <w:r>
-        <w:rPr>
-          <w:rFonts w:ascii="Calibri" w:hAnsi="Calibri" w:cs="Calibri"/>
-          <w:sz w:val="22"/>
-          <w:szCs w:val="22"/>
-        </w:rPr>
-        <w:t>Leveraged Spring Boot Admin for centralized microservice health monitoring and quick RCA (Root Cause Analysis) during incident management.</w:t>
-      </w:r>
-    </w:p>
-    <w:p>
-      <w:pPr>
-        <w:pStyle w:val="NoSpacing"/>
-        <w:numPr>
-          <w:ilvl w:val="0"/>
-          <w:numId w:val="3"/>
-        </w:numPr>
-        <w:rPr>
-          <w:rFonts w:ascii="Calibri" w:hAnsi="Calibri" w:cs="Calibri"/>
-          <w:sz w:val="22"/>
-          <w:szCs w:val="22"/>
-        </w:rPr>
-      </w:pPr>
-      <w:r>
-        <w:rPr>
-          <w:rFonts w:ascii="Calibri" w:hAnsi="Calibri" w:cs="Calibri"/>
-          <w:sz w:val="22"/>
-          <w:szCs w:val="22"/>
-        </w:rPr>
-        <w:t>Automated infrastructure deployments using Jenkins, GitHub Actions, and AWS CDK, ensuring consistency across environments.</w:t>
-      </w:r>
-    </w:p>
-    <w:p>
-      <w:pPr>
-        <w:pStyle w:val="NoSpacing"/>
-        <w:numPr>
-          <w:ilvl w:val="0"/>
-          <w:numId w:val="3"/>
-        </w:numPr>
-        <w:rPr>
-          <w:rFonts w:ascii="Calibri" w:hAnsi="Calibri" w:cs="Calibri"/>
-          <w:sz w:val="22"/>
-          <w:szCs w:val="22"/>
-        </w:rPr>
-      </w:pPr>
-      <w:r>
-        <w:rPr>
-          <w:rFonts w:ascii="Calibri" w:hAnsi="Calibri" w:cs="Calibri"/>
-          <w:sz w:val="22"/>
-          <w:szCs w:val="22"/>
-        </w:rPr>
-        <w:t>Developed unit tests using TestNG and documented APIs with Swagger.</w:t>
-      </w:r>
-    </w:p>
-    <w:p>
-      <w:pPr>
-        <w:pStyle w:val="NoSpacing"/>
-        <w:numPr>
-          <w:ilvl w:val="0"/>
-          <w:numId w:val="3"/>
-        </w:numPr>
-        <w:rPr>
-          <w:rFonts w:ascii="Calibri" w:hAnsi="Calibri" w:cs="Calibri"/>
-          <w:sz w:val="22"/>
-          <w:szCs w:val="22"/>
-        </w:rPr>
-      </w:pPr>
-      <w:r>
-        <w:rPr>
-          <w:rFonts w:ascii="Calibri" w:hAnsi="Calibri" w:cs="Calibri"/>
-          <w:sz w:val="22"/>
-          <w:szCs w:val="22"/>
-        </w:rPr>
-        <w:t>Used Splunk for centralized logging, real-time monitoring, and proactive alerting.</w:t>
-      </w:r>
-    </w:p>
-    <w:p>
-      <w:pPr>
-        <w:pStyle w:val="NoSpacing"/>
-        <w:numPr>
-          <w:ilvl w:val="0"/>
-          <w:numId w:val="3"/>
-        </w:numPr>
-        <w:rPr>
-          <w:rFonts w:ascii="Calibri" w:hAnsi="Calibri" w:cs="Calibri"/>
-          <w:sz w:val="22"/>
-          <w:szCs w:val="22"/>
-        </w:rPr>
-      </w:pPr>
-      <w:r>
-        <w:rPr>
-          <w:rFonts w:ascii="Calibri" w:hAnsi="Calibri" w:cs="Calibri"/>
-          <w:sz w:val="22"/>
-          <w:szCs w:val="22"/>
-        </w:rPr>
-        <w:t>Integrated Cucumber with Selenium WebDriver for automated UI and regression testing.</w:t>
-      </w:r>
-    </w:p>
-    <w:p>
-      <w:pPr>
-        <w:pStyle w:val="NoSpacing"/>
-        <w:numPr>
-          <w:ilvl w:val="0"/>
-          <w:numId w:val="3"/>
-        </w:numPr>
-        <w:rPr>
-          <w:rFonts w:ascii="Calibri" w:hAnsi="Calibri" w:cs="Calibri"/>
-          <w:sz w:val="22"/>
-          <w:szCs w:val="22"/>
-        </w:rPr>
-      </w:pPr>
-      <w:r>
-        <w:rPr>
-          <w:rFonts w:ascii="Calibri" w:hAnsi="Calibri" w:cs="Calibri"/>
-          <w:sz w:val="22"/>
-          <w:szCs w:val="22"/>
-        </w:rPr>
-        <w:t>Actively participated in Agile Scrum team activities, employing TDD, BDD, and pair programming to ensure high-quality, well-tested code.</w:t>
-      </w:r>
-    </w:p>
-    <w:p>
-      <w:pPr>
-        <w:pStyle w:val="NoSpacing"/>
-        <w:rPr>
-          <w:rFonts w:ascii="Calibri" w:hAnsi="Calibri" w:cs="Calibri"/>
-          <w:sz w:val="22"/>
-          <w:szCs w:val="22"/>
-        </w:rPr>
-      </w:pPr>
-    </w:p>
-    <w:p>
-      <w:pPr>
-        <w:pStyle w:val="NoSpacing"/>
-        <w:rPr>
-          <w:rFonts w:ascii="Calibri" w:hAnsi="Calibri" w:cs="Calibri"/>
-          <w:sz w:val="22"/>
-          <w:szCs w:val="22"/>
-        </w:rPr>
-      </w:pPr>
-    </w:p>
-    <w:p>
-      <w:pPr>
-        <w:pStyle w:val="NoSpacing"/>
-        <w:rPr>
-          <w:rFonts w:ascii="Calibri" w:hAnsi="Calibri" w:cs="Calibri"/>
-          <w:b/>
-          <w:bCs/>
-          <w:sz w:val="22"/>
-          <w:szCs w:val="22"/>
-        </w:rPr>
-      </w:pPr>
-      <w:r>
-        <w:rPr>
-          <w:rFonts w:ascii="Calibri" w:hAnsi="Calibri" w:cs="Calibri"/>
-          <w:b/>
-          <w:bCs/>
-          <w:sz w:val="22"/>
-          <w:szCs w:val="22"/>
-        </w:rPr>
-        <w:t xml:space="preserve">Java DEVELOPER </w:t>
-      </w:r>
-      <w:r>
-        <w:rPr>
-          <w:rFonts w:ascii="Calibri" w:hAnsi="Calibri" w:cs="Calibri"/>
-          <w:b/>
-          <w:bCs/>
-          <w:sz w:val="22"/>
-          <w:szCs w:val="22"/>
-        </w:rPr>
-        <w:tab/>
-        <w:t xml:space="preserve">   </w:t>
-      </w:r>
-      <w:r>
-        <w:rPr>
-          <w:rFonts w:ascii="Calibri" w:hAnsi="Calibri" w:cs="Calibri"/>
-          <w:b/>
-          <w:bCs/>
-          <w:sz w:val="22"/>
-          <w:szCs w:val="22"/>
-        </w:rPr>
-        <w:tab/>
-      </w:r>
-      <w:r>
-        <w:rPr>
-          <w:rFonts w:ascii="Calibri" w:hAnsi="Calibri" w:cs="Calibri"/>
-          <w:b/>
-          <w:bCs/>
-          <w:sz w:val="22"/>
-          <w:szCs w:val="22"/>
-        </w:rPr>
-        <w:tab/>
-      </w:r>
-      <w:r>
-        <w:rPr>
-          <w:rFonts w:ascii="Calibri" w:hAnsi="Calibri" w:cs="Calibri"/>
-          <w:b/>
-          <w:bCs/>
-          <w:sz w:val="22"/>
-          <w:szCs w:val="22"/>
-        </w:rPr>
-        <w:tab/>
-      </w:r>
-      <w:r>
-        <w:rPr>
-          <w:rFonts w:ascii="Calibri" w:hAnsi="Calibri" w:cs="Calibri"/>
-          <w:b/>
-          <w:bCs/>
-          <w:sz w:val="22"/>
-          <w:szCs w:val="22"/>
-        </w:rPr>
-        <w:tab/>
-      </w:r>
-      <w:r>
-        <w:rPr>
-          <w:rFonts w:ascii="Calibri" w:hAnsi="Calibri" w:cs="Calibri"/>
-          <w:b/>
-          <w:bCs/>
-          <w:sz w:val="22"/>
-          <w:szCs w:val="22"/>
-        </w:rPr>
-        <w:tab/>
-      </w:r>
-      <w:r>
-        <w:rPr>
-          <w:rFonts w:ascii="Calibri" w:hAnsi="Calibri" w:cs="Calibri"/>
-          <w:b/>
-          <w:bCs/>
-          <w:sz w:val="22"/>
-          <w:szCs w:val="22"/>
-        </w:rPr>
-        <w:tab/>
-      </w:r>
-      <w:r>
-        <w:rPr>
-          <w:rFonts w:ascii="Calibri" w:hAnsi="Calibri" w:cs="Calibri"/>
-          <w:b/>
-          <w:bCs/>
-          <w:sz w:val="22"/>
-          <w:szCs w:val="22"/>
-        </w:rPr>
-        <w:tab/>
-      </w:r>
-      <w:r>
-        <w:rPr>
-          <w:rFonts w:ascii="Calibri" w:hAnsi="Calibri" w:cs="Calibri"/>
-          <w:b/>
-          <w:bCs/>
-          <w:sz w:val="22"/>
-          <w:szCs w:val="22"/>
-        </w:rPr>
-        <w:t>Sep2021 – Aug 2022</w:t>
-      </w:r>
-      <w:r>
-        <w:rPr>
-          <w:rFonts w:ascii="Calibri" w:hAnsi="Calibri" w:cs="Calibri"/>
-          <w:b/>
-          <w:bCs/>
-          <w:sz w:val="22"/>
-          <w:szCs w:val="22"/>
-        </w:rPr>
-        <w:t xml:space="preserve"> (Intern)</w:t>
-      </w:r>
-    </w:p>
-    <w:p>
-      <w:pPr>
-        <w:pStyle w:val="NoSpacing"/>
-        <w:rPr>
-          <w:rFonts w:ascii="Calibri" w:hAnsi="Calibri" w:cs="Calibri"/>
-          <w:b/>
-          <w:bCs/>
-          <w:sz w:val="22"/>
-          <w:szCs w:val="22"/>
-        </w:rPr>
-      </w:pPr>
-      <w:r>
-        <w:rPr>
-          <w:rFonts w:ascii="Calibri" w:hAnsi="Calibri" w:cs="Calibri"/>
-          <w:b/>
-          <w:bCs/>
-          <w:sz w:val="22"/>
-          <w:szCs w:val="22"/>
-        </w:rPr>
-        <w:t xml:space="preserve">T -Mobile – New York, NY </w:t>
-      </w:r>
-      <w:r>
-        <w:rPr>
-          <w:rFonts w:ascii="Calibri" w:hAnsi="Calibri" w:cs="Calibri"/>
-          <w:b/>
-          <w:bCs/>
-          <w:sz w:val="22"/>
-          <w:szCs w:val="22"/>
-        </w:rPr>
-        <w:tab/>
-      </w:r>
-      <w:r>
-        <w:rPr>
-          <w:rFonts w:ascii="Calibri" w:hAnsi="Calibri" w:cs="Calibri"/>
-          <w:b/>
-          <w:bCs/>
-          <w:sz w:val="22"/>
-          <w:szCs w:val="22"/>
-        </w:rPr>
-        <w:tab/>
-      </w:r>
-      <w:r>
-        <w:rPr>
-          <w:rFonts w:ascii="Calibri" w:hAnsi="Calibri" w:cs="Calibri"/>
-          <w:b/>
-          <w:bCs/>
-          <w:sz w:val="22"/>
-          <w:szCs w:val="22"/>
-        </w:rPr>
-        <w:tab/>
-      </w:r>
-      <w:r>
-        <w:rPr>
-          <w:rFonts w:ascii="Calibri" w:hAnsi="Calibri" w:cs="Calibri"/>
-          <w:b/>
-          <w:bCs/>
-          <w:sz w:val="22"/>
-          <w:szCs w:val="22"/>
-        </w:rPr>
-        <w:tab/>
-      </w:r>
-      <w:r>
-        <w:rPr>
-          <w:rFonts w:ascii="Calibri" w:hAnsi="Calibri" w:cs="Calibri"/>
-          <w:b/>
-          <w:bCs/>
-          <w:sz w:val="22"/>
-          <w:szCs w:val="22"/>
-        </w:rPr>
-        <w:tab/>
-      </w:r>
-      <w:r>
-        <w:rPr>
-          <w:rFonts w:ascii="Calibri" w:hAnsi="Calibri" w:cs="Calibri"/>
-          <w:b/>
-          <w:bCs/>
-          <w:sz w:val="22"/>
-          <w:szCs w:val="22"/>
-        </w:rPr>
-        <w:tab/>
-      </w:r>
-      <w:r>
-        <w:rPr>
-          <w:rFonts w:ascii="Calibri" w:hAnsi="Calibri" w:cs="Calibri"/>
-          <w:b/>
-          <w:bCs/>
-          <w:sz w:val="22"/>
-          <w:szCs w:val="22"/>
-        </w:rPr>
-        <w:tab/>
-      </w:r>
-      <w:r>
-        <w:rPr>
-          <w:rFonts w:ascii="Calibri" w:hAnsi="Calibri" w:cs="Calibri"/>
-          <w:b/>
-          <w:bCs/>
-          <w:sz w:val="22"/>
-          <w:szCs w:val="22"/>
-        </w:rPr>
-        <w:t xml:space="preserve">Sep2022 – Feb 2024 </w:t>
-      </w:r>
-      <w:r>
-        <w:rPr>
-          <w:rFonts w:ascii="Calibri" w:hAnsi="Calibri" w:cs="Calibri"/>
-          <w:b/>
-          <w:bCs/>
-          <w:sz w:val="22"/>
-          <w:szCs w:val="22"/>
-        </w:rPr>
-        <w:t>(Full Time)</w:t>
-      </w:r>
-    </w:p>
-    <w:p>
-      <w:pPr>
-        <w:pStyle w:val="NoSpacing"/>
-        <w:rPr>
-          <w:rFonts w:ascii="Calibri" w:hAnsi="Calibri" w:cs="Calibri"/>
-          <w:sz w:val="22"/>
-          <w:szCs w:val="22"/>
-        </w:rPr>
-      </w:pPr>
-    </w:p>
-    <w:p>
-      <w:pPr>
-        <w:pStyle w:val="NoSpacing"/>
-        <w:rPr>
-          <w:rFonts w:ascii="Calibri" w:hAnsi="Calibri" w:cs="Calibri"/>
-          <w:sz w:val="22"/>
-          <w:szCs w:val="22"/>
-        </w:rPr>
-      </w:pPr>
-      <w:r>
-        <w:rPr>
-          <w:rFonts w:ascii="Calibri" w:hAnsi="Calibri" w:cs="Calibri"/>
-          <w:b/>
-          <w:bCs/>
-          <w:sz w:val="22"/>
-          <w:szCs w:val="22"/>
-        </w:rPr>
-        <w:t>Description:</w:t>
-      </w:r>
-      <w:r>
-        <w:rPr>
-          <w:rFonts w:ascii="Calibri" w:hAnsi="Calibri" w:cs="Calibri"/>
-          <w:sz w:val="22"/>
-          <w:szCs w:val="22"/>
-        </w:rPr>
-        <w:t xml:space="preserve"> Developed interactive and scalable frontend features using ReactJS for a real-time communication platform connecting businesses with clients via chat, voice, and messaging.</w:t>
-      </w:r>
-    </w:p>
-    <w:p>
-      <w:pPr>
-        <w:pStyle w:val="NoSpacing"/>
-        <w:rPr>
-          <w:rFonts w:ascii="Calibri" w:hAnsi="Calibri" w:cs="Calibri"/>
-          <w:sz w:val="22"/>
-          <w:szCs w:val="22"/>
-        </w:rPr>
-      </w:pPr>
-      <w:r>
-        <w:rPr>
-          <w:rFonts w:ascii="Calibri" w:hAnsi="Calibri" w:cs="Calibri"/>
-          <w:sz w:val="22"/>
-          <w:szCs w:val="22"/>
-        </w:rPr>
-        <w:t>Integrated with backend microservices to deliver seamless user experiences and contributed to a modular, high-performance UI architecture.</w:t>
-      </w:r>
-    </w:p>
-    <w:p>
-      <w:pPr>
-        <w:pStyle w:val="NoSpacing"/>
-        <w:rPr>
-          <w:rFonts w:ascii="Calibri" w:hAnsi="Calibri" w:cs="Calibri"/>
-          <w:sz w:val="22"/>
-          <w:szCs w:val="22"/>
-        </w:rPr>
-      </w:pPr>
-    </w:p>
-    <w:p>
-      <w:pPr>
-        <w:pStyle w:val="NoSpacing"/>
-        <w:rPr>
-          <w:rFonts w:ascii="Calibri" w:hAnsi="Calibri" w:cs="Calibri"/>
-          <w:b/>
-          <w:bCs/>
-          <w:sz w:val="22"/>
-          <w:szCs w:val="22"/>
-        </w:rPr>
-      </w:pPr>
-      <w:r>
-        <w:rPr>
-          <w:rFonts w:ascii="Calibri" w:hAnsi="Calibri" w:cs="Calibri"/>
-          <w:b/>
-          <w:bCs/>
-          <w:sz w:val="22"/>
-          <w:szCs w:val="22"/>
-        </w:rPr>
-        <w:t>Responsibilities:</w:t>
-      </w:r>
-    </w:p>
-    <w:p>
-      <w:pPr>
-        <w:pStyle w:val="NoSpacing"/>
-        <w:numPr>
-          <w:ilvl w:val="0"/>
-          <w:numId w:val="4"/>
-        </w:numPr>
-        <w:rPr>
-          <w:rFonts w:ascii="Calibri" w:hAnsi="Calibri" w:cs="Calibri"/>
-          <w:sz w:val="22"/>
-          <w:szCs w:val="22"/>
-        </w:rPr>
-      </w:pPr>
-      <w:r>
-        <w:rPr>
-          <w:rFonts w:ascii="Calibri" w:hAnsi="Calibri" w:cs="Calibri"/>
-          <w:sz w:val="22"/>
-          <w:szCs w:val="22"/>
-        </w:rPr>
-        <w:t xml:space="preserve">Involved in the development using Agile development to gather and analyze the requirements of the application. </w:t>
-      </w:r>
-    </w:p>
-    <w:p>
-      <w:pPr>
-        <w:pStyle w:val="NoSpacing"/>
-        <w:numPr>
-          <w:ilvl w:val="0"/>
-          <w:numId w:val="4"/>
-        </w:numPr>
-        <w:rPr>
-          <w:rFonts w:ascii="Calibri" w:hAnsi="Calibri" w:cs="Calibri"/>
-          <w:sz w:val="22"/>
-          <w:szCs w:val="22"/>
-        </w:rPr>
-      </w:pPr>
-      <w:r>
-        <w:rPr>
-          <w:rFonts w:ascii="Calibri" w:hAnsi="Calibri" w:cs="Calibri"/>
-          <w:sz w:val="22"/>
-          <w:szCs w:val="22"/>
-        </w:rPr>
-        <w:t>Implemented responsive UI rich web applications with HTML5, CSS3, SCSS, Bootstrap and Angular frameworks and used reactive &amp; template driven forms to associate HTML elements to model &amp; provide dynamic user validations on client side.</w:t>
-      </w:r>
-    </w:p>
-    <w:p>
-      <w:pPr>
-        <w:pStyle w:val="NoSpacing"/>
-        <w:numPr>
-          <w:ilvl w:val="0"/>
-          <w:numId w:val="4"/>
-        </w:numPr>
-        <w:rPr>
-          <w:rFonts w:ascii="Calibri" w:hAnsi="Calibri" w:cs="Calibri"/>
-          <w:sz w:val="22"/>
-          <w:szCs w:val="22"/>
-        </w:rPr>
-      </w:pPr>
-      <w:r>
-        <w:rPr>
-          <w:rFonts w:ascii="Calibri" w:hAnsi="Calibri" w:cs="Calibri"/>
-          <w:sz w:val="22"/>
-          <w:szCs w:val="22"/>
-        </w:rPr>
-        <w:t>Built Angular components, UI services to consume rest services using Component based architecture provided by Angular Framework.</w:t>
-      </w:r>
-    </w:p>
-    <w:p>
-      <w:pPr>
-        <w:pStyle w:val="NoSpacing"/>
-        <w:numPr>
-          <w:ilvl w:val="0"/>
-          <w:numId w:val="4"/>
-        </w:numPr>
-        <w:rPr>
-          <w:rFonts w:ascii="Calibri" w:hAnsi="Calibri" w:cs="Calibri"/>
-          <w:sz w:val="22"/>
-          <w:szCs w:val="22"/>
-        </w:rPr>
-      </w:pPr>
-      <w:r>
-        <w:rPr>
-          <w:rFonts w:ascii="Calibri" w:hAnsi="Calibri" w:cs="Calibri"/>
-          <w:sz w:val="22"/>
-          <w:szCs w:val="22"/>
-        </w:rPr>
-        <w:t>Used Angular to parse the data fetched from APIs and used backbone.js to develop an application to perform CRUD operations on the database server.</w:t>
-      </w:r>
-    </w:p>
-    <w:p>
-      <w:pPr>
-        <w:pStyle w:val="NoSpacing"/>
-        <w:numPr>
-          <w:ilvl w:val="0"/>
-          <w:numId w:val="4"/>
-        </w:numPr>
-        <w:rPr>
-          <w:rFonts w:ascii="Calibri" w:hAnsi="Calibri" w:cs="Calibri"/>
-          <w:sz w:val="22"/>
-          <w:szCs w:val="22"/>
-        </w:rPr>
-      </w:pPr>
-      <w:r>
-        <w:rPr>
-          <w:rFonts w:ascii="Calibri" w:hAnsi="Calibri" w:cs="Calibri"/>
-          <w:sz w:val="22"/>
-          <w:szCs w:val="22"/>
-        </w:rPr>
-        <w:t>Worked on Jenkins for the Continuous Integration (CI) and Continuous Deployment (CD) for the jar build and deploying it into the API.</w:t>
-      </w:r>
-    </w:p>
-    <w:p>
-      <w:pPr>
-        <w:pStyle w:val="NoSpacing"/>
-        <w:numPr>
-          <w:ilvl w:val="0"/>
-          <w:numId w:val="4"/>
-        </w:numPr>
-        <w:rPr>
-          <w:rFonts w:ascii="Calibri" w:hAnsi="Calibri" w:cs="Calibri"/>
-          <w:sz w:val="22"/>
-          <w:szCs w:val="22"/>
-        </w:rPr>
-      </w:pPr>
-      <w:r>
-        <w:rPr>
-          <w:rFonts w:ascii="Calibri" w:hAnsi="Calibri" w:cs="Calibri"/>
-          <w:sz w:val="22"/>
-          <w:szCs w:val="22"/>
-        </w:rPr>
-        <w:t>Strong understanding and knowledge of automation and CI &amp; CD Tool like Jenkins &amp; Git.</w:t>
-      </w:r>
-    </w:p>
-    <w:p>
-      <w:pPr>
-        <w:pStyle w:val="NoSpacing"/>
-        <w:numPr>
-          <w:ilvl w:val="0"/>
-          <w:numId w:val="4"/>
-        </w:numPr>
-        <w:rPr>
-          <w:rFonts w:ascii="Calibri" w:hAnsi="Calibri" w:cs="Calibri"/>
-          <w:sz w:val="22"/>
-          <w:szCs w:val="22"/>
-        </w:rPr>
-      </w:pPr>
-      <w:r>
-        <w:rPr>
-          <w:rFonts w:ascii="Calibri" w:hAnsi="Calibri" w:cs="Calibri"/>
-          <w:sz w:val="22"/>
-          <w:szCs w:val="22"/>
-        </w:rPr>
-        <w:t>Developed and worked with infrastructure teams for the deployment of micro services in the various work environment spaces of Pivotal Cloud Foundry (PCF).</w:t>
-      </w:r>
-    </w:p>
-    <w:p>
-      <w:pPr>
-        <w:pStyle w:val="NoSpacing"/>
-        <w:numPr>
-          <w:ilvl w:val="0"/>
-          <w:numId w:val="4"/>
-        </w:numPr>
-        <w:rPr>
-          <w:rFonts w:ascii="Calibri" w:hAnsi="Calibri" w:cs="Calibri"/>
-          <w:sz w:val="22"/>
-          <w:szCs w:val="22"/>
-        </w:rPr>
-      </w:pPr>
-      <w:r>
-        <w:rPr>
-          <w:rFonts w:ascii="Calibri" w:hAnsi="Calibri" w:cs="Calibri"/>
-          <w:sz w:val="22"/>
-          <w:szCs w:val="22"/>
-        </w:rPr>
-        <w:t>Designed and coded connection pooling classes to manage database connections to across multiple data sources.</w:t>
-      </w:r>
-    </w:p>
-    <w:p>
-      <w:pPr>
-        <w:pStyle w:val="NoSpacing"/>
-        <w:numPr>
-          <w:ilvl w:val="0"/>
-          <w:numId w:val="4"/>
-        </w:numPr>
-        <w:rPr>
-          <w:rFonts w:ascii="Calibri" w:hAnsi="Calibri" w:cs="Calibri"/>
-          <w:sz w:val="22"/>
-          <w:szCs w:val="22"/>
-        </w:rPr>
-      </w:pPr>
-      <w:r>
-        <w:rPr>
-          <w:rFonts w:ascii="Calibri" w:hAnsi="Calibri" w:cs="Calibri"/>
-          <w:sz w:val="22"/>
-          <w:szCs w:val="22"/>
-        </w:rPr>
-        <w:t xml:space="preserve">Developed and executed comprehensive test cases for microservices, including unit tests, integration tests, and end-to-end tests, ensuring the reliability and correctness of each service. </w:t>
-      </w:r>
-    </w:p>
-    <w:p>
-      <w:pPr>
-        <w:pStyle w:val="NoSpacing"/>
-        <w:numPr>
-          <w:ilvl w:val="0"/>
-          <w:numId w:val="4"/>
-        </w:numPr>
-        <w:rPr>
-          <w:rFonts w:ascii="Calibri" w:hAnsi="Calibri" w:cs="Calibri"/>
-          <w:sz w:val="22"/>
-          <w:szCs w:val="22"/>
-        </w:rPr>
-      </w:pPr>
-      <w:r>
-        <w:rPr>
-          <w:rFonts w:ascii="Calibri" w:hAnsi="Calibri" w:cs="Calibri"/>
-          <w:sz w:val="22"/>
-          <w:szCs w:val="22"/>
-        </w:rPr>
-        <w:t xml:space="preserve">Implemented MySQL to store the data in the database and retrieve the data and give it to the required software and they process the information.  </w:t>
-      </w:r>
-    </w:p>
-    <w:p>
-      <w:pPr>
-        <w:pStyle w:val="NoSpacing"/>
-        <w:rPr>
-          <w:rFonts w:ascii="Calibri" w:hAnsi="Calibri" w:cs="Calibri"/>
-          <w:sz w:val="22"/>
-          <w:szCs w:val="22"/>
-        </w:rPr>
-      </w:pPr>
-    </w:p>
-    <w:p>
-      <w:pPr>
-        <w:pStyle w:val="NoSpacing"/>
-        <w:rPr>
-          <w:rFonts w:ascii="Calibri" w:hAnsi="Calibri" w:cs="Calibri"/>
-          <w:b/>
-          <w:bCs/>
-          <w:sz w:val="22"/>
-          <w:szCs w:val="22"/>
-        </w:rPr>
-      </w:pPr>
-      <w:r>
-        <w:rPr>
-          <w:rFonts w:ascii="Calibri" w:hAnsi="Calibri" w:cs="Calibri"/>
-          <w:b/>
-          <w:bCs/>
-          <w:sz w:val="22"/>
-          <w:szCs w:val="22"/>
-        </w:rPr>
-        <w:t xml:space="preserve">Java Developer </w:t>
-      </w:r>
-      <w:r>
-        <w:rPr>
-          <w:rFonts w:ascii="Calibri" w:hAnsi="Calibri" w:cs="Calibri"/>
-          <w:b/>
-          <w:bCs/>
-          <w:sz w:val="22"/>
-          <w:szCs w:val="22"/>
-        </w:rPr>
-        <w:tab/>
-      </w:r>
-      <w:r>
-        <w:rPr>
-          <w:rFonts w:ascii="Calibri" w:hAnsi="Calibri" w:cs="Calibri"/>
-          <w:b/>
-          <w:bCs/>
-          <w:sz w:val="22"/>
-          <w:szCs w:val="22"/>
-        </w:rPr>
-        <w:tab/>
-      </w:r>
-      <w:r>
-        <w:rPr>
-          <w:rFonts w:ascii="Calibri" w:hAnsi="Calibri" w:cs="Calibri"/>
-          <w:b/>
-          <w:bCs/>
-          <w:sz w:val="22"/>
-          <w:szCs w:val="22"/>
-        </w:rPr>
-        <w:tab/>
-      </w:r>
-      <w:r>
-        <w:rPr>
-          <w:rFonts w:ascii="Calibri" w:hAnsi="Calibri" w:cs="Calibri"/>
-          <w:b/>
-          <w:bCs/>
-          <w:sz w:val="22"/>
-          <w:szCs w:val="22"/>
-        </w:rPr>
-        <w:tab/>
-      </w:r>
-      <w:r>
-        <w:rPr>
-          <w:rFonts w:ascii="Calibri" w:hAnsi="Calibri" w:cs="Calibri"/>
-          <w:b/>
-          <w:bCs/>
-          <w:sz w:val="22"/>
-          <w:szCs w:val="22"/>
-        </w:rPr>
-        <w:tab/>
-      </w:r>
-      <w:r>
-        <w:rPr>
-          <w:rFonts w:ascii="Calibri" w:hAnsi="Calibri" w:cs="Calibri"/>
-          <w:b/>
-          <w:bCs/>
-          <w:sz w:val="22"/>
-          <w:szCs w:val="22"/>
-        </w:rPr>
-        <w:tab/>
-      </w:r>
-      <w:r>
-        <w:rPr>
-          <w:rFonts w:ascii="Calibri" w:hAnsi="Calibri" w:cs="Calibri"/>
-          <w:b/>
-          <w:bCs/>
-          <w:sz w:val="22"/>
-          <w:szCs w:val="22"/>
-        </w:rPr>
-        <w:tab/>
-      </w:r>
-      <w:r>
-        <w:rPr>
-          <w:rFonts w:ascii="Calibri" w:hAnsi="Calibri" w:cs="Calibri"/>
-          <w:b/>
-          <w:bCs/>
-          <w:sz w:val="22"/>
-          <w:szCs w:val="22"/>
-        </w:rPr>
-        <w:tab/>
-      </w:r>
-      <w:r>
-        <w:rPr>
-          <w:rFonts w:ascii="Calibri" w:hAnsi="Calibri" w:cs="Calibri"/>
-          <w:b/>
-          <w:bCs/>
-          <w:sz w:val="22"/>
-          <w:szCs w:val="22"/>
-        </w:rPr>
-        <w:tab/>
-      </w:r>
-      <w:r>
-        <w:rPr>
-          <w:rFonts w:ascii="Calibri" w:hAnsi="Calibri" w:cs="Calibri"/>
-          <w:b/>
-          <w:bCs/>
-          <w:sz w:val="22"/>
-          <w:szCs w:val="22"/>
-        </w:rPr>
-        <w:tab/>
-        <w:t xml:space="preserve">      </w:t>
-      </w:r>
-      <w:r>
-        <w:rPr>
-          <w:rFonts w:ascii="Calibri" w:hAnsi="Calibri" w:cs="Calibri"/>
-          <w:b/>
-          <w:bCs/>
-          <w:sz w:val="22"/>
-          <w:szCs w:val="22"/>
-        </w:rPr>
-        <w:t xml:space="preserve">Feb 2020 – Dec 2020 </w:t>
-      </w:r>
-    </w:p>
-    <w:p>
-      <w:pPr>
-        <w:pStyle w:val="NoSpacing"/>
-        <w:rPr>
-          <w:rFonts w:ascii="Calibri" w:hAnsi="Calibri" w:cs="Calibri"/>
-          <w:sz w:val="22"/>
-          <w:szCs w:val="22"/>
-        </w:rPr>
-      </w:pPr>
-      <w:r>
-        <w:rPr>
-          <w:rFonts w:ascii="Calibri" w:hAnsi="Calibri" w:cs="Calibri"/>
-          <w:b/>
-          <w:bCs/>
-          <w:sz w:val="22"/>
-          <w:szCs w:val="22"/>
-        </w:rPr>
-        <w:t>Cripton Technosoft</w:t>
-      </w:r>
-      <w:r>
-        <w:rPr>
-          <w:rFonts w:ascii="Calibri" w:hAnsi="Calibri" w:cs="Calibri"/>
-          <w:sz w:val="22"/>
-          <w:szCs w:val="22"/>
-        </w:rPr>
-        <w:tab/>
-      </w:r>
-    </w:p>
-    <w:p>
-      <w:pPr>
-        <w:pStyle w:val="NoSpacing"/>
-        <w:rPr>
-          <w:rFonts w:ascii="Calibri" w:hAnsi="Calibri" w:cs="Calibri"/>
-          <w:b/>
-          <w:bCs/>
-          <w:sz w:val="22"/>
-          <w:szCs w:val="22"/>
-        </w:rPr>
-      </w:pPr>
-    </w:p>
-    <w:p>
-      <w:pPr>
-        <w:pStyle w:val="NoSpacing"/>
-        <w:rPr>
-          <w:rFonts w:ascii="Calibri" w:hAnsi="Calibri" w:cs="Calibri"/>
-          <w:sz w:val="22"/>
-          <w:szCs w:val="22"/>
-        </w:rPr>
-      </w:pPr>
-      <w:r>
-        <w:rPr>
-          <w:rFonts w:ascii="Calibri" w:hAnsi="Calibri" w:cs="Calibri"/>
-          <w:b/>
-          <w:bCs/>
-          <w:sz w:val="22"/>
-          <w:szCs w:val="22"/>
-        </w:rPr>
-        <w:t>Description:</w:t>
-      </w:r>
-      <w:r>
-        <w:rPr>
-          <w:rFonts w:ascii="Calibri" w:hAnsi="Calibri" w:cs="Calibri"/>
-          <w:sz w:val="22"/>
-          <w:szCs w:val="22"/>
-        </w:rPr>
-        <w:t xml:space="preserve"> Developed an internal workflow automation platform that streamlined business processes and reduced manual intervention. Delivered ReactJS dashboards for real-time process visibility and Java Spring Boot microservices for backend orchestration, user management, and audit logging, improving operational efficiency and system reliability.</w:t>
-      </w:r>
-    </w:p>
-    <w:p>
-      <w:pPr>
-        <w:pStyle w:val="NoSpacing"/>
-        <w:rPr>
-          <w:rFonts w:ascii="Calibri" w:hAnsi="Calibri" w:cs="Calibri"/>
-          <w:sz w:val="22"/>
-          <w:szCs w:val="22"/>
-        </w:rPr>
-      </w:pPr>
-    </w:p>
-    <w:p>
-      <w:pPr>
-        <w:pStyle w:val="NoSpacing"/>
-        <w:rPr>
-          <w:rFonts w:ascii="Calibri" w:hAnsi="Calibri" w:cs="Calibri"/>
-          <w:b/>
-          <w:bCs/>
-          <w:sz w:val="22"/>
-          <w:szCs w:val="22"/>
-        </w:rPr>
-      </w:pPr>
-      <w:r>
-        <w:rPr>
-          <w:rFonts w:ascii="Calibri" w:hAnsi="Calibri" w:cs="Calibri"/>
-          <w:b/>
-          <w:bCs/>
-          <w:sz w:val="22"/>
-          <w:szCs w:val="22"/>
-        </w:rPr>
-        <w:t>Responsibilities:</w:t>
-      </w:r>
-    </w:p>
-    <w:p>
-      <w:pPr>
-        <w:pStyle w:val="NoSpacing"/>
-        <w:numPr>
-          <w:ilvl w:val="0"/>
           <w:numId w:val="5"/>
         </w:numPr>
         <w:rPr>
@@ -3832,6 +4179,7 @@
           <w:sz w:val="22"/>
           <w:szCs w:val="22"/>
         </w:rPr>
+        <w:lastRenderedPageBreak/>
         <w:t>Built ReactJS UI components with reusable hooks and Context API, streamlining front-end logic and improving developer productivity.</w:t>
       </w:r>
     </w:p>
@@ -4030,15 +4378,17 @@
           <w:bCs/>
           <w:sz w:val="22"/>
           <w:szCs w:val="22"/>
-        </w:rPr>
-      </w:pPr>
-      <w:r>
-        <w:rPr>
-          <w:rFonts w:ascii="Calibri" w:hAnsi="Calibri" w:cs="Calibri"/>
-          <w:b/>
-          <w:bCs/>
-          <w:sz w:val="22"/>
-          <w:szCs w:val="22"/>
+          <w:u w:val="single"/>
+        </w:rPr>
+      </w:pPr>
+      <w:r>
+        <w:rPr>
+          <w:rFonts w:ascii="Calibri" w:hAnsi="Calibri" w:cs="Calibri"/>
+          <w:b/>
+          <w:bCs/>
+          <w:sz w:val="22"/>
+          <w:szCs w:val="22"/>
+          <w:u w:val="single"/>
         </w:rPr>
         <w:t>Java Developer</w:t>
       </w:r>
@@ -4049,96 +4399,106 @@
           <w:bCs/>
           <w:sz w:val="22"/>
           <w:szCs w:val="22"/>
-        </w:rPr>
-        <w:tab/>
-      </w:r>
-      <w:r>
-        <w:rPr>
-          <w:rFonts w:ascii="Calibri" w:hAnsi="Calibri" w:cs="Calibri"/>
-          <w:b/>
-          <w:bCs/>
-          <w:sz w:val="22"/>
-          <w:szCs w:val="22"/>
-        </w:rPr>
-        <w:tab/>
-      </w:r>
-      <w:r>
-        <w:rPr>
-          <w:rFonts w:ascii="Calibri" w:hAnsi="Calibri" w:cs="Calibri"/>
-          <w:b/>
-          <w:bCs/>
-          <w:sz w:val="22"/>
-          <w:szCs w:val="22"/>
-        </w:rPr>
-        <w:tab/>
-      </w:r>
-      <w:r>
-        <w:rPr>
-          <w:rFonts w:ascii="Calibri" w:hAnsi="Calibri" w:cs="Calibri"/>
-          <w:b/>
-          <w:bCs/>
-          <w:sz w:val="22"/>
-          <w:szCs w:val="22"/>
-        </w:rPr>
-        <w:tab/>
-      </w:r>
-      <w:r>
-        <w:rPr>
-          <w:rFonts w:ascii="Calibri" w:hAnsi="Calibri" w:cs="Calibri"/>
-          <w:b/>
-          <w:bCs/>
-          <w:sz w:val="22"/>
-          <w:szCs w:val="22"/>
-        </w:rPr>
-        <w:tab/>
-      </w:r>
-      <w:r>
-        <w:rPr>
-          <w:rFonts w:ascii="Calibri" w:hAnsi="Calibri" w:cs="Calibri"/>
-          <w:b/>
-          <w:bCs/>
-          <w:sz w:val="22"/>
-          <w:szCs w:val="22"/>
-        </w:rPr>
-        <w:tab/>
-      </w:r>
-      <w:r>
-        <w:rPr>
-          <w:rFonts w:ascii="Calibri" w:hAnsi="Calibri" w:cs="Calibri"/>
-          <w:b/>
-          <w:bCs/>
-          <w:sz w:val="22"/>
-          <w:szCs w:val="22"/>
-        </w:rPr>
-        <w:tab/>
-      </w:r>
-      <w:r>
-        <w:rPr>
-          <w:rFonts w:ascii="Calibri" w:hAnsi="Calibri" w:cs="Calibri"/>
-          <w:b/>
-          <w:bCs/>
-          <w:sz w:val="22"/>
-          <w:szCs w:val="22"/>
-        </w:rPr>
-        <w:tab/>
-      </w:r>
-      <w:r>
-        <w:rPr>
-          <w:rFonts w:ascii="Calibri" w:hAnsi="Calibri" w:cs="Calibri"/>
-          <w:b/>
-          <w:bCs/>
-          <w:sz w:val="22"/>
-          <w:szCs w:val="22"/>
-        </w:rPr>
-        <w:tab/>
-      </w:r>
-      <w:r>
-        <w:rPr>
-          <w:rFonts w:ascii="Calibri" w:hAnsi="Calibri" w:cs="Calibri"/>
-          <w:b/>
-          <w:bCs/>
-          <w:sz w:val="22"/>
-          <w:szCs w:val="22"/>
+          <w:u w:val="single"/>
+        </w:rPr>
+        <w:tab/>
+      </w:r>
+      <w:r>
+        <w:rPr>
+          <w:rFonts w:ascii="Calibri" w:hAnsi="Calibri" w:cs="Calibri"/>
+          <w:b/>
+          <w:bCs/>
+          <w:sz w:val="22"/>
+          <w:szCs w:val="22"/>
+          <w:u w:val="single"/>
+        </w:rPr>
+        <w:tab/>
+      </w:r>
+      <w:r>
+        <w:rPr>
+          <w:rFonts w:ascii="Calibri" w:hAnsi="Calibri" w:cs="Calibri"/>
+          <w:b/>
+          <w:bCs/>
+          <w:sz w:val="22"/>
+          <w:szCs w:val="22"/>
+          <w:u w:val="single"/>
+        </w:rPr>
+        <w:tab/>
+      </w:r>
+      <w:r>
+        <w:rPr>
+          <w:rFonts w:ascii="Calibri" w:hAnsi="Calibri" w:cs="Calibri"/>
+          <w:b/>
+          <w:bCs/>
+          <w:sz w:val="22"/>
+          <w:szCs w:val="22"/>
+          <w:u w:val="single"/>
+        </w:rPr>
+        <w:tab/>
+      </w:r>
+      <w:r>
+        <w:rPr>
+          <w:rFonts w:ascii="Calibri" w:hAnsi="Calibri" w:cs="Calibri"/>
+          <w:b/>
+          <w:bCs/>
+          <w:sz w:val="22"/>
+          <w:szCs w:val="22"/>
+          <w:u w:val="single"/>
+        </w:rPr>
+        <w:tab/>
+      </w:r>
+      <w:r>
+        <w:rPr>
+          <w:rFonts w:ascii="Calibri" w:hAnsi="Calibri" w:cs="Calibri"/>
+          <w:b/>
+          <w:bCs/>
+          <w:sz w:val="22"/>
+          <w:szCs w:val="22"/>
+          <w:u w:val="single"/>
+        </w:rPr>
+        <w:tab/>
+      </w:r>
+      <w:r>
+        <w:rPr>
+          <w:rFonts w:ascii="Calibri" w:hAnsi="Calibri" w:cs="Calibri"/>
+          <w:b/>
+          <w:bCs/>
+          <w:sz w:val="22"/>
+          <w:szCs w:val="22"/>
+          <w:u w:val="single"/>
+        </w:rPr>
+        <w:tab/>
+      </w:r>
+      <w:r>
+        <w:rPr>
+          <w:rFonts w:ascii="Calibri" w:hAnsi="Calibri" w:cs="Calibri"/>
+          <w:b/>
+          <w:bCs/>
+          <w:sz w:val="22"/>
+          <w:szCs w:val="22"/>
+          <w:u w:val="single"/>
+        </w:rPr>
+        <w:tab/>
+      </w:r>
+      <w:r>
+        <w:rPr>
+          <w:rFonts w:ascii="Calibri" w:hAnsi="Calibri" w:cs="Calibri"/>
+          <w:b/>
+          <w:bCs/>
+          <w:sz w:val="22"/>
+          <w:szCs w:val="22"/>
+          <w:u w:val="single"/>
+        </w:rPr>
+        <w:tab/>
+      </w:r>
+      <w:r>
+        <w:rPr>
+          <w:rFonts w:ascii="Calibri" w:hAnsi="Calibri" w:cs="Calibri"/>
+          <w:b/>
+          <w:bCs/>
+          <w:sz w:val="22"/>
+          <w:szCs w:val="22"/>
+          <w:u w:val="single"/>
         </w:rPr>
         <w:tab/>
         <w:t xml:space="preserve">        </w:t>
@@ -4150,6 +4510,7 @@
           <w:bCs/>
           <w:sz w:val="22"/>
           <w:szCs w:val="22"/>
+          <w:u w:val="single"/>
         </w:rPr>
         <w:t xml:space="preserve">Feb 2017 - Dec 2019 </w:t>
       </w:r>
@@ -4163,15 +4524,17 @@
           <w:bCs/>
           <w:sz w:val="22"/>
           <w:szCs w:val="22"/>
-        </w:rPr>
-      </w:pPr>
-      <w:r>
-        <w:rPr>
-          <w:rFonts w:ascii="Calibri" w:hAnsi="Calibri" w:cs="Calibri"/>
-          <w:b/>
-          <w:bCs/>
-          <w:sz w:val="22"/>
-          <w:szCs w:val="22"/>
+          <w:u w:val="single"/>
+        </w:rPr>
+      </w:pPr>
+      <w:r>
+        <w:rPr>
+          <w:rFonts w:ascii="Calibri" w:hAnsi="Calibri" w:cs="Calibri"/>
+          <w:b/>
+          <w:bCs/>
+          <w:sz w:val="22"/>
+          <w:szCs w:val="22"/>
+          <w:u w:val="single"/>
         </w:rPr>
         <w:t xml:space="preserve">Genesis Infocom Pvt Ltd </w:t>
       </w:r>
@@ -6081,6 +6444,29 @@
       <w:spacing w:after="0" w:line="240" w:lineRule="auto"/>
     </w:pPr>
   </w:style>
+  <w:style w:type="character" w:styleId="Hyperlink">
+    <w:name w:val="Hyperlink"/>
+    <w:basedOn w:val="DefaultParagraphFont"/>
+    <w:uiPriority w:val="99"/>
+    <w:unhideWhenUsed/>
+    <w:rsid w:val="0072511D"/>
+    <w:rPr>
+      <w:color w:val="467886" w:themeColor="hyperlink"/>
+      <w:u w:val="single"/>
+    </w:rPr>
+  </w:style>
+  <w:style w:type="character" w:styleId="UnresolvedMention">
+    <w:name w:val="Unresolved Mention"/>
+    <w:basedOn w:val="DefaultParagraphFont"/>
+    <w:uiPriority w:val="99"/>
+    <w:semiHidden/>
+    <w:unhideWhenUsed/>
+    <w:rsid w:val="0072511D"/>
+    <w:rPr>
+      <w:color w:val="605E5C"/>
+      <w:shd w:val="clear" w:color="auto" w:fill="E1DFDD"/>
+    </w:rPr>
+  </w:style>
 </w:styles>
 </file>
 
